--- a/CRYPT-GRP2/CRYPT算子的性能分析与优化.docx
+++ b/CRYPT-GRP2/CRYPT算子的性能分析与优化.docx
@@ -50,7 +50,7 @@
         <w:ind w:firstLineChars="0" w:firstLine="0"/>
         <w:jc w:val="center"/>
         <w:rPr>
-          <w:rFonts w:ascii="黑体" w:eastAsia="黑体" w:hAnsi="黑体" w:cs="黑体"/>
+          <w:rFonts w:ascii="黑体" w:eastAsia="黑体" w:hAnsi="黑体" w:cs="黑体" w:hint="eastAsia"/>
           <w:sz w:val="44"/>
           <w:szCs w:val="44"/>
         </w:rPr>
@@ -62,7 +62,7 @@
         <w:ind w:firstLineChars="0" w:firstLine="0"/>
         <w:jc w:val="center"/>
         <w:rPr>
-          <w:rFonts w:ascii="黑体" w:eastAsia="黑体" w:hAnsi="黑体" w:cs="黑体"/>
+          <w:rFonts w:ascii="黑体" w:eastAsia="黑体" w:hAnsi="黑体" w:cs="黑体" w:hint="eastAsia"/>
           <w:sz w:val="44"/>
           <w:szCs w:val="44"/>
         </w:rPr>
@@ -177,7 +177,7 @@
         <w:ind w:firstLine="640"/>
         <w:jc w:val="center"/>
         <w:rPr>
-          <w:rFonts w:ascii="宋体" w:hAnsi="宋体"/>
+          <w:rFonts w:ascii="宋体" w:hAnsi="宋体" w:hint="eastAsia"/>
           <w:sz w:val="32"/>
           <w:szCs w:val="32"/>
         </w:rPr>
@@ -185,10 +185,11 @@
     </w:p>
     <w:p>
       <w:pPr>
-        <w:pStyle w:val="Heading2"/>
+        <w:pStyle w:val="2"/>
         <w:spacing w:before="72" w:after="62"/>
-        <w:ind w:firstLineChars="100" w:firstLine="400"/>
-        <w:rPr>
+        <w:ind w:firstLineChars="0" w:firstLine="0"/>
+        <w:rPr>
+          <w:rFonts w:hint="eastAsia"/>
           <w:b/>
           <w:bCs/>
           <w:color w:val="auto"/>
@@ -206,6 +207,7 @@
     <w:tbl>
       <w:tblPr>
         <w:tblW w:w="8824" w:type="dxa"/>
+        <w:tblInd w:w="113" w:type="dxa"/>
         <w:tblBorders>
           <w:top w:val="single" w:sz="4" w:space="0" w:color="auto"/>
           <w:left w:val="single" w:sz="4" w:space="0" w:color="auto"/>
@@ -351,7 +353,18 @@
             <w:pPr>
               <w:spacing w:after="62"/>
               <w:ind w:firstLine="480"/>
-            </w:pPr>
+              <w:rPr>
+                <w:rFonts w:hint="eastAsia"/>
+              </w:rPr>
+            </w:pPr>
+            <w:proofErr w:type="gramStart"/>
+            <w:r>
+              <w:rPr>
+                <w:rFonts w:hint="eastAsia"/>
+              </w:rPr>
+              <w:t>王乐颖</w:t>
+            </w:r>
+            <w:proofErr w:type="gramEnd"/>
           </w:p>
         </w:tc>
         <w:tc>
@@ -365,7 +378,16 @@
             <w:pPr>
               <w:spacing w:after="62"/>
               <w:ind w:firstLineChars="0" w:firstLine="567"/>
-            </w:pPr>
+              <w:rPr>
+                <w:rFonts w:hint="eastAsia"/>
+              </w:rPr>
+            </w:pPr>
+            <w:r>
+              <w:rPr>
+                <w:rFonts w:hint="eastAsia"/>
+              </w:rPr>
+              <w:t>代码编写</w:t>
+            </w:r>
           </w:p>
         </w:tc>
         <w:tc>
@@ -379,7 +401,16 @@
             <w:pPr>
               <w:spacing w:after="62"/>
               <w:ind w:firstLine="480"/>
-            </w:pPr>
+              <w:rPr>
+                <w:rFonts w:hint="eastAsia"/>
+              </w:rPr>
+            </w:pPr>
+            <w:r>
+              <w:rPr>
+                <w:rFonts w:hint="eastAsia"/>
+              </w:rPr>
+              <w:t>25%</w:t>
+            </w:r>
           </w:p>
         </w:tc>
       </w:tr>
@@ -395,7 +426,16 @@
             <w:pPr>
               <w:spacing w:after="62"/>
               <w:ind w:firstLine="480"/>
-            </w:pPr>
+              <w:rPr>
+                <w:rFonts w:hint="eastAsia"/>
+              </w:rPr>
+            </w:pPr>
+            <w:r>
+              <w:rPr>
+                <w:rFonts w:hint="eastAsia"/>
+              </w:rPr>
+              <w:t>刘威龙</w:t>
+            </w:r>
           </w:p>
         </w:tc>
         <w:tc>
@@ -406,7 +446,22 @@
             <w:pPr>
               <w:spacing w:after="62"/>
               <w:ind w:firstLine="480"/>
-            </w:pPr>
+              <w:rPr>
+                <w:rFonts w:hint="eastAsia"/>
+              </w:rPr>
+            </w:pPr>
+            <w:r>
+              <w:rPr>
+                <w:rFonts w:hint="eastAsia"/>
+              </w:rPr>
+              <w:t xml:space="preserve">PPT </w:t>
+            </w:r>
+            <w:r>
+              <w:rPr>
+                <w:rFonts w:hint="eastAsia"/>
+              </w:rPr>
+              <w:t>制作</w:t>
+            </w:r>
           </w:p>
         </w:tc>
         <w:tc>
@@ -417,7 +472,16 @@
             <w:pPr>
               <w:spacing w:after="62"/>
               <w:ind w:firstLine="480"/>
-            </w:pPr>
+              <w:rPr>
+                <w:rFonts w:hint="eastAsia"/>
+              </w:rPr>
+            </w:pPr>
+            <w:r>
+              <w:rPr>
+                <w:rFonts w:hint="eastAsia"/>
+              </w:rPr>
+              <w:t>25%</w:t>
+            </w:r>
           </w:p>
         </w:tc>
       </w:tr>
@@ -431,6 +495,12 @@
               <w:spacing w:after="62"/>
               <w:ind w:firstLine="480"/>
             </w:pPr>
+            <w:r>
+              <w:rPr>
+                <w:rFonts w:hint="eastAsia"/>
+              </w:rPr>
+              <w:t>陈峥天</w:t>
+            </w:r>
           </w:p>
         </w:tc>
         <w:tc>
@@ -442,6 +512,12 @@
               <w:spacing w:after="62"/>
               <w:ind w:firstLine="480"/>
             </w:pPr>
+            <w:r>
+              <w:rPr>
+                <w:rFonts w:hint="eastAsia"/>
+              </w:rPr>
+              <w:t>演讲</w:t>
+            </w:r>
           </w:p>
         </w:tc>
         <w:tc>
@@ -452,7 +528,16 @@
             <w:pPr>
               <w:spacing w:after="62"/>
               <w:ind w:firstLine="480"/>
-            </w:pPr>
+              <w:rPr>
+                <w:rFonts w:hint="eastAsia"/>
+              </w:rPr>
+            </w:pPr>
+            <w:r>
+              <w:rPr>
+                <w:rFonts w:hint="eastAsia"/>
+              </w:rPr>
+              <w:t>25%</w:t>
+            </w:r>
           </w:p>
         </w:tc>
       </w:tr>
@@ -499,7 +584,16 @@
             <w:pPr>
               <w:spacing w:after="62"/>
               <w:ind w:firstLine="480"/>
-            </w:pPr>
+              <w:rPr>
+                <w:rFonts w:hint="eastAsia"/>
+              </w:rPr>
+            </w:pPr>
+            <w:r>
+              <w:rPr>
+                <w:rFonts w:hint="eastAsia"/>
+              </w:rPr>
+              <w:t>25%</w:t>
+            </w:r>
           </w:p>
         </w:tc>
       </w:tr>
@@ -508,6 +602,38 @@
       <w:pPr>
         <w:spacing w:after="62"/>
         <w:ind w:firstLineChars="100" w:firstLine="361"/>
+        <w:rPr>
+          <w:rFonts w:ascii="宋体" w:hAnsi="宋体" w:hint="eastAsia"/>
+          <w:b/>
+          <w:bCs/>
+          <w:sz w:val="36"/>
+          <w:szCs w:val="32"/>
+        </w:rPr>
+      </w:pPr>
+    </w:p>
+    <w:p>
+      <w:pPr>
+        <w:spacing w:after="62"/>
+        <w:ind w:firstLineChars="100" w:firstLine="361"/>
+        <w:rPr>
+          <w:rFonts w:ascii="宋体" w:hAnsi="宋体" w:hint="eastAsia"/>
+          <w:b/>
+          <w:bCs/>
+          <w:sz w:val="36"/>
+          <w:szCs w:val="32"/>
+        </w:rPr>
+      </w:pPr>
+      <w:r>
+        <w:rPr>
+          <w:rFonts w:ascii="宋体" w:hAnsi="宋体" w:hint="eastAsia"/>
+          <w:b/>
+          <w:bCs/>
+          <w:sz w:val="36"/>
+          <w:szCs w:val="32"/>
+        </w:rPr>
+        <w:t>评语</w:t>
+      </w:r>
+      <w:r>
         <w:rPr>
           <w:rFonts w:ascii="宋体" w:hAnsi="宋体"/>
           <w:b/>
@@ -515,12 +641,19 @@
           <w:sz w:val="36"/>
           <w:szCs w:val="32"/>
         </w:rPr>
-      </w:pPr>
-    </w:p>
-    <w:p>
-      <w:pPr>
-        <w:spacing w:after="62"/>
-        <w:ind w:firstLineChars="100" w:firstLine="361"/>
+        <w:t>：</w:t>
+      </w:r>
+      <w:r>
+        <w:rPr>
+          <w:rFonts w:ascii="宋体" w:hAnsi="宋体" w:hint="eastAsia"/>
+          <w:b/>
+          <w:bCs/>
+          <w:sz w:val="36"/>
+          <w:szCs w:val="32"/>
+        </w:rPr>
+        <w:t xml:space="preserve">                        </w:t>
+      </w:r>
+      <w:r>
         <w:rPr>
           <w:rFonts w:ascii="宋体" w:hAnsi="宋体"/>
           <w:b/>
@@ -528,8 +661,13 @@
           <w:sz w:val="36"/>
           <w:szCs w:val="32"/>
         </w:rPr>
-      </w:pPr>
-      <w:r>
+        <w:t xml:space="preserve">     得分：</w:t>
+      </w:r>
+    </w:p>
+    <w:p>
+      <w:pPr>
+        <w:spacing w:after="62"/>
+        <w:ind w:firstLineChars="0" w:firstLine="0"/>
         <w:rPr>
           <w:rFonts w:ascii="宋体" w:hAnsi="宋体" w:hint="eastAsia"/>
           <w:b/>
@@ -537,71 +675,28 @@
           <w:sz w:val="36"/>
           <w:szCs w:val="32"/>
         </w:rPr>
-        <w:t>评语</w:t>
-      </w:r>
-      <w:r>
-        <w:rPr>
-          <w:rFonts w:ascii="宋体" w:hAnsi="宋体"/>
+      </w:pPr>
+    </w:p>
+    <w:p>
+      <w:pPr>
+        <w:spacing w:after="62"/>
+        <w:ind w:firstLineChars="0" w:firstLine="0"/>
+        <w:rPr>
+          <w:rFonts w:ascii="宋体" w:hAnsi="宋体" w:hint="eastAsia"/>
           <w:b/>
           <w:bCs/>
           <w:sz w:val="36"/>
           <w:szCs w:val="32"/>
         </w:rPr>
-        <w:t>：</w:t>
-      </w:r>
-      <w:r>
-        <w:rPr>
-          <w:rFonts w:ascii="宋体" w:hAnsi="宋体" w:hint="eastAsia"/>
-          <w:b/>
-          <w:bCs/>
-          <w:sz w:val="36"/>
-          <w:szCs w:val="32"/>
-        </w:rPr>
-        <w:t xml:space="preserve">                        </w:t>
-      </w:r>
-      <w:r>
-        <w:rPr>
-          <w:rFonts w:ascii="宋体" w:hAnsi="宋体"/>
-          <w:b/>
-          <w:bCs/>
-          <w:sz w:val="36"/>
-          <w:szCs w:val="32"/>
-        </w:rPr>
-        <w:t xml:space="preserve">     得分：</w:t>
-      </w:r>
-    </w:p>
-    <w:p>
-      <w:pPr>
+      </w:pPr>
+    </w:p>
+    <w:p>
+      <w:pPr>
+        <w:pStyle w:val="1"/>
         <w:spacing w:after="62"/>
         <w:ind w:firstLineChars="0" w:firstLine="0"/>
         <w:rPr>
-          <w:rFonts w:ascii="宋体" w:hAnsi="宋体"/>
-          <w:b/>
-          <w:bCs/>
-          <w:sz w:val="36"/>
-          <w:szCs w:val="32"/>
-        </w:rPr>
-      </w:pPr>
-    </w:p>
-    <w:p>
-      <w:pPr>
-        <w:spacing w:after="62"/>
-        <w:ind w:firstLineChars="0" w:firstLine="0"/>
-        <w:rPr>
-          <w:rFonts w:ascii="宋体" w:hAnsi="宋体"/>
-          <w:b/>
-          <w:bCs/>
-          <w:sz w:val="36"/>
-          <w:szCs w:val="32"/>
-        </w:rPr>
-      </w:pPr>
-    </w:p>
-    <w:p>
-      <w:pPr>
-        <w:pStyle w:val="Heading1"/>
-        <w:spacing w:after="62"/>
-        <w:ind w:firstLineChars="0" w:firstLine="0"/>
-        <w:rPr>
+          <w:rFonts w:hint="eastAsia"/>
           <w:color w:val="auto"/>
           <w:sz w:val="44"/>
           <w:szCs w:val="44"/>
@@ -616,7 +711,7 @@
     </w:p>
     <w:p>
       <w:pPr>
-        <w:pStyle w:val="Heading2"/>
+        <w:pStyle w:val="2"/>
         <w:numPr>
           <w:ilvl w:val="0"/>
           <w:numId w:val="2"/>
@@ -627,15 +722,15 @@
         <w:spacing w:before="72" w:after="62"/>
         <w:ind w:firstLine="800"/>
         <w:rPr>
+          <w:rFonts w:ascii="宋体" w:eastAsia="宋体" w:hAnsi="宋体" w:hint="eastAsia"/>
+          <w:color w:val="auto"/>
+        </w:rPr>
+      </w:pPr>
+      <w:r>
+        <w:rPr>
           <w:rFonts w:ascii="宋体" w:eastAsia="宋体" w:hAnsi="宋体"/>
           <w:color w:val="auto"/>
         </w:rPr>
-      </w:pPr>
-      <w:r>
-        <w:rPr>
-          <w:rFonts w:ascii="宋体" w:eastAsia="宋体" w:hAnsi="宋体"/>
-          <w:color w:val="auto"/>
-        </w:rPr>
         <w:lastRenderedPageBreak/>
         <w:t>基准程序</w:t>
       </w:r>
@@ -645,14 +740,29 @@
         <w:spacing w:after="62"/>
         <w:ind w:firstLineChars="0" w:firstLine="0"/>
         <w:rPr>
+          <w:rFonts w:ascii="宋体" w:hAnsi="宋体" w:hint="eastAsia"/>
+        </w:rPr>
+      </w:pPr>
+      <w:r>
+        <w:rPr>
           <w:rFonts w:ascii="宋体" w:hAnsi="宋体"/>
         </w:rPr>
+        <w:t>基准程序实现了一个完整的CRYPT操作符，用于数据的加密、解密和完整性验证。CRYPT操作符采用AEAD（带附加数据的认证加密），将加密和完整性检查合并为单一操作。</w:t>
+      </w:r>
+    </w:p>
+    <w:p>
+      <w:pPr>
+        <w:spacing w:after="62"/>
+        <w:ind w:firstLineChars="0" w:firstLine="0"/>
+        <w:rPr>
+          <w:rFonts w:ascii="宋体" w:hAnsi="宋体" w:hint="eastAsia"/>
+        </w:rPr>
       </w:pPr>
       <w:r>
         <w:rPr>
           <w:rFonts w:ascii="宋体" w:hAnsi="宋体"/>
         </w:rPr>
-        <w:t>基准程序实现了一个完整的CRYPT操作符，用于数据的加密、解密和完整性验证。CRYPT操作符采用AEAD（带附加数据的认证加密），将加密和完整性检查合并为单一操作。</w:t>
+        <w:t>基准程序运行在基于ARMv8架构的Orange Pi Kunpeng Pro开发板上，使用openEuler操作系统、gcc编译器和CMake构建系统。本项目为手写实现，不依赖任何第三方加密库（如OpenSSL）。所有密码学原语（AES-256-GCM和ChaCha20-Poly1305）均从零实现，使用C++98标准。</w:t>
       </w:r>
     </w:p>
     <w:p>
@@ -660,78 +770,7 @@
         <w:spacing w:after="62"/>
         <w:ind w:firstLineChars="0" w:firstLine="0"/>
         <w:rPr>
-          <w:rFonts w:ascii="宋体" w:hAnsi="宋体"/>
-        </w:rPr>
-      </w:pPr>
-      <w:r>
-        <w:rPr>
-          <w:rFonts w:ascii="宋体" w:hAnsi="宋体"/>
-        </w:rPr>
-        <w:t xml:space="preserve">基准程序运行在基于ARMv8架构的Orange Pi </w:t>
-      </w:r>
-      <w:proofErr w:type="spellStart"/>
-      <w:r>
-        <w:rPr>
-          <w:rFonts w:ascii="宋体" w:hAnsi="宋体"/>
-        </w:rPr>
-        <w:t>Kunpeng</w:t>
-      </w:r>
-      <w:proofErr w:type="spellEnd"/>
-      <w:r>
-        <w:rPr>
-          <w:rFonts w:ascii="宋体" w:hAnsi="宋体"/>
-        </w:rPr>
-        <w:t xml:space="preserve"> Pro开发板上，使用</w:t>
-      </w:r>
-      <w:proofErr w:type="spellStart"/>
-      <w:r>
-        <w:rPr>
-          <w:rFonts w:ascii="宋体" w:hAnsi="宋体"/>
-        </w:rPr>
-        <w:t>openEuler</w:t>
-      </w:r>
-      <w:proofErr w:type="spellEnd"/>
-      <w:r>
-        <w:rPr>
-          <w:rFonts w:ascii="宋体" w:hAnsi="宋体"/>
-        </w:rPr>
-        <w:t>操作系统、</w:t>
-      </w:r>
-      <w:proofErr w:type="spellStart"/>
-      <w:r>
-        <w:rPr>
-          <w:rFonts w:ascii="宋体" w:hAnsi="宋体"/>
-        </w:rPr>
-        <w:t>gcc</w:t>
-      </w:r>
-      <w:proofErr w:type="spellEnd"/>
-      <w:r>
-        <w:rPr>
-          <w:rFonts w:ascii="宋体" w:hAnsi="宋体"/>
-        </w:rPr>
-        <w:t>编译器和</w:t>
-      </w:r>
-      <w:proofErr w:type="spellStart"/>
-      <w:r>
-        <w:rPr>
-          <w:rFonts w:ascii="宋体" w:hAnsi="宋体"/>
-        </w:rPr>
-        <w:t>CMake</w:t>
-      </w:r>
-      <w:proofErr w:type="spellEnd"/>
-      <w:r>
-        <w:rPr>
-          <w:rFonts w:ascii="宋体" w:hAnsi="宋体"/>
-        </w:rPr>
-        <w:t>构建系统。本项目为手写实现，不依赖任何第三方加密库（如OpenSSL）。所有密码学原语（AES-256-GCM和ChaCha20-Poly1305）均从零实现，使用C++98标准。</w:t>
-      </w:r>
-    </w:p>
-    <w:p>
-      <w:pPr>
-        <w:spacing w:after="62"/>
-        <w:ind w:firstLineChars="0" w:firstLine="0"/>
-        <w:rPr>
-          <w:rFonts w:ascii="宋体" w:hAnsi="宋体"/>
+          <w:rFonts w:ascii="宋体" w:hAnsi="宋体" w:hint="eastAsia"/>
         </w:rPr>
       </w:pPr>
       <w:r>
@@ -743,7 +782,7 @@
     </w:p>
     <w:tbl>
       <w:tblPr>
-        <w:tblStyle w:val="TableGrid"/>
+        <w:tblStyle w:val="af5"/>
         <w:tblW w:w="8784" w:type="dxa"/>
         <w:tblLook w:val="04A0" w:firstRow="1" w:lastRow="0" w:firstColumn="1" w:lastColumn="0" w:noHBand="0" w:noVBand="1"/>
       </w:tblPr>
@@ -762,7 +801,7 @@
               <w:spacing w:after="62"/>
               <w:ind w:firstLineChars="0" w:firstLine="0"/>
               <w:rPr>
-                <w:rFonts w:ascii="宋体" w:hAnsi="宋体"/>
+                <w:rFonts w:ascii="宋体" w:hAnsi="宋体" w:hint="eastAsia"/>
               </w:rPr>
             </w:pPr>
             <w:r>
@@ -782,7 +821,7 @@
               <w:spacing w:after="62"/>
               <w:ind w:firstLineChars="0" w:firstLine="0"/>
               <w:rPr>
-                <w:rFonts w:ascii="宋体" w:hAnsi="宋体"/>
+                <w:rFonts w:ascii="宋体" w:hAnsi="宋体" w:hint="eastAsia"/>
               </w:rPr>
             </w:pPr>
             <w:r>
@@ -802,7 +841,7 @@
               <w:spacing w:after="62"/>
               <w:ind w:firstLineChars="0" w:firstLine="0"/>
               <w:rPr>
-                <w:rFonts w:ascii="宋体" w:hAnsi="宋体"/>
+                <w:rFonts w:ascii="宋体" w:hAnsi="宋体" w:hint="eastAsia"/>
               </w:rPr>
             </w:pPr>
             <w:r>
@@ -824,22 +863,14 @@
               <w:spacing w:after="62"/>
               <w:ind w:firstLineChars="0" w:firstLine="0"/>
               <w:rPr>
-                <w:rFonts w:ascii="宋体" w:hAnsi="宋体"/>
-              </w:rPr>
-            </w:pPr>
-            <w:proofErr w:type="spellStart"/>
-            <w:r>
-              <w:rPr>
-                <w:rFonts w:ascii="宋体" w:hAnsi="宋体" w:hint="eastAsia"/>
-              </w:rPr>
-              <w:t>aes_freertos_iopointer</w:t>
-            </w:r>
-            <w:proofErr w:type="spellEnd"/>
-            <w:r>
-              <w:rPr>
-                <w:rFonts w:ascii="宋体" w:hAnsi="宋体" w:hint="eastAsia"/>
-              </w:rPr>
-              <w:t>(scale, input, output)</w:t>
+                <w:rFonts w:ascii="宋体" w:hAnsi="宋体" w:hint="eastAsia"/>
+              </w:rPr>
+            </w:pPr>
+            <w:r>
+              <w:rPr>
+                <w:rFonts w:ascii="宋体" w:hAnsi="宋体" w:hint="eastAsia"/>
+              </w:rPr>
+              <w:t>aes_freertos_iopointer(scale, input, output)</w:t>
             </w:r>
           </w:p>
         </w:tc>
@@ -852,7 +883,7 @@
               <w:spacing w:after="62"/>
               <w:ind w:firstLineChars="0" w:firstLine="0"/>
               <w:rPr>
-                <w:rFonts w:ascii="宋体" w:hAnsi="宋体"/>
+                <w:rFonts w:ascii="宋体" w:hAnsi="宋体" w:hint="eastAsia"/>
               </w:rPr>
             </w:pPr>
             <w:r>
@@ -872,7 +903,7 @@
               <w:spacing w:after="62"/>
               <w:ind w:firstLineChars="0" w:firstLine="0"/>
               <w:rPr>
-                <w:rFonts w:ascii="宋体" w:hAnsi="宋体"/>
+                <w:rFonts w:ascii="宋体" w:hAnsi="宋体" w:hint="eastAsia"/>
               </w:rPr>
             </w:pPr>
             <w:r>
@@ -894,22 +925,14 @@
               <w:spacing w:after="62"/>
               <w:ind w:firstLineChars="0" w:firstLine="0"/>
               <w:rPr>
-                <w:rFonts w:ascii="宋体" w:hAnsi="宋体"/>
-              </w:rPr>
-            </w:pPr>
-            <w:proofErr w:type="spellStart"/>
-            <w:r>
-              <w:rPr>
-                <w:rFonts w:ascii="宋体" w:hAnsi="宋体" w:hint="eastAsia"/>
-              </w:rPr>
-              <w:t>aes_freertos_ioself_profiling</w:t>
-            </w:r>
-            <w:proofErr w:type="spellEnd"/>
-            <w:r>
-              <w:rPr>
-                <w:rFonts w:ascii="宋体" w:hAnsi="宋体" w:hint="eastAsia"/>
-              </w:rPr>
-              <w:t>(scale)</w:t>
+                <w:rFonts w:ascii="宋体" w:hAnsi="宋体" w:hint="eastAsia"/>
+              </w:rPr>
+            </w:pPr>
+            <w:r>
+              <w:rPr>
+                <w:rFonts w:ascii="宋体" w:hAnsi="宋体" w:hint="eastAsia"/>
+              </w:rPr>
+              <w:t>aes_freertos_ioself_profiling(scale)</w:t>
             </w:r>
           </w:p>
         </w:tc>
@@ -922,7 +945,7 @@
               <w:spacing w:after="62"/>
               <w:ind w:firstLineChars="0" w:firstLine="0"/>
               <w:rPr>
-                <w:rFonts w:ascii="宋体" w:hAnsi="宋体"/>
+                <w:rFonts w:ascii="宋体" w:hAnsi="宋体" w:hint="eastAsia"/>
               </w:rPr>
             </w:pPr>
             <w:r>
@@ -942,7 +965,7 @@
               <w:spacing w:after="62"/>
               <w:ind w:firstLineChars="0" w:firstLine="0"/>
               <w:rPr>
-                <w:rFonts w:ascii="宋体" w:hAnsi="宋体"/>
+                <w:rFonts w:ascii="宋体" w:hAnsi="宋体" w:hint="eastAsia"/>
               </w:rPr>
             </w:pPr>
             <w:r>
@@ -964,22 +987,14 @@
               <w:spacing w:after="62"/>
               <w:ind w:firstLineChars="0" w:firstLine="0"/>
               <w:rPr>
-                <w:rFonts w:ascii="宋体" w:hAnsi="宋体"/>
-              </w:rPr>
-            </w:pPr>
-            <w:proofErr w:type="spellStart"/>
-            <w:r>
-              <w:rPr>
-                <w:rFonts w:ascii="宋体" w:hAnsi="宋体" w:hint="eastAsia"/>
-              </w:rPr>
-              <w:t>aes_freertos_ioself</w:t>
-            </w:r>
-            <w:proofErr w:type="spellEnd"/>
-            <w:r>
-              <w:rPr>
-                <w:rFonts w:ascii="宋体" w:hAnsi="宋体" w:hint="eastAsia"/>
-              </w:rPr>
-              <w:t>(scale)</w:t>
+                <w:rFonts w:ascii="宋体" w:hAnsi="宋体" w:hint="eastAsia"/>
+              </w:rPr>
+            </w:pPr>
+            <w:r>
+              <w:rPr>
+                <w:rFonts w:ascii="宋体" w:hAnsi="宋体" w:hint="eastAsia"/>
+              </w:rPr>
+              <w:t>aes_freertos_ioself(scale)</w:t>
             </w:r>
           </w:p>
         </w:tc>
@@ -992,7 +1007,7 @@
               <w:spacing w:after="62"/>
               <w:ind w:firstLineChars="0" w:firstLine="0"/>
               <w:rPr>
-                <w:rFonts w:ascii="宋体" w:hAnsi="宋体"/>
+                <w:rFonts w:ascii="宋体" w:hAnsi="宋体" w:hint="eastAsia"/>
               </w:rPr>
             </w:pPr>
             <w:r>
@@ -1012,7 +1027,7 @@
               <w:spacing w:after="62"/>
               <w:ind w:firstLineChars="0" w:firstLine="0"/>
               <w:rPr>
-                <w:rFonts w:ascii="宋体" w:hAnsi="宋体"/>
+                <w:rFonts w:ascii="宋体" w:hAnsi="宋体" w:hint="eastAsia"/>
               </w:rPr>
             </w:pPr>
             <w:r>
@@ -1030,7 +1045,7 @@
         <w:spacing w:after="62"/>
         <w:ind w:firstLineChars="0" w:firstLine="0"/>
         <w:rPr>
-          <w:rFonts w:ascii="宋体" w:hAnsi="宋体"/>
+          <w:rFonts w:ascii="宋体" w:hAnsi="宋体" w:hint="eastAsia"/>
         </w:rPr>
       </w:pPr>
       <w:r>
@@ -1045,28 +1060,14 @@
         <w:spacing w:after="62"/>
         <w:ind w:firstLineChars="0" w:firstLine="0"/>
         <w:rPr>
-          <w:rFonts w:ascii="宋体" w:hAnsi="宋体"/>
-        </w:rPr>
-      </w:pPr>
-      <w:r>
-        <w:rPr>
-          <w:rFonts w:ascii="宋体" w:hAnsi="宋体" w:hint="eastAsia"/>
-        </w:rPr>
-        <w:t xml:space="preserve">定时系统使用 </w:t>
-      </w:r>
-      <w:proofErr w:type="spellStart"/>
-      <w:r>
-        <w:rPr>
-          <w:rFonts w:ascii="宋体" w:hAnsi="宋体" w:hint="eastAsia"/>
-        </w:rPr>
-        <w:t>clock_gettime</w:t>
-      </w:r>
-      <w:proofErr w:type="spellEnd"/>
-      <w:r>
-        <w:rPr>
-          <w:rFonts w:ascii="宋体" w:hAnsi="宋体" w:hint="eastAsia"/>
-        </w:rPr>
-        <w:t xml:space="preserve"> 并结合 CLOCK_MONOTONIC，可提供纳秒级精度，并且不受系统时间调整的影响。采样方法包括 3 次预热迭代，随后进行 30 次正式采样，针对每种配置计算平均毫秒数、最小毫秒数和最大毫秒数。</w:t>
+          <w:rFonts w:ascii="宋体" w:hAnsi="宋体" w:hint="eastAsia"/>
+        </w:rPr>
+      </w:pPr>
+      <w:r>
+        <w:rPr>
+          <w:rFonts w:ascii="宋体" w:hAnsi="宋体" w:hint="eastAsia"/>
+        </w:rPr>
+        <w:t>定时系统使用 clock_gettime 并结合 CLOCK_MONOTONIC，可提供纳秒级精度，并且不受系统时间调整的影响。采样方法包括 3 次预热迭代，随后进行 30 次正式采样，针对每种配置计算平均毫秒数、最小毫秒数和最大毫秒数。</w:t>
       </w:r>
     </w:p>
     <w:p>
@@ -1089,7 +1090,7 @@
         <w:spacing w:after="62"/>
         <w:ind w:firstLineChars="0" w:firstLine="0"/>
         <w:rPr>
-          <w:rFonts w:ascii="宋体" w:hAnsi="宋体"/>
+          <w:rFonts w:ascii="宋体" w:hAnsi="宋体" w:hint="eastAsia"/>
         </w:rPr>
       </w:pPr>
       <w:r>
@@ -1101,7 +1102,7 @@
     </w:p>
     <w:p>
       <w:pPr>
-        <w:pStyle w:val="ListParagraph"/>
+        <w:pStyle w:val="a9"/>
         <w:numPr>
           <w:ilvl w:val="0"/>
           <w:numId w:val="3"/>
@@ -1109,7 +1110,7 @@
         <w:spacing w:after="62"/>
         <w:ind w:firstLineChars="0"/>
         <w:rPr>
-          <w:rFonts w:ascii="宋体" w:hAnsi="宋体"/>
+          <w:rFonts w:ascii="宋体" w:hAnsi="宋体" w:hint="eastAsia"/>
         </w:rPr>
       </w:pPr>
       <w:r>
@@ -1121,7 +1122,7 @@
     </w:p>
     <w:p>
       <w:pPr>
-        <w:pStyle w:val="ListParagraph"/>
+        <w:pStyle w:val="a9"/>
         <w:numPr>
           <w:ilvl w:val="0"/>
           <w:numId w:val="3"/>
@@ -1129,7 +1130,7 @@
         <w:spacing w:after="62"/>
         <w:ind w:firstLineChars="0"/>
         <w:rPr>
-          <w:rFonts w:ascii="宋体" w:hAnsi="宋体"/>
+          <w:rFonts w:ascii="宋体" w:hAnsi="宋体" w:hint="eastAsia"/>
         </w:rPr>
       </w:pPr>
       <w:r>
@@ -1141,7 +1142,7 @@
     </w:p>
     <w:p>
       <w:pPr>
-        <w:pStyle w:val="ListParagraph"/>
+        <w:pStyle w:val="a9"/>
         <w:numPr>
           <w:ilvl w:val="0"/>
           <w:numId w:val="3"/>
@@ -1149,10 +1150,9 @@
         <w:spacing w:after="62"/>
         <w:ind w:firstLineChars="0"/>
         <w:rPr>
-          <w:rFonts w:ascii="宋体" w:hAnsi="宋体"/>
-        </w:rPr>
-      </w:pPr>
-      <w:proofErr w:type="spellStart"/>
+          <w:rFonts w:ascii="宋体" w:hAnsi="宋体" w:hint="eastAsia"/>
+        </w:rPr>
+      </w:pPr>
       <w:r>
         <w:rPr>
           <w:rFonts w:ascii="宋体" w:hAnsi="宋体" w:hint="eastAsia"/>
@@ -1163,19 +1163,12 @@
         <w:rPr>
           <w:rFonts w:ascii="宋体" w:hAnsi="宋体" w:hint="eastAsia"/>
         </w:rPr>
-        <w:t>penEuler</w:t>
-      </w:r>
-      <w:proofErr w:type="spellEnd"/>
-      <w:r>
-        <w:rPr>
-          <w:rFonts w:ascii="宋体" w:hAnsi="宋体" w:hint="eastAsia"/>
-        </w:rPr>
-        <w:t xml:space="preserve"> 是操作系统。</w:t>
-      </w:r>
-    </w:p>
-    <w:p>
-      <w:pPr>
-        <w:pStyle w:val="ListParagraph"/>
+        <w:t>penEuler 是操作系统。</w:t>
+      </w:r>
+    </w:p>
+    <w:p>
+      <w:pPr>
+        <w:pStyle w:val="a9"/>
         <w:numPr>
           <w:ilvl w:val="0"/>
           <w:numId w:val="3"/>
@@ -1183,27 +1176,19 @@
         <w:spacing w:after="62"/>
         <w:ind w:firstLineChars="0"/>
         <w:rPr>
-          <w:rFonts w:ascii="宋体" w:hAnsi="宋体"/>
-        </w:rPr>
-      </w:pPr>
-      <w:r>
-        <w:rPr>
-          <w:rFonts w:ascii="宋体" w:hAnsi="宋体" w:hint="eastAsia"/>
-        </w:rPr>
-        <w:t>编译器：</w:t>
-      </w:r>
-      <w:proofErr w:type="spellStart"/>
-      <w:r>
-        <w:rPr>
-          <w:rFonts w:ascii="宋体" w:hAnsi="宋体" w:hint="eastAsia"/>
-        </w:rPr>
-        <w:t>gcc</w:t>
-      </w:r>
-      <w:proofErr w:type="spellEnd"/>
-    </w:p>
-    <w:p>
-      <w:pPr>
-        <w:pStyle w:val="ListParagraph"/>
+          <w:rFonts w:ascii="宋体" w:hAnsi="宋体" w:hint="eastAsia"/>
+        </w:rPr>
+      </w:pPr>
+      <w:r>
+        <w:rPr>
+          <w:rFonts w:ascii="宋体" w:hAnsi="宋体" w:hint="eastAsia"/>
+        </w:rPr>
+        <w:t>编译器：gcc</w:t>
+      </w:r>
+    </w:p>
+    <w:p>
+      <w:pPr>
+        <w:pStyle w:val="a9"/>
         <w:numPr>
           <w:ilvl w:val="0"/>
           <w:numId w:val="3"/>
@@ -1211,30 +1196,28 @@
         <w:spacing w:after="62"/>
         <w:ind w:firstLineChars="0"/>
         <w:rPr>
+          <w:rFonts w:ascii="宋体" w:hAnsi="宋体" w:hint="eastAsia"/>
+        </w:rPr>
+      </w:pPr>
+      <w:r>
+        <w:rPr>
           <w:rFonts w:ascii="宋体" w:hAnsi="宋体"/>
         </w:rPr>
-      </w:pPr>
-      <w:proofErr w:type="spellStart"/>
+        <w:t>C</w:t>
+      </w:r>
       <w:r>
         <w:rPr>
           <w:rFonts w:ascii="宋体" w:hAnsi="宋体"/>
         </w:rPr>
-        <w:t>C</w:t>
-      </w:r>
-      <w:r>
-        <w:rPr>
-          <w:rFonts w:ascii="宋体" w:hAnsi="宋体"/>
-        </w:rPr>
         <w:t>Make</w:t>
       </w:r>
-      <w:proofErr w:type="spellEnd"/>
     </w:p>
     <w:p>
       <w:pPr>
         <w:spacing w:after="62"/>
         <w:ind w:firstLineChars="0" w:firstLine="0"/>
         <w:rPr>
-          <w:rFonts w:ascii="宋体" w:hAnsi="宋体"/>
+          <w:rFonts w:ascii="宋体" w:hAnsi="宋体" w:hint="eastAsia"/>
         </w:rPr>
       </w:pPr>
     </w:p>
@@ -1243,7 +1226,7 @@
         <w:spacing w:after="62"/>
         <w:ind w:firstLineChars="0" w:firstLine="0"/>
         <w:rPr>
-          <w:rFonts w:ascii="宋体" w:hAnsi="宋体"/>
+          <w:rFonts w:ascii="宋体" w:hAnsi="宋体" w:hint="eastAsia"/>
         </w:rPr>
       </w:pPr>
       <w:r>
@@ -1255,7 +1238,7 @@
     </w:p>
     <w:tbl>
       <w:tblPr>
-        <w:tblStyle w:val="TableGrid"/>
+        <w:tblStyle w:val="af5"/>
         <w:tblW w:w="0" w:type="auto"/>
         <w:tblLook w:val="04A0" w:firstRow="1" w:lastRow="0" w:firstColumn="1" w:lastColumn="0" w:noHBand="0" w:noVBand="1"/>
       </w:tblPr>
@@ -1274,7 +1257,7 @@
               <w:spacing w:after="62"/>
               <w:ind w:firstLineChars="0" w:firstLine="0"/>
               <w:rPr>
-                <w:rFonts w:ascii="宋体" w:hAnsi="宋体"/>
+                <w:rFonts w:ascii="宋体" w:hAnsi="宋体" w:hint="eastAsia"/>
               </w:rPr>
             </w:pPr>
             <w:r>
@@ -1294,7 +1277,7 @@
               <w:spacing w:after="62"/>
               <w:ind w:firstLineChars="0" w:firstLine="0"/>
               <w:rPr>
-                <w:rFonts w:ascii="宋体" w:hAnsi="宋体"/>
+                <w:rFonts w:ascii="宋体" w:hAnsi="宋体" w:hint="eastAsia"/>
               </w:rPr>
             </w:pPr>
             <w:r>
@@ -1314,7 +1297,7 @@
               <w:spacing w:after="62"/>
               <w:ind w:firstLineChars="0" w:firstLine="0"/>
               <w:rPr>
-                <w:rFonts w:ascii="宋体" w:hAnsi="宋体"/>
+                <w:rFonts w:ascii="宋体" w:hAnsi="宋体" w:hint="eastAsia"/>
               </w:rPr>
             </w:pPr>
             <w:r>
@@ -1336,7 +1319,7 @@
               <w:spacing w:after="62"/>
               <w:ind w:firstLineChars="0" w:firstLine="0"/>
               <w:rPr>
-                <w:rFonts w:ascii="宋体" w:hAnsi="宋体"/>
+                <w:rFonts w:ascii="宋体" w:hAnsi="宋体" w:hint="eastAsia"/>
               </w:rPr>
             </w:pPr>
             <w:r>
@@ -1357,7 +1340,7 @@
               <w:spacing w:after="62"/>
               <w:ind w:firstLineChars="0" w:firstLine="0"/>
               <w:rPr>
-                <w:rFonts w:ascii="宋体" w:hAnsi="宋体"/>
+                <w:rFonts w:ascii="宋体" w:hAnsi="宋体" w:hint="eastAsia"/>
               </w:rPr>
             </w:pPr>
             <w:r>
@@ -1377,7 +1360,7 @@
               <w:spacing w:after="62"/>
               <w:ind w:firstLineChars="0" w:firstLine="0"/>
               <w:rPr>
-                <w:rFonts w:ascii="宋体" w:hAnsi="宋体"/>
+                <w:rFonts w:ascii="宋体" w:hAnsi="宋体" w:hint="eastAsia"/>
               </w:rPr>
             </w:pPr>
             <w:r>
@@ -1399,7 +1382,7 @@
               <w:spacing w:after="62"/>
               <w:ind w:firstLineChars="0" w:firstLine="0"/>
               <w:rPr>
-                <w:rFonts w:ascii="宋体" w:hAnsi="宋体"/>
+                <w:rFonts w:ascii="宋体" w:hAnsi="宋体" w:hint="eastAsia"/>
               </w:rPr>
             </w:pPr>
             <w:r>
@@ -1419,7 +1402,7 @@
               <w:spacing w:after="62"/>
               <w:ind w:firstLineChars="0" w:firstLine="0"/>
               <w:rPr>
-                <w:rFonts w:ascii="宋体" w:hAnsi="宋体"/>
+                <w:rFonts w:ascii="宋体" w:hAnsi="宋体" w:hint="eastAsia"/>
               </w:rPr>
             </w:pPr>
             <w:r>
@@ -1439,7 +1422,7 @@
               <w:spacing w:after="62"/>
               <w:ind w:firstLineChars="0" w:firstLine="0"/>
               <w:rPr>
-                <w:rFonts w:ascii="宋体" w:hAnsi="宋体"/>
+                <w:rFonts w:ascii="宋体" w:hAnsi="宋体" w:hint="eastAsia"/>
               </w:rPr>
             </w:pPr>
             <w:r>
@@ -1461,7 +1444,7 @@
               <w:spacing w:after="62"/>
               <w:ind w:firstLineChars="0" w:firstLine="0"/>
               <w:rPr>
-                <w:rFonts w:ascii="宋体" w:hAnsi="宋体"/>
+                <w:rFonts w:ascii="宋体" w:hAnsi="宋体" w:hint="eastAsia"/>
               </w:rPr>
             </w:pPr>
             <w:r>
@@ -1481,7 +1464,7 @@
               <w:spacing w:after="62"/>
               <w:ind w:firstLineChars="0" w:firstLine="0"/>
               <w:rPr>
-                <w:rFonts w:ascii="宋体" w:hAnsi="宋体"/>
+                <w:rFonts w:ascii="宋体" w:hAnsi="宋体" w:hint="eastAsia"/>
               </w:rPr>
             </w:pPr>
             <w:r>
@@ -1501,7 +1484,7 @@
               <w:spacing w:after="62"/>
               <w:ind w:firstLineChars="0" w:firstLine="0"/>
               <w:rPr>
-                <w:rFonts w:ascii="宋体" w:hAnsi="宋体"/>
+                <w:rFonts w:ascii="宋体" w:hAnsi="宋体" w:hint="eastAsia"/>
               </w:rPr>
             </w:pPr>
             <w:r>
@@ -1523,7 +1506,7 @@
               <w:spacing w:after="62"/>
               <w:ind w:firstLineChars="0" w:firstLine="0"/>
               <w:rPr>
-                <w:rFonts w:ascii="宋体" w:hAnsi="宋体"/>
+                <w:rFonts w:ascii="宋体" w:hAnsi="宋体" w:hint="eastAsia"/>
               </w:rPr>
             </w:pPr>
             <w:r>
@@ -1543,7 +1526,7 @@
               <w:spacing w:after="62"/>
               <w:ind w:firstLineChars="0" w:firstLine="0"/>
               <w:rPr>
-                <w:rFonts w:ascii="宋体" w:hAnsi="宋体"/>
+                <w:rFonts w:ascii="宋体" w:hAnsi="宋体" w:hint="eastAsia"/>
               </w:rPr>
             </w:pPr>
             <w:r>
@@ -1563,7 +1546,7 @@
               <w:spacing w:after="62"/>
               <w:ind w:firstLineChars="0" w:firstLine="0"/>
               <w:rPr>
-                <w:rFonts w:ascii="宋体" w:hAnsi="宋体"/>
+                <w:rFonts w:ascii="宋体" w:hAnsi="宋体" w:hint="eastAsia"/>
               </w:rPr>
             </w:pPr>
             <w:r>
@@ -1585,7 +1568,7 @@
               <w:spacing w:after="62"/>
               <w:ind w:firstLineChars="0" w:firstLine="0"/>
               <w:rPr>
-                <w:rFonts w:ascii="宋体" w:hAnsi="宋体"/>
+                <w:rFonts w:ascii="宋体" w:hAnsi="宋体" w:hint="eastAsia"/>
               </w:rPr>
             </w:pPr>
             <w:r>
@@ -1605,7 +1588,7 @@
               <w:spacing w:after="62"/>
               <w:ind w:firstLineChars="0" w:firstLine="0"/>
               <w:rPr>
-                <w:rFonts w:ascii="宋体" w:hAnsi="宋体"/>
+                <w:rFonts w:ascii="宋体" w:hAnsi="宋体" w:hint="eastAsia"/>
               </w:rPr>
             </w:pPr>
             <w:r>
@@ -1625,7 +1608,7 @@
               <w:spacing w:after="62"/>
               <w:ind w:firstLineChars="0" w:firstLine="0"/>
               <w:rPr>
-                <w:rFonts w:ascii="宋体" w:hAnsi="宋体"/>
+                <w:rFonts w:ascii="宋体" w:hAnsi="宋体" w:hint="eastAsia"/>
               </w:rPr>
             </w:pPr>
             <w:r>
@@ -1647,7 +1630,7 @@
               <w:spacing w:after="62"/>
               <w:ind w:firstLineChars="0" w:firstLine="0"/>
               <w:rPr>
-                <w:rFonts w:ascii="宋体" w:hAnsi="宋体"/>
+                <w:rFonts w:ascii="宋体" w:hAnsi="宋体" w:hint="eastAsia"/>
               </w:rPr>
             </w:pPr>
             <w:r>
@@ -1667,7 +1650,7 @@
               <w:spacing w:after="62"/>
               <w:ind w:firstLineChars="0" w:firstLine="0"/>
               <w:rPr>
-                <w:rFonts w:ascii="宋体" w:hAnsi="宋体"/>
+                <w:rFonts w:ascii="宋体" w:hAnsi="宋体" w:hint="eastAsia"/>
               </w:rPr>
             </w:pPr>
             <w:r>
@@ -1687,7 +1670,7 @@
               <w:spacing w:after="62"/>
               <w:ind w:firstLineChars="0" w:firstLine="0"/>
               <w:rPr>
-                <w:rFonts w:ascii="宋体" w:hAnsi="宋体"/>
+                <w:rFonts w:ascii="宋体" w:hAnsi="宋体" w:hint="eastAsia"/>
               </w:rPr>
             </w:pPr>
             <w:r>
@@ -1709,7 +1692,7 @@
               <w:spacing w:after="62"/>
               <w:ind w:firstLineChars="0" w:firstLine="0"/>
               <w:rPr>
-                <w:rFonts w:ascii="宋体" w:hAnsi="宋体"/>
+                <w:rFonts w:ascii="宋体" w:hAnsi="宋体" w:hint="eastAsia"/>
               </w:rPr>
             </w:pPr>
             <w:r>
@@ -1729,7 +1712,7 @@
               <w:spacing w:after="62"/>
               <w:ind w:firstLineChars="0" w:firstLine="0"/>
               <w:rPr>
-                <w:rFonts w:ascii="宋体" w:hAnsi="宋体"/>
+                <w:rFonts w:ascii="宋体" w:hAnsi="宋体" w:hint="eastAsia"/>
               </w:rPr>
             </w:pPr>
             <w:r>
@@ -1749,7 +1732,7 @@
               <w:spacing w:after="62"/>
               <w:ind w:firstLineChars="0" w:firstLine="0"/>
               <w:rPr>
-                <w:rFonts w:ascii="宋体" w:hAnsi="宋体"/>
+                <w:rFonts w:ascii="宋体" w:hAnsi="宋体" w:hint="eastAsia"/>
               </w:rPr>
             </w:pPr>
             <w:r>
@@ -1771,7 +1754,7 @@
               <w:spacing w:after="62"/>
               <w:ind w:firstLineChars="0" w:firstLine="0"/>
               <w:rPr>
-                <w:rFonts w:ascii="宋体" w:hAnsi="宋体"/>
+                <w:rFonts w:ascii="宋体" w:hAnsi="宋体" w:hint="eastAsia"/>
               </w:rPr>
             </w:pPr>
             <w:r>
@@ -1791,7 +1774,7 @@
               <w:spacing w:after="62"/>
               <w:ind w:firstLineChars="0" w:firstLine="0"/>
               <w:rPr>
-                <w:rFonts w:ascii="宋体" w:hAnsi="宋体"/>
+                <w:rFonts w:ascii="宋体" w:hAnsi="宋体" w:hint="eastAsia"/>
               </w:rPr>
             </w:pPr>
             <w:r>
@@ -1811,7 +1794,7 @@
               <w:spacing w:after="62"/>
               <w:ind w:firstLineChars="0" w:firstLine="0"/>
               <w:rPr>
-                <w:rFonts w:ascii="宋体" w:hAnsi="宋体"/>
+                <w:rFonts w:ascii="宋体" w:hAnsi="宋体" w:hint="eastAsia"/>
               </w:rPr>
             </w:pPr>
             <w:r>
@@ -1829,28 +1812,14 @@
         <w:spacing w:after="62"/>
         <w:ind w:firstLineChars="0" w:firstLine="0"/>
         <w:rPr>
-          <w:rFonts w:ascii="宋体" w:hAnsi="宋体"/>
-        </w:rPr>
-      </w:pPr>
-      <w:r>
-        <w:rPr>
-          <w:rFonts w:ascii="宋体" w:hAnsi="宋体" w:hint="eastAsia"/>
-        </w:rPr>
-        <w:t xml:space="preserve">定时系统：使用 </w:t>
-      </w:r>
-      <w:proofErr w:type="spellStart"/>
-      <w:r>
-        <w:rPr>
-          <w:rFonts w:ascii="宋体" w:hAnsi="宋体" w:hint="eastAsia"/>
-        </w:rPr>
-        <w:t>clock_gettime</w:t>
-      </w:r>
-      <w:proofErr w:type="spellEnd"/>
-      <w:r>
-        <w:rPr>
-          <w:rFonts w:ascii="宋体" w:hAnsi="宋体" w:hint="eastAsia"/>
-        </w:rPr>
-        <w:t>(CLOCK_MONOTONIC) 实现纳秒级精度，不受系统时间变化影响。采样方法：3 次预热迭代 + 30 次正式采样，计算平均毫秒数、最小毫秒数和最大毫秒数。</w:t>
+          <w:rFonts w:ascii="宋体" w:hAnsi="宋体" w:hint="eastAsia"/>
+        </w:rPr>
+      </w:pPr>
+      <w:r>
+        <w:rPr>
+          <w:rFonts w:ascii="宋体" w:hAnsi="宋体" w:hint="eastAsia"/>
+        </w:rPr>
+        <w:t>定时系统：使用 clock_gettime(CLOCK_MONOTONIC) 实现纳秒级精度，不受系统时间变化影响。采样方法：3 次预热迭代 + 30 次正式采样，计算平均毫秒数、最小毫秒数和最大毫秒数。</w:t>
       </w:r>
     </w:p>
     <w:p>
@@ -1858,7 +1827,7 @@
         <w:spacing w:after="62"/>
         <w:ind w:firstLineChars="0" w:firstLine="0"/>
         <w:rPr>
-          <w:rFonts w:ascii="宋体" w:hAnsi="宋体"/>
+          <w:rFonts w:ascii="宋体" w:hAnsi="宋体" w:hint="eastAsia"/>
         </w:rPr>
       </w:pPr>
       <w:r>
@@ -1873,13 +1842,13 @@
         <w:spacing w:after="62"/>
         <w:ind w:firstLine="480"/>
         <w:rPr>
-          <w:rFonts w:ascii="宋体" w:hAnsi="宋体"/>
-        </w:rPr>
-      </w:pPr>
-    </w:p>
-    <w:p>
-      <w:pPr>
-        <w:pStyle w:val="Heading2"/>
+          <w:rFonts w:ascii="宋体" w:hAnsi="宋体" w:hint="eastAsia"/>
+        </w:rPr>
+      </w:pPr>
+    </w:p>
+    <w:p>
+      <w:pPr>
+        <w:pStyle w:val="2"/>
         <w:numPr>
           <w:ilvl w:val="0"/>
           <w:numId w:val="2"/>
@@ -1890,15 +1859,15 @@
         <w:spacing w:before="72" w:after="62"/>
         <w:ind w:firstLine="800"/>
         <w:rPr>
+          <w:rFonts w:ascii="宋体" w:eastAsia="宋体" w:hAnsi="宋体" w:hint="eastAsia"/>
+          <w:color w:val="auto"/>
+        </w:rPr>
+      </w:pPr>
+      <w:r>
+        <w:rPr>
           <w:rFonts w:ascii="宋体" w:eastAsia="宋体" w:hAnsi="宋体"/>
           <w:color w:val="auto"/>
         </w:rPr>
-      </w:pPr>
-      <w:r>
-        <w:rPr>
-          <w:rFonts w:ascii="宋体" w:eastAsia="宋体" w:hAnsi="宋体"/>
-          <w:color w:val="auto"/>
-        </w:rPr>
         <w:t>算法替换（ChaCha20 → AES-256-GCM）</w:t>
       </w:r>
     </w:p>
@@ -1907,19 +1876,19 @@
         <w:spacing w:after="62"/>
         <w:ind w:firstLine="480"/>
         <w:rPr>
+          <w:rFonts w:ascii="宋体" w:hAnsi="宋体" w:hint="eastAsia"/>
+        </w:rPr>
+      </w:pPr>
+      <w:r>
+        <w:rPr>
+          <w:rFonts w:ascii="宋体" w:hAnsi="宋体" w:hint="eastAsia"/>
+        </w:rPr>
+        <w:t>方法：</w:t>
+      </w:r>
+      <w:r>
+        <w:rPr>
           <w:rFonts w:ascii="宋体" w:hAnsi="宋体"/>
         </w:rPr>
-      </w:pPr>
-      <w:r>
-        <w:rPr>
-          <w:rFonts w:ascii="宋体" w:hAnsi="宋体" w:hint="eastAsia"/>
-        </w:rPr>
-        <w:t>方法：</w:t>
-      </w:r>
-      <w:r>
-        <w:rPr>
-          <w:rFonts w:ascii="宋体" w:hAnsi="宋体"/>
-        </w:rPr>
         <w:t>对比手写实现的 ChaCha20-Poly1305 和 AES-256-GCM 算法性能。</w:t>
       </w:r>
     </w:p>
@@ -1928,7 +1897,7 @@
         <w:spacing w:after="62"/>
         <w:ind w:firstLine="480"/>
         <w:rPr>
-          <w:rFonts w:ascii="宋体" w:hAnsi="宋体"/>
+          <w:rFonts w:ascii="宋体" w:hAnsi="宋体" w:hint="eastAsia"/>
         </w:rPr>
       </w:pPr>
       <w:r>
@@ -1940,7 +1909,7 @@
     </w:p>
     <w:p>
       <w:pPr>
-        <w:pStyle w:val="ListParagraph"/>
+        <w:pStyle w:val="a9"/>
         <w:numPr>
           <w:ilvl w:val="0"/>
           <w:numId w:val="4"/>
@@ -1948,7 +1917,7 @@
         <w:spacing w:after="62"/>
         <w:ind w:firstLineChars="0"/>
         <w:rPr>
-          <w:rFonts w:ascii="宋体" w:hAnsi="宋体"/>
+          <w:rFonts w:ascii="宋体" w:hAnsi="宋体" w:hint="eastAsia"/>
         </w:rPr>
       </w:pPr>
       <w:r>
@@ -1960,7 +1929,7 @@
     </w:p>
     <w:p>
       <w:pPr>
-        <w:pStyle w:val="ListParagraph"/>
+        <w:pStyle w:val="a9"/>
         <w:numPr>
           <w:ilvl w:val="0"/>
           <w:numId w:val="4"/>
@@ -1968,33 +1937,19 @@
         <w:spacing w:after="62"/>
         <w:ind w:firstLineChars="0"/>
         <w:rPr>
+          <w:rFonts w:ascii="宋体" w:hAnsi="宋体" w:hint="eastAsia"/>
+        </w:rPr>
+      </w:pPr>
+      <w:r>
+        <w:rPr>
+          <w:rFonts w:ascii="宋体" w:hAnsi="宋体" w:hint="eastAsia"/>
+        </w:rPr>
+        <w:t>AES-256-GCM：需要S-box查表、MixColumns矩阵乘法、GHASH的GF(2^128)乘法，计算复杂度更高。</w:t>
+      </w:r>
+      <w:r>
+        <w:rPr>
           <w:rFonts w:ascii="宋体" w:hAnsi="宋体"/>
         </w:rPr>
-      </w:pPr>
-      <w:r>
-        <w:rPr>
-          <w:rFonts w:ascii="宋体" w:hAnsi="宋体" w:hint="eastAsia"/>
-        </w:rPr>
-        <w:t>AES-256-GCM：需要S-box查表、</w:t>
-      </w:r>
-      <w:proofErr w:type="spellStart"/>
-      <w:r>
-        <w:rPr>
-          <w:rFonts w:ascii="宋体" w:hAnsi="宋体" w:hint="eastAsia"/>
-        </w:rPr>
-        <w:t>MixColumns</w:t>
-      </w:r>
-      <w:proofErr w:type="spellEnd"/>
-      <w:r>
-        <w:rPr>
-          <w:rFonts w:ascii="宋体" w:hAnsi="宋体" w:hint="eastAsia"/>
-        </w:rPr>
-        <w:t>矩阵乘法、GHASH的GF(2^128)乘法，计算复杂度更高。</w:t>
-      </w:r>
-      <w:r>
-        <w:rPr>
-          <w:rFonts w:ascii="宋体" w:hAnsi="宋体"/>
-        </w:rPr>
         <w:t xml:space="preserve"> </w:t>
       </w:r>
     </w:p>
@@ -2003,7 +1958,7 @@
         <w:spacing w:after="62"/>
         <w:ind w:firstLine="480"/>
         <w:rPr>
-          <w:rFonts w:ascii="宋体" w:hAnsi="宋体"/>
+          <w:rFonts w:ascii="宋体" w:hAnsi="宋体" w:hint="eastAsia"/>
         </w:rPr>
       </w:pPr>
     </w:p>
@@ -2012,7 +1967,7 @@
         <w:spacing w:after="62"/>
         <w:ind w:firstLine="480"/>
         <w:rPr>
-          <w:rFonts w:ascii="宋体" w:hAnsi="宋体"/>
+          <w:rFonts w:ascii="宋体" w:hAnsi="宋体" w:hint="eastAsia"/>
         </w:rPr>
       </w:pPr>
       <w:r>
@@ -2033,7 +1988,7 @@
         <w:spacing w:after="62"/>
         <w:ind w:firstLine="480"/>
         <w:rPr>
-          <w:rFonts w:ascii="宋体" w:hAnsi="宋体"/>
+          <w:rFonts w:ascii="宋体" w:hAnsi="宋体" w:hint="eastAsia"/>
         </w:rPr>
       </w:pPr>
       <w:r>
@@ -2045,7 +2000,7 @@
     </w:p>
     <w:p>
       <w:pPr>
-        <w:pStyle w:val="ListParagraph"/>
+        <w:pStyle w:val="a9"/>
         <w:numPr>
           <w:ilvl w:val="0"/>
           <w:numId w:val="4"/>
@@ -2053,7 +2008,7 @@
         <w:spacing w:after="62"/>
         <w:ind w:firstLineChars="0"/>
         <w:rPr>
-          <w:rFonts w:ascii="宋体" w:hAnsi="宋体"/>
+          <w:rFonts w:ascii="宋体" w:hAnsi="宋体" w:hint="eastAsia"/>
         </w:rPr>
       </w:pPr>
       <w:r>
@@ -2065,7 +2020,7 @@
     </w:p>
     <w:p>
       <w:pPr>
-        <w:pStyle w:val="ListParagraph"/>
+        <w:pStyle w:val="a9"/>
         <w:numPr>
           <w:ilvl w:val="0"/>
           <w:numId w:val="4"/>
@@ -2073,27 +2028,19 @@
         <w:spacing w:after="62"/>
         <w:ind w:firstLineChars="0"/>
         <w:rPr>
-          <w:rFonts w:ascii="宋体" w:hAnsi="宋体"/>
-        </w:rPr>
-      </w:pPr>
-      <w:proofErr w:type="spellStart"/>
-      <w:r>
-        <w:rPr>
-          <w:rFonts w:ascii="宋体" w:hAnsi="宋体" w:hint="eastAsia"/>
-        </w:rPr>
-        <w:t>aes</w:t>
-      </w:r>
-      <w:proofErr w:type="spellEnd"/>
-      <w:r>
-        <w:rPr>
-          <w:rFonts w:ascii="宋体" w:hAnsi="宋体" w:hint="eastAsia"/>
-        </w:rPr>
-        <w:t>/：实现 AES-256-GCM（aes.cpp, aes_gcm.cpp, gmult.cpp）</w:t>
-      </w:r>
-    </w:p>
-    <w:p>
-      <w:pPr>
-        <w:pStyle w:val="ListParagraph"/>
+          <w:rFonts w:ascii="宋体" w:hAnsi="宋体" w:hint="eastAsia"/>
+        </w:rPr>
+      </w:pPr>
+      <w:r>
+        <w:rPr>
+          <w:rFonts w:ascii="宋体" w:hAnsi="宋体" w:hint="eastAsia"/>
+        </w:rPr>
+        <w:t>aes/：实现 AES-256-GCM（aes.cpp, aes_gcm.cpp, gmult.cpp）</w:t>
+      </w:r>
+    </w:p>
+    <w:p>
+      <w:pPr>
+        <w:pStyle w:val="a9"/>
         <w:numPr>
           <w:ilvl w:val="0"/>
           <w:numId w:val="4"/>
@@ -2101,22 +2048,14 @@
         <w:spacing w:after="62"/>
         <w:ind w:firstLineChars="0"/>
         <w:rPr>
-          <w:rFonts w:ascii="宋体" w:hAnsi="宋体"/>
-        </w:rPr>
-      </w:pPr>
-      <w:proofErr w:type="spellStart"/>
-      <w:r>
-        <w:rPr>
-          <w:rFonts w:ascii="宋体" w:hAnsi="宋体" w:hint="eastAsia"/>
-        </w:rPr>
-        <w:t>CMake</w:t>
-      </w:r>
-      <w:proofErr w:type="spellEnd"/>
-      <w:r>
-        <w:rPr>
-          <w:rFonts w:ascii="宋体" w:hAnsi="宋体" w:hint="eastAsia"/>
-        </w:rPr>
-        <w:t>编译时通过以下选项选择不同算法：</w:t>
+          <w:rFonts w:ascii="宋体" w:hAnsi="宋体" w:hint="eastAsia"/>
+        </w:rPr>
+      </w:pPr>
+      <w:r>
+        <w:rPr>
+          <w:rFonts w:ascii="宋体" w:hAnsi="宋体" w:hint="eastAsia"/>
+        </w:rPr>
+        <w:t>CMake编译时通过以下选项选择不同算法：</w:t>
       </w:r>
       <w:r>
         <w:rPr>
@@ -2136,7 +2075,7 @@
         <w:spacing w:after="62"/>
         <w:ind w:firstLine="480"/>
         <w:rPr>
-          <w:rFonts w:ascii="宋体" w:hAnsi="宋体"/>
+          <w:rFonts w:ascii="宋体" w:hAnsi="宋体" w:hint="eastAsia"/>
         </w:rPr>
       </w:pPr>
       <w:r>
@@ -2157,22 +2096,14 @@
         <w:spacing w:after="62"/>
         <w:ind w:firstLine="480"/>
         <w:rPr>
+          <w:rFonts w:ascii="宋体" w:hAnsi="宋体" w:hint="eastAsia"/>
+        </w:rPr>
+      </w:pPr>
+      <w:r>
+        <w:rPr>
           <w:rFonts w:ascii="宋体" w:hAnsi="宋体"/>
         </w:rPr>
-      </w:pPr>
-      <w:proofErr w:type="spellStart"/>
-      <w:r>
-        <w:rPr>
-          <w:rFonts w:ascii="宋体" w:hAnsi="宋体"/>
-        </w:rPr>
-        <w:t>cmake</w:t>
-      </w:r>
-      <w:proofErr w:type="spellEnd"/>
-      <w:r>
-        <w:rPr>
-          <w:rFonts w:ascii="宋体" w:hAnsi="宋体"/>
-        </w:rPr>
-        <w:t xml:space="preserve"> -DCHACHA20_ENABLE_INPLACE=OFF ..</w:t>
+        <w:t>cmake -DCHACHA20_ENABLE_INPLACE=OFF ..</w:t>
       </w:r>
     </w:p>
     <w:p>
@@ -2186,7 +2117,7 @@
         <w:spacing w:after="62"/>
         <w:ind w:firstLine="480"/>
         <w:rPr>
-          <w:rFonts w:ascii="宋体" w:hAnsi="宋体"/>
+          <w:rFonts w:ascii="宋体" w:hAnsi="宋体" w:hint="eastAsia"/>
         </w:rPr>
       </w:pPr>
     </w:p>
@@ -2201,7 +2132,7 @@
         <w:spacing w:after="62"/>
         <w:ind w:firstLine="480"/>
         <w:rPr>
-          <w:rFonts w:ascii="宋体" w:hAnsi="宋体"/>
+          <w:rFonts w:ascii="宋体" w:hAnsi="宋体" w:hint="eastAsia"/>
         </w:rPr>
       </w:pPr>
       <w:r>
@@ -2222,25 +2153,42 @@
         <w:spacing w:after="62"/>
         <w:ind w:firstLine="480"/>
         <w:rPr>
-          <w:rStyle w:val="Strong"/>
+          <w:rStyle w:val="af"/>
+          <w:rFonts w:ascii="宋体" w:hAnsi="宋体" w:hint="eastAsia"/>
+          <w:b w:val="0"/>
+          <w:bCs w:val="0"/>
+        </w:rPr>
+      </w:pPr>
+      <w:r>
+        <w:rPr>
+          <w:rFonts w:ascii="宋体" w:hAnsi="宋体"/>
+        </w:rPr>
+        <w:t>cmake -DAES_ENABLE_INPLACE=OFF ..</w:t>
+      </w:r>
+    </w:p>
+    <w:p>
+      <w:pPr>
+        <w:spacing w:after="62"/>
+        <w:ind w:firstLine="480"/>
+        <w:rPr>
+          <w:rFonts w:ascii="宋体" w:hAnsi="宋体" w:hint="eastAsia"/>
+        </w:rPr>
+      </w:pPr>
+      <w:r>
+        <w:rPr>
+          <w:rStyle w:val="af"/>
           <w:rFonts w:ascii="宋体" w:hAnsi="宋体"/>
           <w:b w:val="0"/>
           <w:bCs w:val="0"/>
         </w:rPr>
-      </w:pPr>
-      <w:proofErr w:type="spellStart"/>
+        <w:lastRenderedPageBreak/>
+        <w:t>结果：</w:t>
+      </w:r>
       <w:r>
         <w:rPr>
           <w:rFonts w:ascii="宋体" w:hAnsi="宋体"/>
         </w:rPr>
-        <w:t>cmake</w:t>
-      </w:r>
-      <w:proofErr w:type="spellEnd"/>
-      <w:r>
-        <w:rPr>
-          <w:rFonts w:ascii="宋体" w:hAnsi="宋体"/>
-        </w:rPr>
-        <w:t xml:space="preserve"> -DAES_ENABLE_INPLACE=OFF ..</w:t>
+        <w:t>在手写实现中，ChaCha20-Poly1305 明显快于 AES-256-GCM（约100倍）。</w:t>
       </w:r>
     </w:p>
     <w:p>
@@ -2248,41 +2196,16 @@
         <w:spacing w:after="62"/>
         <w:ind w:firstLine="480"/>
         <w:rPr>
-          <w:rFonts w:ascii="宋体" w:hAnsi="宋体"/>
-        </w:rPr>
-      </w:pPr>
-      <w:r>
-        <w:rPr>
-          <w:rStyle w:val="Strong"/>
-          <w:rFonts w:ascii="宋体" w:hAnsi="宋体"/>
+          <w:rStyle w:val="af"/>
+          <w:rFonts w:ascii="宋体" w:hAnsi="宋体" w:hint="eastAsia"/>
           <w:b w:val="0"/>
           <w:bCs w:val="0"/>
         </w:rPr>
-        <w:lastRenderedPageBreak/>
-        <w:t>结果：</w:t>
-      </w:r>
-      <w:r>
-        <w:rPr>
-          <w:rFonts w:ascii="宋体" w:hAnsi="宋体"/>
-        </w:rPr>
-        <w:t>在手写实现中，ChaCha20-Poly1305 明显快于 AES-256-GCM（约100倍）。</w:t>
-      </w:r>
-    </w:p>
-    <w:p>
-      <w:pPr>
-        <w:spacing w:after="62"/>
-        <w:ind w:firstLine="480"/>
-        <w:rPr>
-          <w:rStyle w:val="Strong"/>
-          <w:rFonts w:ascii="宋体" w:hAnsi="宋体"/>
-          <w:b w:val="0"/>
-          <w:bCs w:val="0"/>
-        </w:rPr>
       </w:pPr>
     </w:p>
     <w:tbl>
       <w:tblPr>
-        <w:tblStyle w:val="TableGrid"/>
+        <w:tblStyle w:val="af5"/>
         <w:tblW w:w="9357" w:type="dxa"/>
         <w:tblInd w:w="-431" w:type="dxa"/>
         <w:tblLook w:val="04A0" w:firstRow="1" w:lastRow="0" w:firstColumn="1" w:lastColumn="0" w:noHBand="0" w:noVBand="1"/>
@@ -2304,109 +2227,93 @@
               <w:spacing w:after="62"/>
               <w:ind w:firstLineChars="0" w:firstLine="0"/>
               <w:rPr>
-                <w:rStyle w:val="Strong"/>
+                <w:rStyle w:val="af"/>
+                <w:rFonts w:ascii="宋体" w:hAnsi="宋体" w:hint="eastAsia"/>
+                <w:b w:val="0"/>
+                <w:bCs w:val="0"/>
+              </w:rPr>
+            </w:pPr>
+            <w:r>
+              <w:rPr>
+                <w:rFonts w:ascii="宋体" w:hAnsi="宋体" w:hint="eastAsia"/>
+              </w:rPr>
+              <w:t>数据大小</w:t>
+            </w:r>
+          </w:p>
+        </w:tc>
+        <w:tc>
+          <w:tcPr>
+            <w:tcW w:w="850" w:type="dxa"/>
+          </w:tcPr>
+          <w:p>
+            <w:pPr>
+              <w:spacing w:after="62"/>
+              <w:ind w:firstLineChars="0" w:firstLine="0"/>
+              <w:rPr>
+                <w:rStyle w:val="af"/>
+                <w:rFonts w:ascii="宋体" w:hAnsi="宋体" w:hint="eastAsia"/>
+                <w:b w:val="0"/>
+                <w:bCs w:val="0"/>
+              </w:rPr>
+            </w:pPr>
+            <w:r>
+              <w:rPr>
+                <w:rFonts w:ascii="宋体" w:hAnsi="宋体" w:hint="eastAsia"/>
+              </w:rPr>
+              <w:t>操作</w:t>
+            </w:r>
+          </w:p>
+        </w:tc>
+        <w:tc>
+          <w:tcPr>
+            <w:tcW w:w="2835" w:type="dxa"/>
+          </w:tcPr>
+          <w:p>
+            <w:pPr>
+              <w:spacing w:after="62"/>
+              <w:ind w:firstLineChars="0" w:firstLine="0"/>
+              <w:rPr>
+                <w:rStyle w:val="af"/>
+                <w:rFonts w:ascii="宋体" w:hAnsi="宋体" w:hint="eastAsia"/>
+                <w:b w:val="0"/>
+                <w:bCs w:val="0"/>
+              </w:rPr>
+            </w:pPr>
+            <w:r>
+              <w:rPr>
                 <w:rFonts w:ascii="宋体" w:hAnsi="宋体"/>
-                <w:b w:val="0"/>
-                <w:bCs w:val="0"/>
-              </w:rPr>
-            </w:pPr>
-            <w:r>
-              <w:rPr>
-                <w:rFonts w:ascii="宋体" w:hAnsi="宋体" w:hint="eastAsia"/>
-              </w:rPr>
-              <w:t>数据大小</w:t>
-            </w:r>
-          </w:p>
-        </w:tc>
-        <w:tc>
-          <w:tcPr>
-            <w:tcW w:w="850" w:type="dxa"/>
-          </w:tcPr>
-          <w:p>
-            <w:pPr>
-              <w:spacing w:after="62"/>
-              <w:ind w:firstLineChars="0" w:firstLine="0"/>
-              <w:rPr>
-                <w:rStyle w:val="Strong"/>
+              </w:rPr>
+              <w:t>ChaCha20-Poly1305 (ms)</w:t>
+            </w:r>
+          </w:p>
+        </w:tc>
+        <w:tc>
+          <w:tcPr>
+            <w:tcW w:w="2105" w:type="dxa"/>
+          </w:tcPr>
+          <w:p>
+            <w:pPr>
+              <w:spacing w:after="62"/>
+              <w:ind w:firstLineChars="0" w:firstLine="0"/>
+              <w:rPr>
+                <w:rStyle w:val="af"/>
+                <w:rFonts w:ascii="宋体" w:hAnsi="宋体" w:hint="eastAsia"/>
+                <w:b w:val="0"/>
+                <w:bCs w:val="0"/>
+              </w:rPr>
+            </w:pPr>
+            <w:r>
+              <w:rPr>
+                <w:rFonts w:ascii="宋体" w:hAnsi="宋体" w:hint="eastAsia"/>
+              </w:rPr>
+              <w:t>AES-256-GCM（</w:t>
+            </w:r>
+            <w:r>
+              <w:rPr>
                 <w:rFonts w:ascii="宋体" w:hAnsi="宋体"/>
-                <w:b w:val="0"/>
-                <w:bCs w:val="0"/>
-              </w:rPr>
-            </w:pPr>
-            <w:r>
-              <w:rPr>
-                <w:rFonts w:ascii="宋体" w:hAnsi="宋体" w:hint="eastAsia"/>
-              </w:rPr>
-              <w:t>操作</w:t>
-            </w:r>
-          </w:p>
-        </w:tc>
-        <w:tc>
-          <w:tcPr>
-            <w:tcW w:w="2835" w:type="dxa"/>
-          </w:tcPr>
-          <w:p>
-            <w:pPr>
-              <w:spacing w:after="62"/>
-              <w:ind w:firstLineChars="0" w:firstLine="0"/>
-              <w:rPr>
-                <w:rStyle w:val="Strong"/>
-                <w:rFonts w:ascii="宋体" w:hAnsi="宋体"/>
-                <w:b w:val="0"/>
-                <w:bCs w:val="0"/>
-              </w:rPr>
-            </w:pPr>
-            <w:r>
-              <w:rPr>
-                <w:rFonts w:ascii="宋体" w:hAnsi="宋体"/>
-              </w:rPr>
-              <w:t>ChaCha20-Poly1305 (</w:t>
-            </w:r>
-            <w:proofErr w:type="spellStart"/>
-            <w:r>
-              <w:rPr>
-                <w:rFonts w:ascii="宋体" w:hAnsi="宋体"/>
               </w:rPr>
               <w:t>ms</w:t>
             </w:r>
-            <w:proofErr w:type="spellEnd"/>
-            <w:r>
-              <w:rPr>
-                <w:rFonts w:ascii="宋体" w:hAnsi="宋体"/>
-              </w:rPr>
-              <w:t>)</w:t>
-            </w:r>
-          </w:p>
-        </w:tc>
-        <w:tc>
-          <w:tcPr>
-            <w:tcW w:w="2105" w:type="dxa"/>
-          </w:tcPr>
-          <w:p>
-            <w:pPr>
-              <w:spacing w:after="62"/>
-              <w:ind w:firstLineChars="0" w:firstLine="0"/>
-              <w:rPr>
-                <w:rStyle w:val="Strong"/>
-                <w:rFonts w:ascii="宋体" w:hAnsi="宋体"/>
-                <w:b w:val="0"/>
-                <w:bCs w:val="0"/>
-              </w:rPr>
-            </w:pPr>
-            <w:r>
-              <w:rPr>
-                <w:rFonts w:ascii="宋体" w:hAnsi="宋体" w:hint="eastAsia"/>
-              </w:rPr>
-              <w:t>AES-256-GCM（</w:t>
-            </w:r>
-            <w:proofErr w:type="spellStart"/>
-            <w:r>
-              <w:rPr>
-                <w:rFonts w:ascii="宋体" w:hAnsi="宋体"/>
-              </w:rPr>
-              <w:t>ms</w:t>
-            </w:r>
-            <w:proofErr w:type="spellEnd"/>
             <w:r>
               <w:rPr>
                 <w:rFonts w:ascii="宋体" w:hAnsi="宋体" w:hint="eastAsia"/>
@@ -2424,8 +2331,8 @@
               <w:spacing w:after="62"/>
               <w:ind w:firstLineChars="0" w:firstLine="0"/>
               <w:rPr>
-                <w:rStyle w:val="Strong"/>
-                <w:rFonts w:ascii="宋体" w:hAnsi="宋体"/>
+                <w:rStyle w:val="af"/>
+                <w:rFonts w:ascii="宋体" w:hAnsi="宋体" w:hint="eastAsia"/>
                 <w:b w:val="0"/>
                 <w:bCs w:val="0"/>
               </w:rPr>
@@ -2449,8 +2356,8 @@
               <w:spacing w:after="62"/>
               <w:ind w:firstLineChars="0" w:firstLine="0"/>
               <w:rPr>
-                <w:rStyle w:val="Strong"/>
-                <w:rFonts w:ascii="宋体" w:hAnsi="宋体"/>
+                <w:rStyle w:val="af"/>
+                <w:rFonts w:ascii="宋体" w:hAnsi="宋体" w:hint="eastAsia"/>
                 <w:b w:val="0"/>
                 <w:bCs w:val="0"/>
               </w:rPr>
@@ -2472,8 +2379,8 @@
               <w:spacing w:after="62"/>
               <w:ind w:firstLineChars="0" w:firstLine="0"/>
               <w:rPr>
-                <w:rStyle w:val="Strong"/>
-                <w:rFonts w:ascii="宋体" w:hAnsi="宋体"/>
+                <w:rStyle w:val="af"/>
+                <w:rFonts w:ascii="宋体" w:hAnsi="宋体" w:hint="eastAsia"/>
                 <w:b w:val="0"/>
                 <w:bCs w:val="0"/>
               </w:rPr>
@@ -2495,8 +2402,8 @@
               <w:spacing w:after="62"/>
               <w:ind w:firstLineChars="0" w:firstLine="0"/>
               <w:rPr>
-                <w:rStyle w:val="Strong"/>
-                <w:rFonts w:ascii="宋体" w:hAnsi="宋体"/>
+                <w:rStyle w:val="af"/>
+                <w:rFonts w:ascii="宋体" w:hAnsi="宋体" w:hint="eastAsia"/>
                 <w:b w:val="0"/>
                 <w:bCs w:val="0"/>
               </w:rPr>
@@ -2518,8 +2425,8 @@
               <w:spacing w:after="62"/>
               <w:ind w:firstLineChars="0" w:firstLine="0"/>
               <w:rPr>
-                <w:rStyle w:val="Strong"/>
-                <w:rFonts w:ascii="宋体" w:hAnsi="宋体"/>
+                <w:rStyle w:val="af"/>
+                <w:rFonts w:ascii="宋体" w:hAnsi="宋体" w:hint="eastAsia"/>
                 <w:b w:val="0"/>
                 <w:bCs w:val="0"/>
               </w:rPr>
@@ -2541,8 +2448,8 @@
               <w:spacing w:after="62"/>
               <w:ind w:firstLineChars="0" w:firstLine="0"/>
               <w:rPr>
-                <w:rStyle w:val="Strong"/>
-                <w:rFonts w:ascii="宋体" w:hAnsi="宋体"/>
+                <w:rStyle w:val="af"/>
+                <w:rFonts w:ascii="宋体" w:hAnsi="宋体" w:hint="eastAsia"/>
                 <w:b w:val="0"/>
                 <w:bCs w:val="0"/>
               </w:rPr>
@@ -2566,8 +2473,8 @@
               <w:spacing w:after="62"/>
               <w:ind w:firstLineChars="0" w:firstLine="0"/>
               <w:rPr>
-                <w:rStyle w:val="Strong"/>
-                <w:rFonts w:ascii="宋体" w:hAnsi="宋体"/>
+                <w:rStyle w:val="af"/>
+                <w:rFonts w:ascii="宋体" w:hAnsi="宋体" w:hint="eastAsia"/>
                 <w:b w:val="0"/>
                 <w:bCs w:val="0"/>
               </w:rPr>
@@ -2589,8 +2496,8 @@
               <w:spacing w:after="62"/>
               <w:ind w:firstLineChars="0" w:firstLine="0"/>
               <w:rPr>
-                <w:rStyle w:val="Strong"/>
-                <w:rFonts w:ascii="宋体" w:hAnsi="宋体"/>
+                <w:rStyle w:val="af"/>
+                <w:rFonts w:ascii="宋体" w:hAnsi="宋体" w:hint="eastAsia"/>
                 <w:b w:val="0"/>
                 <w:bCs w:val="0"/>
               </w:rPr>
@@ -2612,8 +2519,8 @@
               <w:spacing w:after="62"/>
               <w:ind w:firstLineChars="0" w:firstLine="0"/>
               <w:rPr>
-                <w:rStyle w:val="Strong"/>
-                <w:rFonts w:ascii="宋体" w:hAnsi="宋体"/>
+                <w:rStyle w:val="af"/>
+                <w:rFonts w:ascii="宋体" w:hAnsi="宋体" w:hint="eastAsia"/>
                 <w:b w:val="0"/>
                 <w:bCs w:val="0"/>
               </w:rPr>
@@ -2635,8 +2542,8 @@
               <w:spacing w:after="62"/>
               <w:ind w:firstLineChars="0" w:firstLine="0"/>
               <w:rPr>
-                <w:rStyle w:val="Strong"/>
-                <w:rFonts w:ascii="宋体" w:hAnsi="宋体"/>
+                <w:rStyle w:val="af"/>
+                <w:rFonts w:ascii="宋体" w:hAnsi="宋体" w:hint="eastAsia"/>
                 <w:b w:val="0"/>
                 <w:bCs w:val="0"/>
               </w:rPr>
@@ -2658,8 +2565,8 @@
               <w:spacing w:after="62"/>
               <w:ind w:firstLineChars="0" w:firstLine="0"/>
               <w:rPr>
-                <w:rStyle w:val="Strong"/>
-                <w:rFonts w:ascii="宋体" w:hAnsi="宋体"/>
+                <w:rStyle w:val="af"/>
+                <w:rFonts w:ascii="宋体" w:hAnsi="宋体" w:hint="eastAsia"/>
                 <w:b w:val="0"/>
                 <w:bCs w:val="0"/>
               </w:rPr>
@@ -2683,8 +2590,8 @@
               <w:spacing w:after="62"/>
               <w:ind w:firstLineChars="0" w:firstLine="0"/>
               <w:rPr>
-                <w:rStyle w:val="Strong"/>
-                <w:rFonts w:ascii="宋体" w:hAnsi="宋体"/>
+                <w:rStyle w:val="af"/>
+                <w:rFonts w:ascii="宋体" w:hAnsi="宋体" w:hint="eastAsia"/>
                 <w:b w:val="0"/>
                 <w:bCs w:val="0"/>
               </w:rPr>
@@ -2706,8 +2613,8 @@
               <w:spacing w:after="62"/>
               <w:ind w:firstLineChars="0" w:firstLine="0"/>
               <w:rPr>
-                <w:rStyle w:val="Strong"/>
-                <w:rFonts w:ascii="宋体" w:hAnsi="宋体"/>
+                <w:rStyle w:val="af"/>
+                <w:rFonts w:ascii="宋体" w:hAnsi="宋体" w:hint="eastAsia"/>
                 <w:b w:val="0"/>
                 <w:bCs w:val="0"/>
               </w:rPr>
@@ -2729,8 +2636,8 @@
               <w:spacing w:after="62"/>
               <w:ind w:firstLineChars="0" w:firstLine="0"/>
               <w:rPr>
-                <w:rStyle w:val="Strong"/>
-                <w:rFonts w:ascii="宋体" w:hAnsi="宋体"/>
+                <w:rStyle w:val="af"/>
+                <w:rFonts w:ascii="宋体" w:hAnsi="宋体" w:hint="eastAsia"/>
                 <w:b w:val="0"/>
                 <w:bCs w:val="0"/>
               </w:rPr>
@@ -2752,8 +2659,8 @@
               <w:spacing w:after="62"/>
               <w:ind w:firstLineChars="0" w:firstLine="0"/>
               <w:rPr>
-                <w:rStyle w:val="Strong"/>
-                <w:rFonts w:ascii="宋体" w:hAnsi="宋体"/>
+                <w:rStyle w:val="af"/>
+                <w:rFonts w:ascii="宋体" w:hAnsi="宋体" w:hint="eastAsia"/>
                 <w:b w:val="0"/>
                 <w:bCs w:val="0"/>
               </w:rPr>
@@ -2775,8 +2682,8 @@
               <w:spacing w:after="62"/>
               <w:ind w:firstLineChars="0" w:firstLine="0"/>
               <w:rPr>
-                <w:rStyle w:val="Strong"/>
-                <w:rFonts w:ascii="宋体" w:hAnsi="宋体"/>
+                <w:rStyle w:val="af"/>
+                <w:rFonts w:ascii="宋体" w:hAnsi="宋体" w:hint="eastAsia"/>
                 <w:b w:val="0"/>
                 <w:bCs w:val="0"/>
               </w:rPr>
@@ -2800,8 +2707,8 @@
               <w:spacing w:after="62"/>
               <w:ind w:firstLineChars="0" w:firstLine="0"/>
               <w:rPr>
-                <w:rStyle w:val="Strong"/>
-                <w:rFonts w:ascii="宋体" w:hAnsi="宋体"/>
+                <w:rStyle w:val="af"/>
+                <w:rFonts w:ascii="宋体" w:hAnsi="宋体" w:hint="eastAsia"/>
                 <w:b w:val="0"/>
                 <w:bCs w:val="0"/>
               </w:rPr>
@@ -2823,8 +2730,8 @@
               <w:spacing w:after="62"/>
               <w:ind w:firstLineChars="0" w:firstLine="0"/>
               <w:rPr>
-                <w:rStyle w:val="Strong"/>
-                <w:rFonts w:ascii="宋体" w:hAnsi="宋体"/>
+                <w:rStyle w:val="af"/>
+                <w:rFonts w:ascii="宋体" w:hAnsi="宋体" w:hint="eastAsia"/>
                 <w:b w:val="0"/>
                 <w:bCs w:val="0"/>
               </w:rPr>
@@ -2846,8 +2753,8 @@
               <w:spacing w:after="62"/>
               <w:ind w:firstLineChars="0" w:firstLine="0"/>
               <w:rPr>
-                <w:rStyle w:val="Strong"/>
-                <w:rFonts w:ascii="宋体" w:hAnsi="宋体"/>
+                <w:rStyle w:val="af"/>
+                <w:rFonts w:ascii="宋体" w:hAnsi="宋体" w:hint="eastAsia"/>
                 <w:b w:val="0"/>
                 <w:bCs w:val="0"/>
               </w:rPr>
@@ -2869,8 +2776,8 @@
               <w:spacing w:after="62"/>
               <w:ind w:firstLineChars="0" w:firstLine="0"/>
               <w:rPr>
-                <w:rStyle w:val="Strong"/>
-                <w:rFonts w:ascii="宋体" w:hAnsi="宋体"/>
+                <w:rStyle w:val="af"/>
+                <w:rFonts w:ascii="宋体" w:hAnsi="宋体" w:hint="eastAsia"/>
                 <w:b w:val="0"/>
                 <w:bCs w:val="0"/>
               </w:rPr>
@@ -2892,8 +2799,8 @@
               <w:spacing w:after="62"/>
               <w:ind w:firstLineChars="0" w:firstLine="0"/>
               <w:rPr>
-                <w:rStyle w:val="Strong"/>
-                <w:rFonts w:ascii="宋体" w:hAnsi="宋体"/>
+                <w:rStyle w:val="af"/>
+                <w:rFonts w:ascii="宋体" w:hAnsi="宋体" w:hint="eastAsia"/>
                 <w:b w:val="0"/>
                 <w:bCs w:val="0"/>
               </w:rPr>
@@ -2917,8 +2824,8 @@
               <w:spacing w:after="62"/>
               <w:ind w:firstLineChars="0" w:firstLine="0"/>
               <w:rPr>
-                <w:rStyle w:val="Strong"/>
-                <w:rFonts w:ascii="宋体" w:hAnsi="宋体"/>
+                <w:rStyle w:val="af"/>
+                <w:rFonts w:ascii="宋体" w:hAnsi="宋体" w:hint="eastAsia"/>
                 <w:b w:val="0"/>
                 <w:bCs w:val="0"/>
               </w:rPr>
@@ -2940,8 +2847,8 @@
               <w:spacing w:after="62"/>
               <w:ind w:firstLineChars="0" w:firstLine="0"/>
               <w:rPr>
-                <w:rStyle w:val="Strong"/>
-                <w:rFonts w:ascii="宋体" w:hAnsi="宋体"/>
+                <w:rStyle w:val="af"/>
+                <w:rFonts w:ascii="宋体" w:hAnsi="宋体" w:hint="eastAsia"/>
                 <w:b w:val="0"/>
                 <w:bCs w:val="0"/>
               </w:rPr>
@@ -2963,8 +2870,8 @@
               <w:spacing w:after="62"/>
               <w:ind w:firstLineChars="0" w:firstLine="0"/>
               <w:rPr>
-                <w:rStyle w:val="Strong"/>
-                <w:rFonts w:ascii="宋体" w:hAnsi="宋体"/>
+                <w:rStyle w:val="af"/>
+                <w:rFonts w:ascii="宋体" w:hAnsi="宋体" w:hint="eastAsia"/>
                 <w:b w:val="0"/>
                 <w:bCs w:val="0"/>
               </w:rPr>
@@ -2986,8 +2893,8 @@
               <w:spacing w:after="62"/>
               <w:ind w:firstLineChars="0" w:firstLine="0"/>
               <w:rPr>
-                <w:rStyle w:val="Strong"/>
-                <w:rFonts w:ascii="宋体" w:hAnsi="宋体"/>
+                <w:rStyle w:val="af"/>
+                <w:rFonts w:ascii="宋体" w:hAnsi="宋体" w:hint="eastAsia"/>
                 <w:b w:val="0"/>
                 <w:bCs w:val="0"/>
               </w:rPr>
@@ -3009,8 +2916,8 @@
               <w:spacing w:after="62"/>
               <w:ind w:firstLineChars="0" w:firstLine="0"/>
               <w:rPr>
-                <w:rStyle w:val="Strong"/>
-                <w:rFonts w:ascii="宋体" w:hAnsi="宋体"/>
+                <w:rStyle w:val="af"/>
+                <w:rFonts w:ascii="宋体" w:hAnsi="宋体" w:hint="eastAsia"/>
                 <w:b w:val="0"/>
                 <w:bCs w:val="0"/>
               </w:rPr>
@@ -3034,8 +2941,8 @@
               <w:spacing w:after="62"/>
               <w:ind w:firstLineChars="0" w:firstLine="0"/>
               <w:rPr>
-                <w:rStyle w:val="Strong"/>
-                <w:rFonts w:ascii="宋体" w:hAnsi="宋体"/>
+                <w:rStyle w:val="af"/>
+                <w:rFonts w:ascii="宋体" w:hAnsi="宋体" w:hint="eastAsia"/>
                 <w:b w:val="0"/>
                 <w:bCs w:val="0"/>
               </w:rPr>
@@ -3057,8 +2964,8 @@
               <w:spacing w:after="62"/>
               <w:ind w:firstLineChars="0" w:firstLine="0"/>
               <w:rPr>
-                <w:rStyle w:val="Strong"/>
-                <w:rFonts w:ascii="宋体" w:hAnsi="宋体"/>
+                <w:rStyle w:val="af"/>
+                <w:rFonts w:ascii="宋体" w:hAnsi="宋体" w:hint="eastAsia"/>
                 <w:b w:val="0"/>
                 <w:bCs w:val="0"/>
               </w:rPr>
@@ -3080,8 +2987,8 @@
               <w:spacing w:after="62"/>
               <w:ind w:firstLineChars="0" w:firstLine="0"/>
               <w:rPr>
-                <w:rStyle w:val="Strong"/>
-                <w:rFonts w:ascii="宋体" w:hAnsi="宋体"/>
+                <w:rStyle w:val="af"/>
+                <w:rFonts w:ascii="宋体" w:hAnsi="宋体" w:hint="eastAsia"/>
                 <w:b w:val="0"/>
                 <w:bCs w:val="0"/>
               </w:rPr>
@@ -3103,8 +3010,8 @@
               <w:spacing w:after="62"/>
               <w:ind w:firstLineChars="0" w:firstLine="0"/>
               <w:rPr>
-                <w:rStyle w:val="Strong"/>
-                <w:rFonts w:ascii="宋体" w:hAnsi="宋体"/>
+                <w:rStyle w:val="af"/>
+                <w:rFonts w:ascii="宋体" w:hAnsi="宋体" w:hint="eastAsia"/>
                 <w:b w:val="0"/>
                 <w:bCs w:val="0"/>
               </w:rPr>
@@ -3127,8 +3034,8 @@
               <w:spacing w:after="62"/>
               <w:ind w:firstLineChars="0" w:firstLine="0"/>
               <w:rPr>
-                <w:rStyle w:val="Strong"/>
-                <w:rFonts w:ascii="宋体" w:hAnsi="宋体"/>
+                <w:rStyle w:val="af"/>
+                <w:rFonts w:ascii="宋体" w:hAnsi="宋体" w:hint="eastAsia"/>
                 <w:b w:val="0"/>
                 <w:bCs w:val="0"/>
               </w:rPr>
@@ -3145,12 +3052,12 @@
     </w:tbl>
     <w:p>
       <w:pPr>
-        <w:pStyle w:val="Caption"/>
+        <w:pStyle w:val="ae"/>
         <w:spacing w:after="62"/>
         <w:ind w:firstLine="400"/>
         <w:jc w:val="center"/>
         <w:rPr>
-          <w:rFonts w:ascii="宋体" w:eastAsia="宋体" w:hAnsi="宋体"/>
+          <w:rFonts w:ascii="宋体" w:eastAsia="宋体" w:hAnsi="宋体" w:hint="eastAsia"/>
         </w:rPr>
       </w:pPr>
       <w:r>
@@ -3208,45 +3115,27 @@
           <w:b/>
           <w:bCs/>
         </w:rPr>
-        <w:t>算法性能对比（</w:t>
-      </w:r>
-      <w:proofErr w:type="spellStart"/>
-      <w:r>
-        <w:rPr>
-          <w:rFonts w:ascii="宋体" w:eastAsia="宋体" w:hAnsi="宋体"/>
-          <w:b/>
-          <w:bCs/>
-        </w:rPr>
-        <w:t>avg_ms</w:t>
-      </w:r>
-      <w:proofErr w:type="spellEnd"/>
-      <w:r>
-        <w:rPr>
-          <w:rFonts w:ascii="宋体" w:eastAsia="宋体" w:hAnsi="宋体"/>
-          <w:b/>
-          <w:bCs/>
-        </w:rPr>
-        <w:t>）</w:t>
-      </w:r>
-    </w:p>
-    <w:p>
-      <w:pPr>
-        <w:pStyle w:val="Caption"/>
+        <w:t>算法性能对比（avg_ms）</w:t>
+      </w:r>
+    </w:p>
+    <w:p>
+      <w:pPr>
+        <w:pStyle w:val="ae"/>
         <w:spacing w:after="62"/>
         <w:ind w:firstLineChars="0" w:firstLine="0"/>
         <w:jc w:val="left"/>
+        <w:rPr>
+          <w:rFonts w:ascii="宋体" w:eastAsia="宋体" w:hAnsi="宋体" w:hint="eastAsia"/>
+          <w:sz w:val="24"/>
+          <w:szCs w:val="24"/>
+        </w:rPr>
+      </w:pPr>
+      <w:r>
         <w:rPr>
           <w:rFonts w:ascii="宋体" w:eastAsia="宋体" w:hAnsi="宋体"/>
           <w:sz w:val="24"/>
           <w:szCs w:val="24"/>
         </w:rPr>
-      </w:pPr>
-      <w:r>
-        <w:rPr>
-          <w:rFonts w:ascii="宋体" w:eastAsia="宋体" w:hAnsi="宋体"/>
-          <w:sz w:val="24"/>
-          <w:szCs w:val="24"/>
-        </w:rPr>
         <w:t>分析：</w:t>
       </w:r>
     </w:p>
@@ -3255,7 +3144,7 @@
         <w:spacing w:after="62"/>
         <w:ind w:firstLineChars="0" w:firstLine="0"/>
         <w:rPr>
-          <w:rFonts w:ascii="宋体" w:hAnsi="宋体"/>
+          <w:rFonts w:ascii="宋体" w:hAnsi="宋体" w:hint="eastAsia"/>
         </w:rPr>
       </w:pPr>
       <w:r>
@@ -3274,7 +3163,7 @@
         <w:spacing w:after="62"/>
         <w:ind w:firstLineChars="0"/>
         <w:rPr>
-          <w:rFonts w:ascii="宋体" w:hAnsi="宋体"/>
+          <w:rFonts w:ascii="宋体" w:hAnsi="宋体" w:hint="eastAsia"/>
         </w:rPr>
       </w:pPr>
       <w:r>
@@ -3293,7 +3182,7 @@
         <w:spacing w:after="62"/>
         <w:ind w:firstLineChars="0"/>
         <w:rPr>
-          <w:rFonts w:ascii="宋体" w:hAnsi="宋体"/>
+          <w:rFonts w:ascii="宋体" w:hAnsi="宋体" w:hint="eastAsia"/>
         </w:rPr>
       </w:pPr>
       <w:r>
@@ -3312,70 +3201,14 @@
         <w:spacing w:after="62"/>
         <w:ind w:firstLineChars="0"/>
         <w:rPr>
+          <w:rFonts w:ascii="宋体" w:hAnsi="宋体" w:hint="eastAsia"/>
+        </w:rPr>
+      </w:pPr>
+      <w:r>
+        <w:rPr>
           <w:rFonts w:ascii="宋体" w:hAnsi="宋体"/>
         </w:rPr>
-      </w:pPr>
-      <w:r>
-        <w:rPr>
-          <w:rFonts w:ascii="宋体" w:hAnsi="宋体"/>
-        </w:rPr>
-        <w:t xml:space="preserve">AES 每轮需要 </w:t>
-      </w:r>
-      <w:proofErr w:type="spellStart"/>
-      <w:r>
-        <w:rPr>
-          <w:rFonts w:ascii="宋体" w:hAnsi="宋体"/>
-        </w:rPr>
-        <w:t>SubBytes</w:t>
-      </w:r>
-      <w:proofErr w:type="spellEnd"/>
-      <w:r>
-        <w:rPr>
-          <w:rFonts w:ascii="宋体" w:hAnsi="宋体"/>
-        </w:rPr>
-        <w:t>（查表）、</w:t>
-      </w:r>
-      <w:proofErr w:type="spellStart"/>
-      <w:r>
-        <w:rPr>
-          <w:rFonts w:ascii="宋体" w:hAnsi="宋体"/>
-        </w:rPr>
-        <w:t>ShiftRows</w:t>
-      </w:r>
-      <w:proofErr w:type="spellEnd"/>
-      <w:r>
-        <w:rPr>
-          <w:rFonts w:ascii="宋体" w:hAnsi="宋体"/>
-        </w:rPr>
-        <w:t>（字节移动）、</w:t>
-      </w:r>
-      <w:proofErr w:type="spellStart"/>
-      <w:r>
-        <w:rPr>
-          <w:rFonts w:ascii="宋体" w:hAnsi="宋体"/>
-        </w:rPr>
-        <w:t>MixColumns</w:t>
-      </w:r>
-      <w:proofErr w:type="spellEnd"/>
-      <w:r>
-        <w:rPr>
-          <w:rFonts w:ascii="宋体" w:hAnsi="宋体"/>
-        </w:rPr>
-        <w:t>（矩阵乘法）、</w:t>
-      </w:r>
-      <w:proofErr w:type="spellStart"/>
-      <w:r>
-        <w:rPr>
-          <w:rFonts w:ascii="宋体" w:hAnsi="宋体"/>
-        </w:rPr>
-        <w:t>AddRoundKey</w:t>
-      </w:r>
-      <w:proofErr w:type="spellEnd"/>
-      <w:r>
-        <w:rPr>
-          <w:rFonts w:ascii="宋体" w:hAnsi="宋体"/>
-        </w:rPr>
-        <w:t>（异或），共14轮</w:t>
+        <w:t>AES 每轮需要 SubBytes（查表）、ShiftRows（字节移动）、MixColumns（矩阵乘法）、AddRoundKey（异或），共14轮</w:t>
       </w:r>
     </w:p>
     <w:p>
@@ -3387,7 +3220,7 @@
         <w:spacing w:after="62"/>
         <w:ind w:firstLineChars="0"/>
         <w:rPr>
-          <w:rFonts w:ascii="宋体" w:hAnsi="宋体"/>
+          <w:rFonts w:ascii="宋体" w:hAnsi="宋体" w:hint="eastAsia"/>
         </w:rPr>
       </w:pPr>
       <w:r>
@@ -3410,19 +3243,19 @@
         <w:spacing w:after="62"/>
         <w:ind w:firstLineChars="0" w:firstLine="0"/>
         <w:rPr>
+          <w:rFonts w:ascii="宋体" w:hAnsi="宋体" w:hint="eastAsia"/>
+        </w:rPr>
+      </w:pPr>
+      <w:r>
+        <w:rPr>
           <w:rFonts w:ascii="宋体" w:hAnsi="宋体"/>
         </w:rPr>
-      </w:pPr>
+        <w:t>本实验为纯手写实现，未使用任何硬件加速指令（如 ARMv8 AES 指令）。因此 AES-256-GCM 的性能低于 ChaCha20-Poly1305。如果有硬件加速支持，结果可能相反</w:t>
+      </w:r>
       <w:r>
         <w:rPr>
           <w:rFonts w:ascii="宋体" w:hAnsi="宋体"/>
         </w:rPr>
-        <w:t>本实验为纯手写实现，未使用任何硬件加速指令（如 ARMv8 AES 指令）。因此 AES-256-GCM 的性能低于 ChaCha20-Poly1305。如果有硬件加速支持，结果可能相反</w:t>
-      </w:r>
-      <w:r>
-        <w:rPr>
-          <w:rFonts w:ascii="宋体" w:hAnsi="宋体"/>
-        </w:rPr>
         <w:t>。</w:t>
       </w:r>
     </w:p>
@@ -3431,13 +3264,13 @@
         <w:spacing w:after="62"/>
         <w:ind w:firstLine="480"/>
         <w:rPr>
-          <w:rFonts w:ascii="宋体" w:hAnsi="宋体"/>
-        </w:rPr>
-      </w:pPr>
-    </w:p>
-    <w:p>
-      <w:pPr>
-        <w:pStyle w:val="Heading2"/>
+          <w:rFonts w:ascii="宋体" w:hAnsi="宋体" w:hint="eastAsia"/>
+        </w:rPr>
+      </w:pPr>
+    </w:p>
+    <w:p>
+      <w:pPr>
+        <w:pStyle w:val="2"/>
         <w:numPr>
           <w:ilvl w:val="0"/>
           <w:numId w:val="2"/>
@@ -3448,15 +3281,15 @@
         <w:spacing w:before="72" w:after="62"/>
         <w:ind w:firstLine="800"/>
         <w:rPr>
+          <w:rFonts w:ascii="宋体" w:eastAsia="宋体" w:hAnsi="宋体" w:hint="eastAsia"/>
+          <w:color w:val="auto"/>
+        </w:rPr>
+      </w:pPr>
+      <w:r>
+        <w:rPr>
           <w:rFonts w:ascii="宋体" w:eastAsia="宋体" w:hAnsi="宋体"/>
           <w:color w:val="auto"/>
         </w:rPr>
-      </w:pPr>
-      <w:r>
-        <w:rPr>
-          <w:rFonts w:ascii="宋体" w:eastAsia="宋体" w:hAnsi="宋体"/>
-          <w:color w:val="auto"/>
-        </w:rPr>
         <w:t xml:space="preserve">原地模式优化  </w:t>
       </w:r>
     </w:p>
@@ -3465,19 +3298,19 @@
         <w:spacing w:after="62"/>
         <w:ind w:firstLine="480"/>
         <w:rPr>
+          <w:rFonts w:ascii="宋体" w:hAnsi="宋体" w:hint="eastAsia"/>
+        </w:rPr>
+      </w:pPr>
+      <w:r>
+        <w:rPr>
+          <w:rFonts w:ascii="宋体" w:hAnsi="宋体" w:hint="eastAsia"/>
+        </w:rPr>
+        <w:t>方法：</w:t>
+      </w:r>
+      <w:r>
+        <w:rPr>
           <w:rFonts w:ascii="宋体" w:hAnsi="宋体"/>
         </w:rPr>
-      </w:pPr>
-      <w:r>
-        <w:rPr>
-          <w:rFonts w:ascii="宋体" w:hAnsi="宋体" w:hint="eastAsia"/>
-        </w:rPr>
-        <w:t>方法：</w:t>
-      </w:r>
-      <w:r>
-        <w:rPr>
-          <w:rFonts w:ascii="宋体" w:hAnsi="宋体"/>
-        </w:rPr>
         <w:t>使用编译宏 AES_ENABLE_INPLACE 或 CHACHA20_ENABLE_INPLACE，使输出数据覆盖输入内存缓冲区。</w:t>
       </w:r>
     </w:p>
@@ -3486,7 +3319,7 @@
         <w:spacing w:after="62"/>
         <w:ind w:firstLine="480"/>
         <w:rPr>
-          <w:rFonts w:ascii="宋体" w:hAnsi="宋体"/>
+          <w:rFonts w:ascii="宋体" w:hAnsi="宋体" w:hint="eastAsia"/>
         </w:rPr>
       </w:pPr>
       <w:r>
@@ -3498,7 +3331,7 @@
     </w:p>
     <w:p>
       <w:pPr>
-        <w:pStyle w:val="ListParagraph"/>
+        <w:pStyle w:val="a9"/>
         <w:numPr>
           <w:ilvl w:val="0"/>
           <w:numId w:val="4"/>
@@ -3506,7 +3339,7 @@
         <w:spacing w:after="62"/>
         <w:ind w:firstLineChars="0"/>
         <w:rPr>
-          <w:rFonts w:ascii="宋体" w:hAnsi="宋体"/>
+          <w:rFonts w:ascii="宋体" w:hAnsi="宋体" w:hint="eastAsia"/>
         </w:rPr>
       </w:pPr>
       <w:r>
@@ -3518,7 +3351,7 @@
     </w:p>
     <w:p>
       <w:pPr>
-        <w:pStyle w:val="ListParagraph"/>
+        <w:pStyle w:val="a9"/>
         <w:numPr>
           <w:ilvl w:val="0"/>
           <w:numId w:val="4"/>
@@ -3526,7 +3359,7 @@
         <w:spacing w:after="62"/>
         <w:ind w:firstLineChars="0"/>
         <w:rPr>
-          <w:rFonts w:ascii="宋体" w:hAnsi="宋体"/>
+          <w:rFonts w:ascii="宋体" w:hAnsi="宋体" w:hint="eastAsia"/>
         </w:rPr>
       </w:pPr>
       <w:r>
@@ -3547,7 +3380,7 @@
         <w:spacing w:after="62"/>
         <w:ind w:firstLineChars="0"/>
         <w:rPr>
-          <w:rFonts w:ascii="宋体" w:hAnsi="宋体"/>
+          <w:rFonts w:ascii="宋体" w:hAnsi="宋体" w:hint="eastAsia"/>
         </w:rPr>
       </w:pPr>
     </w:p>
@@ -3556,7 +3389,7 @@
         <w:spacing w:after="62"/>
         <w:ind w:firstLine="480"/>
         <w:rPr>
-          <w:rFonts w:ascii="宋体" w:hAnsi="宋体"/>
+          <w:rFonts w:ascii="宋体" w:hAnsi="宋体" w:hint="eastAsia"/>
         </w:rPr>
       </w:pPr>
       <w:r>
@@ -3583,7 +3416,7 @@
         <w:spacing w:after="62"/>
         <w:ind w:firstLine="480"/>
         <w:rPr>
-          <w:rFonts w:ascii="宋体" w:hAnsi="宋体"/>
+          <w:rFonts w:ascii="宋体" w:hAnsi="宋体" w:hint="eastAsia"/>
         </w:rPr>
       </w:pPr>
       <w:r>
@@ -3604,28 +3437,14 @@
         <w:spacing w:after="62"/>
         <w:ind w:firstLine="480"/>
         <w:rPr>
-          <w:rFonts w:ascii="宋体" w:hAnsi="宋体"/>
-        </w:rPr>
-      </w:pPr>
-      <w:r>
-        <w:rPr>
-          <w:rFonts w:ascii="宋体" w:hAnsi="宋体" w:hint="eastAsia"/>
-        </w:rPr>
-        <w:t xml:space="preserve">    // 原地模式：使用同一个 </w:t>
-      </w:r>
-      <w:proofErr w:type="spellStart"/>
-      <w:r>
-        <w:rPr>
-          <w:rFonts w:ascii="宋体" w:hAnsi="宋体" w:hint="eastAsia"/>
-        </w:rPr>
-        <w:t>working_data</w:t>
-      </w:r>
-      <w:proofErr w:type="spellEnd"/>
-      <w:r>
-        <w:rPr>
-          <w:rFonts w:ascii="宋体" w:hAnsi="宋体" w:hint="eastAsia"/>
-        </w:rPr>
-        <w:t xml:space="preserve"> 缓冲区</w:t>
+          <w:rFonts w:ascii="宋体" w:hAnsi="宋体" w:hint="eastAsia"/>
+        </w:rPr>
+      </w:pPr>
+      <w:r>
+        <w:rPr>
+          <w:rFonts w:ascii="宋体" w:hAnsi="宋体" w:hint="eastAsia"/>
+        </w:rPr>
+        <w:t xml:space="preserve">    // 原地模式：使用同一个 working_data 缓冲区</w:t>
       </w:r>
     </w:p>
     <w:p>
@@ -3639,42 +3458,14 @@
         <w:spacing w:after="62"/>
         <w:ind w:firstLine="480"/>
         <w:rPr>
+          <w:rFonts w:ascii="宋体" w:hAnsi="宋体" w:hint="eastAsia"/>
+        </w:rPr>
+      </w:pPr>
+      <w:r>
+        <w:rPr>
           <w:rFonts w:ascii="宋体" w:hAnsi="宋体"/>
         </w:rPr>
-      </w:pPr>
-      <w:r>
-        <w:rPr>
-          <w:rFonts w:ascii="宋体" w:hAnsi="宋体"/>
-        </w:rPr>
-        <w:t xml:space="preserve">    </w:t>
-      </w:r>
-      <w:proofErr w:type="spellStart"/>
-      <w:r>
-        <w:rPr>
-          <w:rFonts w:ascii="宋体" w:hAnsi="宋体"/>
-        </w:rPr>
-        <w:t>working_data</w:t>
-      </w:r>
-      <w:proofErr w:type="spellEnd"/>
-      <w:r>
-        <w:rPr>
-          <w:rFonts w:ascii="宋体" w:hAnsi="宋体"/>
-        </w:rPr>
-        <w:t xml:space="preserve"> = (uint8_t *)malloc((</w:t>
-      </w:r>
-      <w:proofErr w:type="spellStart"/>
-      <w:r>
-        <w:rPr>
-          <w:rFonts w:ascii="宋体" w:hAnsi="宋体"/>
-        </w:rPr>
-        <w:t>size_t</w:t>
-      </w:r>
-      <w:proofErr w:type="spellEnd"/>
-      <w:r>
-        <w:rPr>
-          <w:rFonts w:ascii="宋体" w:hAnsi="宋体"/>
-        </w:rPr>
-        <w:t>)scale);</w:t>
+        <w:t xml:space="preserve">    working_data = (uint8_t *)malloc((size_t)scale);</w:t>
       </w:r>
     </w:p>
     <w:p>
@@ -3688,70 +3479,14 @@
         <w:spacing w:after="62"/>
         <w:ind w:firstLine="480"/>
         <w:rPr>
+          <w:rFonts w:ascii="宋体" w:hAnsi="宋体" w:hint="eastAsia"/>
+        </w:rPr>
+      </w:pPr>
+      <w:r>
+        <w:rPr>
           <w:rFonts w:ascii="宋体" w:hAnsi="宋体"/>
         </w:rPr>
-      </w:pPr>
-      <w:r>
-        <w:rPr>
-          <w:rFonts w:ascii="宋体" w:hAnsi="宋体"/>
-        </w:rPr>
-        <w:t xml:space="preserve">    </w:t>
-      </w:r>
-      <w:proofErr w:type="spellStart"/>
-      <w:r>
-        <w:rPr>
-          <w:rFonts w:ascii="宋体" w:hAnsi="宋体"/>
-        </w:rPr>
-        <w:t>memcpy</w:t>
-      </w:r>
-      <w:proofErr w:type="spellEnd"/>
-      <w:r>
-        <w:rPr>
-          <w:rFonts w:ascii="宋体" w:hAnsi="宋体"/>
-        </w:rPr>
-        <w:t>(</w:t>
-      </w:r>
-      <w:proofErr w:type="spellStart"/>
-      <w:r>
-        <w:rPr>
-          <w:rFonts w:ascii="宋体" w:hAnsi="宋体"/>
-        </w:rPr>
-        <w:t>working_data</w:t>
-      </w:r>
-      <w:proofErr w:type="spellEnd"/>
-      <w:r>
-        <w:rPr>
-          <w:rFonts w:ascii="宋体" w:hAnsi="宋体"/>
-        </w:rPr>
-        <w:t xml:space="preserve">, </w:t>
-      </w:r>
-      <w:proofErr w:type="spellStart"/>
-      <w:r>
-        <w:rPr>
-          <w:rFonts w:ascii="宋体" w:hAnsi="宋体"/>
-        </w:rPr>
-        <w:t>original_data</w:t>
-      </w:r>
-      <w:proofErr w:type="spellEnd"/>
-      <w:r>
-        <w:rPr>
-          <w:rFonts w:ascii="宋体" w:hAnsi="宋体"/>
-        </w:rPr>
-        <w:t>, (</w:t>
-      </w:r>
-      <w:proofErr w:type="spellStart"/>
-      <w:r>
-        <w:rPr>
-          <w:rFonts w:ascii="宋体" w:hAnsi="宋体"/>
-        </w:rPr>
-        <w:t>size_t</w:t>
-      </w:r>
-      <w:proofErr w:type="spellEnd"/>
-      <w:r>
-        <w:rPr>
-          <w:rFonts w:ascii="宋体" w:hAnsi="宋体"/>
-        </w:rPr>
-        <w:t>)scale);</w:t>
+        <w:t xml:space="preserve">    memcpy(working_data, original_data, (size_t)scale);</w:t>
       </w:r>
     </w:p>
     <w:p>
@@ -3765,42 +3500,14 @@
         <w:spacing w:after="62"/>
         <w:ind w:firstLine="480"/>
         <w:rPr>
+          <w:rFonts w:ascii="宋体" w:hAnsi="宋体" w:hint="eastAsia"/>
+        </w:rPr>
+      </w:pPr>
+      <w:r>
+        <w:rPr>
           <w:rFonts w:ascii="宋体" w:hAnsi="宋体"/>
         </w:rPr>
-      </w:pPr>
-      <w:r>
-        <w:rPr>
-          <w:rFonts w:ascii="宋体" w:hAnsi="宋体"/>
-        </w:rPr>
-        <w:t xml:space="preserve">    </w:t>
-      </w:r>
-      <w:proofErr w:type="spellStart"/>
-      <w:r>
-        <w:rPr>
-          <w:rFonts w:ascii="宋体" w:hAnsi="宋体"/>
-        </w:rPr>
-        <w:t>encrypt_input.input_data</w:t>
-      </w:r>
-      <w:proofErr w:type="spellEnd"/>
-      <w:r>
-        <w:rPr>
-          <w:rFonts w:ascii="宋体" w:hAnsi="宋体"/>
-        </w:rPr>
-        <w:t xml:space="preserve"> = </w:t>
-      </w:r>
-      <w:proofErr w:type="spellStart"/>
-      <w:r>
-        <w:rPr>
-          <w:rFonts w:ascii="宋体" w:hAnsi="宋体"/>
-        </w:rPr>
-        <w:t>working_data</w:t>
-      </w:r>
-      <w:proofErr w:type="spellEnd"/>
-      <w:r>
-        <w:rPr>
-          <w:rFonts w:ascii="宋体" w:hAnsi="宋体"/>
-        </w:rPr>
-        <w:t>;</w:t>
+        <w:t xml:space="preserve">    encrypt_input.input_data = working_data;</w:t>
       </w:r>
     </w:p>
     <w:p>
@@ -3814,42 +3521,14 @@
         <w:spacing w:after="62"/>
         <w:ind w:firstLine="480"/>
         <w:rPr>
+          <w:rFonts w:ascii="宋体" w:hAnsi="宋体" w:hint="eastAsia"/>
+        </w:rPr>
+      </w:pPr>
+      <w:r>
+        <w:rPr>
           <w:rFonts w:ascii="宋体" w:hAnsi="宋体"/>
         </w:rPr>
-      </w:pPr>
-      <w:r>
-        <w:rPr>
-          <w:rFonts w:ascii="宋体" w:hAnsi="宋体"/>
-        </w:rPr>
-        <w:t xml:space="preserve">    </w:t>
-      </w:r>
-      <w:proofErr w:type="spellStart"/>
-      <w:r>
-        <w:rPr>
-          <w:rFonts w:ascii="宋体" w:hAnsi="宋体"/>
-        </w:rPr>
-        <w:t>encrypt_output.output_data</w:t>
-      </w:r>
-      <w:proofErr w:type="spellEnd"/>
-      <w:r>
-        <w:rPr>
-          <w:rFonts w:ascii="宋体" w:hAnsi="宋体"/>
-        </w:rPr>
-        <w:t xml:space="preserve"> = </w:t>
-      </w:r>
-      <w:proofErr w:type="spellStart"/>
-      <w:r>
-        <w:rPr>
-          <w:rFonts w:ascii="宋体" w:hAnsi="宋体"/>
-        </w:rPr>
-        <w:t>working_data</w:t>
-      </w:r>
-      <w:proofErr w:type="spellEnd"/>
-      <w:r>
-        <w:rPr>
-          <w:rFonts w:ascii="宋体" w:hAnsi="宋体"/>
-        </w:rPr>
-        <w:t>;</w:t>
+        <w:t xml:space="preserve">    encrypt_output.output_data = working_data;</w:t>
       </w:r>
     </w:p>
     <w:p>
@@ -3863,7 +3542,7 @@
         <w:spacing w:after="62"/>
         <w:ind w:firstLine="480"/>
         <w:rPr>
-          <w:rFonts w:ascii="宋体" w:hAnsi="宋体"/>
+          <w:rFonts w:ascii="宋体" w:hAnsi="宋体" w:hint="eastAsia"/>
         </w:rPr>
       </w:pPr>
       <w:r>
@@ -3884,51 +3563,15 @@
         <w:spacing w:after="62"/>
         <w:ind w:firstLine="480"/>
         <w:rPr>
-          <w:rFonts w:ascii="宋体" w:hAnsi="宋体"/>
-        </w:rPr>
-      </w:pPr>
-      <w:r>
-        <w:rPr>
-          <w:rFonts w:ascii="宋体" w:hAnsi="宋体" w:hint="eastAsia"/>
-        </w:rPr>
-        <w:t xml:space="preserve">    // 非原地模式：使用独立的 </w:t>
-      </w:r>
-      <w:proofErr w:type="spellStart"/>
-      <w:r>
-        <w:rPr>
-          <w:rFonts w:ascii="宋体" w:hAnsi="宋体" w:hint="eastAsia"/>
-        </w:rPr>
-        <w:t>plain_data</w:t>
-      </w:r>
-      <w:proofErr w:type="spellEnd"/>
-      <w:r>
-        <w:rPr>
-          <w:rFonts w:ascii="宋体" w:hAnsi="宋体" w:hint="eastAsia"/>
-        </w:rPr>
-        <w:t xml:space="preserve">, </w:t>
-      </w:r>
-      <w:proofErr w:type="spellStart"/>
-      <w:r>
-        <w:rPr>
-          <w:rFonts w:ascii="宋体" w:hAnsi="宋体" w:hint="eastAsia"/>
-        </w:rPr>
-        <w:t>cipher_data</w:t>
-      </w:r>
-      <w:proofErr w:type="spellEnd"/>
-      <w:r>
-        <w:rPr>
-          <w:rFonts w:ascii="宋体" w:hAnsi="宋体" w:hint="eastAsia"/>
-        </w:rPr>
-        <w:t xml:space="preserve">, </w:t>
-      </w:r>
-      <w:proofErr w:type="spellStart"/>
-      <w:r>
-        <w:rPr>
-          <w:rFonts w:ascii="宋体" w:hAnsi="宋体" w:hint="eastAsia"/>
-        </w:rPr>
-        <w:t>decrypted_data</w:t>
-      </w:r>
-      <w:proofErr w:type="spellEnd"/>
+          <w:rFonts w:ascii="宋体" w:hAnsi="宋体" w:hint="eastAsia"/>
+        </w:rPr>
+      </w:pPr>
+      <w:r>
+        <w:rPr>
+          <w:rFonts w:ascii="宋体" w:hAnsi="宋体" w:hint="eastAsia"/>
+        </w:rPr>
+        <w:t xml:space="preserve">    // 非原地模式：使用独立的 plain_data, cipher_data, decrypted_data</w:t>
+      </w:r>
     </w:p>
     <w:p>
       <w:pPr>
@@ -3941,42 +3584,14 @@
         <w:spacing w:after="62"/>
         <w:ind w:firstLine="480"/>
         <w:rPr>
+          <w:rFonts w:ascii="宋体" w:hAnsi="宋体" w:hint="eastAsia"/>
+        </w:rPr>
+      </w:pPr>
+      <w:r>
+        <w:rPr>
           <w:rFonts w:ascii="宋体" w:hAnsi="宋体"/>
         </w:rPr>
-      </w:pPr>
-      <w:r>
-        <w:rPr>
-          <w:rFonts w:ascii="宋体" w:hAnsi="宋体"/>
-        </w:rPr>
-        <w:t xml:space="preserve">    </w:t>
-      </w:r>
-      <w:proofErr w:type="spellStart"/>
-      <w:r>
-        <w:rPr>
-          <w:rFonts w:ascii="宋体" w:hAnsi="宋体"/>
-        </w:rPr>
-        <w:t>plain_data</w:t>
-      </w:r>
-      <w:proofErr w:type="spellEnd"/>
-      <w:r>
-        <w:rPr>
-          <w:rFonts w:ascii="宋体" w:hAnsi="宋体"/>
-        </w:rPr>
-        <w:t xml:space="preserve"> = (uint8_t *)malloc((</w:t>
-      </w:r>
-      <w:proofErr w:type="spellStart"/>
-      <w:r>
-        <w:rPr>
-          <w:rFonts w:ascii="宋体" w:hAnsi="宋体"/>
-        </w:rPr>
-        <w:t>size_t</w:t>
-      </w:r>
-      <w:proofErr w:type="spellEnd"/>
-      <w:r>
-        <w:rPr>
-          <w:rFonts w:ascii="宋体" w:hAnsi="宋体"/>
-        </w:rPr>
-        <w:t>)scale);</w:t>
+        <w:t xml:space="preserve">    plain_data = (uint8_t *)malloc((size_t)scale);</w:t>
       </w:r>
     </w:p>
     <w:p>
@@ -3990,42 +3605,14 @@
         <w:spacing w:after="62"/>
         <w:ind w:firstLine="480"/>
         <w:rPr>
+          <w:rFonts w:ascii="宋体" w:hAnsi="宋体" w:hint="eastAsia"/>
+        </w:rPr>
+      </w:pPr>
+      <w:r>
+        <w:rPr>
           <w:rFonts w:ascii="宋体" w:hAnsi="宋体"/>
         </w:rPr>
-      </w:pPr>
-      <w:r>
-        <w:rPr>
-          <w:rFonts w:ascii="宋体" w:hAnsi="宋体"/>
-        </w:rPr>
-        <w:t xml:space="preserve">    </w:t>
-      </w:r>
-      <w:proofErr w:type="spellStart"/>
-      <w:r>
-        <w:rPr>
-          <w:rFonts w:ascii="宋体" w:hAnsi="宋体"/>
-        </w:rPr>
-        <w:t>cipher_data</w:t>
-      </w:r>
-      <w:proofErr w:type="spellEnd"/>
-      <w:r>
-        <w:rPr>
-          <w:rFonts w:ascii="宋体" w:hAnsi="宋体"/>
-        </w:rPr>
-        <w:t xml:space="preserve"> = (uint8_t *)malloc((</w:t>
-      </w:r>
-      <w:proofErr w:type="spellStart"/>
-      <w:r>
-        <w:rPr>
-          <w:rFonts w:ascii="宋体" w:hAnsi="宋体"/>
-        </w:rPr>
-        <w:t>size_t</w:t>
-      </w:r>
-      <w:proofErr w:type="spellEnd"/>
-      <w:r>
-        <w:rPr>
-          <w:rFonts w:ascii="宋体" w:hAnsi="宋体"/>
-        </w:rPr>
-        <w:t>)scale);</w:t>
+        <w:t xml:space="preserve">    cipher_data = (uint8_t *)malloc((size_t)scale);</w:t>
       </w:r>
     </w:p>
     <w:p>
@@ -4039,42 +3626,14 @@
         <w:spacing w:after="62"/>
         <w:ind w:firstLine="480"/>
         <w:rPr>
+          <w:rFonts w:ascii="宋体" w:hAnsi="宋体" w:hint="eastAsia"/>
+        </w:rPr>
+      </w:pPr>
+      <w:r>
+        <w:rPr>
           <w:rFonts w:ascii="宋体" w:hAnsi="宋体"/>
         </w:rPr>
-      </w:pPr>
-      <w:r>
-        <w:rPr>
-          <w:rFonts w:ascii="宋体" w:hAnsi="宋体"/>
-        </w:rPr>
-        <w:t xml:space="preserve">    </w:t>
-      </w:r>
-      <w:proofErr w:type="spellStart"/>
-      <w:r>
-        <w:rPr>
-          <w:rFonts w:ascii="宋体" w:hAnsi="宋体"/>
-        </w:rPr>
-        <w:t>decrypted_data</w:t>
-      </w:r>
-      <w:proofErr w:type="spellEnd"/>
-      <w:r>
-        <w:rPr>
-          <w:rFonts w:ascii="宋体" w:hAnsi="宋体"/>
-        </w:rPr>
-        <w:t xml:space="preserve"> = (uint8_t *)malloc((</w:t>
-      </w:r>
-      <w:proofErr w:type="spellStart"/>
-      <w:r>
-        <w:rPr>
-          <w:rFonts w:ascii="宋体" w:hAnsi="宋体"/>
-        </w:rPr>
-        <w:t>size_t</w:t>
-      </w:r>
-      <w:proofErr w:type="spellEnd"/>
-      <w:r>
-        <w:rPr>
-          <w:rFonts w:ascii="宋体" w:hAnsi="宋体"/>
-        </w:rPr>
-        <w:t>)scale);</w:t>
+        <w:t xml:space="preserve">    decrypted_data = (uint8_t *)malloc((size_t)scale);</w:t>
       </w:r>
     </w:p>
     <w:p>
@@ -4088,13 +3647,13 @@
         <w:spacing w:after="62"/>
         <w:ind w:firstLine="480"/>
         <w:rPr>
+          <w:rFonts w:ascii="宋体" w:hAnsi="宋体" w:hint="eastAsia"/>
+        </w:rPr>
+      </w:pPr>
+      <w:r>
+        <w:rPr>
           <w:rFonts w:ascii="宋体" w:hAnsi="宋体"/>
         </w:rPr>
-      </w:pPr>
-      <w:r>
-        <w:rPr>
-          <w:rFonts w:ascii="宋体" w:hAnsi="宋体"/>
-        </w:rPr>
         <w:t>#endif</w:t>
       </w:r>
     </w:p>
@@ -4103,13 +3662,13 @@
         <w:spacing w:after="62"/>
         <w:ind w:firstLineChars="0" w:firstLine="0"/>
         <w:rPr>
-          <w:rFonts w:ascii="宋体" w:hAnsi="宋体"/>
+          <w:rFonts w:ascii="宋体" w:hAnsi="宋体" w:hint="eastAsia"/>
         </w:rPr>
       </w:pPr>
     </w:p>
     <w:tbl>
       <w:tblPr>
-        <w:tblStyle w:val="TableGrid"/>
+        <w:tblStyle w:val="af5"/>
         <w:tblW w:w="0" w:type="auto"/>
         <w:tblInd w:w="-572" w:type="dxa"/>
         <w:tblLook w:val="04A0" w:firstRow="1" w:lastRow="0" w:firstColumn="1" w:lastColumn="0" w:noHBand="0" w:noVBand="1"/>
@@ -4131,114 +3690,86 @@
               <w:spacing w:after="62"/>
               <w:ind w:firstLineChars="0" w:firstLine="0"/>
               <w:rPr>
-                <w:rStyle w:val="Strong"/>
+                <w:rStyle w:val="af"/>
+                <w:rFonts w:ascii="宋体" w:hAnsi="宋体" w:hint="eastAsia"/>
+                <w:b w:val="0"/>
+                <w:bCs w:val="0"/>
+              </w:rPr>
+            </w:pPr>
+            <w:r>
+              <w:rPr>
+                <w:rFonts w:ascii="宋体" w:hAnsi="宋体" w:hint="eastAsia"/>
+              </w:rPr>
+              <w:t xml:space="preserve">数据大小 </w:t>
+            </w:r>
+          </w:p>
+        </w:tc>
+        <w:tc>
+          <w:tcPr>
+            <w:tcW w:w="1418" w:type="dxa"/>
+          </w:tcPr>
+          <w:p>
+            <w:pPr>
+              <w:spacing w:after="62"/>
+              <w:ind w:firstLineChars="0" w:firstLine="0"/>
+              <w:rPr>
+                <w:rStyle w:val="af"/>
+                <w:rFonts w:ascii="宋体" w:hAnsi="宋体" w:hint="eastAsia"/>
+                <w:b w:val="0"/>
+                <w:bCs w:val="0"/>
+              </w:rPr>
+            </w:pPr>
+            <w:r>
+              <w:rPr>
+                <w:rFonts w:ascii="宋体" w:hAnsi="宋体" w:hint="eastAsia"/>
+              </w:rPr>
+              <w:t xml:space="preserve">操作  </w:t>
+            </w:r>
+          </w:p>
+        </w:tc>
+        <w:tc>
+          <w:tcPr>
+            <w:tcW w:w="1984" w:type="dxa"/>
+          </w:tcPr>
+          <w:p>
+            <w:pPr>
+              <w:spacing w:after="62"/>
+              <w:ind w:firstLineChars="0" w:firstLine="0"/>
+              <w:rPr>
+                <w:rStyle w:val="af"/>
+                <w:rFonts w:ascii="宋体" w:hAnsi="宋体" w:hint="eastAsia"/>
+                <w:b w:val="0"/>
+                <w:bCs w:val="0"/>
+              </w:rPr>
+            </w:pPr>
+            <w:r>
+              <w:rPr>
                 <w:rFonts w:ascii="宋体" w:hAnsi="宋体"/>
-                <w:b w:val="0"/>
-                <w:bCs w:val="0"/>
-              </w:rPr>
-            </w:pPr>
-            <w:r>
-              <w:rPr>
-                <w:rFonts w:ascii="宋体" w:hAnsi="宋体" w:hint="eastAsia"/>
-              </w:rPr>
-              <w:t xml:space="preserve">数据大小 </w:t>
-            </w:r>
-          </w:p>
-        </w:tc>
-        <w:tc>
-          <w:tcPr>
-            <w:tcW w:w="1418" w:type="dxa"/>
-          </w:tcPr>
-          <w:p>
-            <w:pPr>
-              <w:spacing w:after="62"/>
-              <w:ind w:firstLineChars="0" w:firstLine="0"/>
-              <w:rPr>
-                <w:rStyle w:val="Strong"/>
+              </w:rPr>
+              <w:t>out-of-place (ms)</w:t>
+            </w:r>
+          </w:p>
+        </w:tc>
+        <w:tc>
+          <w:tcPr>
+            <w:tcW w:w="2530" w:type="dxa"/>
+          </w:tcPr>
+          <w:p>
+            <w:pPr>
+              <w:spacing w:after="62"/>
+              <w:ind w:firstLineChars="0" w:firstLine="0"/>
+              <w:rPr>
+                <w:rStyle w:val="af"/>
+                <w:rFonts w:ascii="宋体" w:hAnsi="宋体" w:hint="eastAsia"/>
+                <w:b w:val="0"/>
+                <w:bCs w:val="0"/>
+              </w:rPr>
+            </w:pPr>
+            <w:r>
+              <w:rPr>
                 <w:rFonts w:ascii="宋体" w:hAnsi="宋体"/>
-                <w:b w:val="0"/>
-                <w:bCs w:val="0"/>
-              </w:rPr>
-            </w:pPr>
-            <w:r>
-              <w:rPr>
-                <w:rFonts w:ascii="宋体" w:hAnsi="宋体" w:hint="eastAsia"/>
-              </w:rPr>
-              <w:t xml:space="preserve">操作  </w:t>
-            </w:r>
-          </w:p>
-        </w:tc>
-        <w:tc>
-          <w:tcPr>
-            <w:tcW w:w="1984" w:type="dxa"/>
-          </w:tcPr>
-          <w:p>
-            <w:pPr>
-              <w:spacing w:after="62"/>
-              <w:ind w:firstLineChars="0" w:firstLine="0"/>
-              <w:rPr>
-                <w:rStyle w:val="Strong"/>
-                <w:rFonts w:ascii="宋体" w:hAnsi="宋体"/>
-                <w:b w:val="0"/>
-                <w:bCs w:val="0"/>
-              </w:rPr>
-            </w:pPr>
-            <w:r>
-              <w:rPr>
-                <w:rFonts w:ascii="宋体" w:hAnsi="宋体"/>
-              </w:rPr>
-              <w:t>out-of-place (</w:t>
-            </w:r>
-            <w:proofErr w:type="spellStart"/>
-            <w:r>
-              <w:rPr>
-                <w:rFonts w:ascii="宋体" w:hAnsi="宋体"/>
-              </w:rPr>
-              <w:t>ms</w:t>
-            </w:r>
-            <w:proofErr w:type="spellEnd"/>
-            <w:r>
-              <w:rPr>
-                <w:rFonts w:ascii="宋体" w:hAnsi="宋体"/>
-              </w:rPr>
-              <w:t>)</w:t>
-            </w:r>
-          </w:p>
-        </w:tc>
-        <w:tc>
-          <w:tcPr>
-            <w:tcW w:w="2530" w:type="dxa"/>
-          </w:tcPr>
-          <w:p>
-            <w:pPr>
-              <w:spacing w:after="62"/>
-              <w:ind w:firstLineChars="0" w:firstLine="0"/>
-              <w:rPr>
-                <w:rStyle w:val="Strong"/>
-                <w:rFonts w:ascii="宋体" w:hAnsi="宋体"/>
-                <w:b w:val="0"/>
-                <w:bCs w:val="0"/>
-              </w:rPr>
-            </w:pPr>
-            <w:r>
-              <w:rPr>
-                <w:rFonts w:ascii="宋体" w:hAnsi="宋体"/>
-              </w:rPr>
-              <w:t>in-place (</w:t>
-            </w:r>
-            <w:proofErr w:type="spellStart"/>
-            <w:r>
-              <w:rPr>
-                <w:rFonts w:ascii="宋体" w:hAnsi="宋体"/>
-              </w:rPr>
-              <w:t>ms</w:t>
-            </w:r>
-            <w:proofErr w:type="spellEnd"/>
-            <w:r>
-              <w:rPr>
-                <w:rFonts w:ascii="宋体" w:hAnsi="宋体"/>
-              </w:rPr>
-              <w:t>)</w:t>
+              </w:rPr>
+              <w:t>in-place (ms)</w:t>
             </w:r>
           </w:p>
         </w:tc>
@@ -4251,15 +3782,15 @@
               <w:spacing w:after="62"/>
               <w:ind w:firstLineChars="0" w:firstLine="0"/>
               <w:rPr>
-                <w:rStyle w:val="Strong"/>
-                <w:rFonts w:ascii="宋体" w:hAnsi="宋体"/>
-                <w:b w:val="0"/>
-                <w:bCs w:val="0"/>
-              </w:rPr>
-            </w:pPr>
-            <w:r>
-              <w:rPr>
-                <w:rStyle w:val="Strong"/>
+                <w:rStyle w:val="af"/>
+                <w:rFonts w:ascii="宋体" w:hAnsi="宋体" w:hint="eastAsia"/>
+                <w:b w:val="0"/>
+                <w:bCs w:val="0"/>
+              </w:rPr>
+            </w:pPr>
+            <w:r>
+              <w:rPr>
+                <w:rStyle w:val="af"/>
                 <w:rFonts w:ascii="宋体" w:hAnsi="宋体" w:hint="eastAsia"/>
                 <w:b w:val="0"/>
                 <w:bCs w:val="0"/>
@@ -4279,84 +3810,84 @@
               <w:spacing w:after="62"/>
               <w:ind w:firstLineChars="0" w:firstLine="0"/>
               <w:rPr>
-                <w:rStyle w:val="Strong"/>
+                <w:rStyle w:val="af"/>
+                <w:rFonts w:ascii="宋体" w:hAnsi="宋体" w:hint="eastAsia"/>
+                <w:b w:val="0"/>
+                <w:bCs w:val="0"/>
+              </w:rPr>
+            </w:pPr>
+            <w:r>
+              <w:rPr>
+                <w:rFonts w:ascii="宋体" w:hAnsi="宋体" w:hint="eastAsia"/>
+              </w:rPr>
+              <w:t xml:space="preserve">1 KB </w:t>
+            </w:r>
+          </w:p>
+        </w:tc>
+        <w:tc>
+          <w:tcPr>
+            <w:tcW w:w="1418" w:type="dxa"/>
+          </w:tcPr>
+          <w:p>
+            <w:pPr>
+              <w:spacing w:after="62"/>
+              <w:ind w:firstLineChars="0" w:firstLine="0"/>
+              <w:rPr>
+                <w:rStyle w:val="af"/>
+                <w:rFonts w:ascii="宋体" w:hAnsi="宋体" w:hint="eastAsia"/>
+                <w:b w:val="0"/>
+                <w:bCs w:val="0"/>
+              </w:rPr>
+            </w:pPr>
+            <w:r>
+              <w:rPr>
+                <w:rFonts w:ascii="宋体" w:hAnsi="宋体" w:hint="eastAsia"/>
+              </w:rPr>
+              <w:t xml:space="preserve">加密 </w:t>
+            </w:r>
+          </w:p>
+        </w:tc>
+        <w:tc>
+          <w:tcPr>
+            <w:tcW w:w="1984" w:type="dxa"/>
+          </w:tcPr>
+          <w:p>
+            <w:pPr>
+              <w:spacing w:after="62"/>
+              <w:ind w:firstLineChars="0" w:firstLine="0"/>
+              <w:rPr>
+                <w:rStyle w:val="af"/>
+                <w:rFonts w:ascii="宋体" w:hAnsi="宋体" w:hint="eastAsia"/>
+                <w:b w:val="0"/>
+                <w:bCs w:val="0"/>
+              </w:rPr>
+            </w:pPr>
+            <w:r>
+              <w:rPr>
                 <w:rFonts w:ascii="宋体" w:hAnsi="宋体"/>
-                <w:b w:val="0"/>
-                <w:bCs w:val="0"/>
-              </w:rPr>
-            </w:pPr>
-            <w:r>
-              <w:rPr>
-                <w:rFonts w:ascii="宋体" w:hAnsi="宋体" w:hint="eastAsia"/>
-              </w:rPr>
-              <w:t xml:space="preserve">1 KB </w:t>
-            </w:r>
-          </w:p>
-        </w:tc>
-        <w:tc>
-          <w:tcPr>
-            <w:tcW w:w="1418" w:type="dxa"/>
-          </w:tcPr>
-          <w:p>
-            <w:pPr>
-              <w:spacing w:after="62"/>
-              <w:ind w:firstLineChars="0" w:firstLine="0"/>
-              <w:rPr>
-                <w:rStyle w:val="Strong"/>
+              </w:rPr>
+              <w:t>1.93129</w:t>
+            </w:r>
+          </w:p>
+        </w:tc>
+        <w:tc>
+          <w:tcPr>
+            <w:tcW w:w="2530" w:type="dxa"/>
+          </w:tcPr>
+          <w:p>
+            <w:pPr>
+              <w:spacing w:after="62"/>
+              <w:ind w:firstLineChars="0" w:firstLine="0"/>
+              <w:rPr>
+                <w:rStyle w:val="af"/>
+                <w:rFonts w:ascii="宋体" w:hAnsi="宋体" w:hint="eastAsia"/>
+                <w:b w:val="0"/>
+                <w:bCs w:val="0"/>
+              </w:rPr>
+            </w:pPr>
+            <w:r>
+              <w:rPr>
                 <w:rFonts w:ascii="宋体" w:hAnsi="宋体"/>
-                <w:b w:val="0"/>
-                <w:bCs w:val="0"/>
-              </w:rPr>
-            </w:pPr>
-            <w:r>
-              <w:rPr>
-                <w:rFonts w:ascii="宋体" w:hAnsi="宋体" w:hint="eastAsia"/>
-              </w:rPr>
-              <w:t xml:space="preserve">加密 </w:t>
-            </w:r>
-          </w:p>
-        </w:tc>
-        <w:tc>
-          <w:tcPr>
-            <w:tcW w:w="1984" w:type="dxa"/>
-          </w:tcPr>
-          <w:p>
-            <w:pPr>
-              <w:spacing w:after="62"/>
-              <w:ind w:firstLineChars="0" w:firstLine="0"/>
-              <w:rPr>
-                <w:rStyle w:val="Strong"/>
-                <w:rFonts w:ascii="宋体" w:hAnsi="宋体"/>
-                <w:b w:val="0"/>
-                <w:bCs w:val="0"/>
-              </w:rPr>
-            </w:pPr>
-            <w:r>
-              <w:rPr>
-                <w:rFonts w:ascii="宋体" w:hAnsi="宋体"/>
-              </w:rPr>
-              <w:t>1.93129</w:t>
-            </w:r>
-          </w:p>
-        </w:tc>
-        <w:tc>
-          <w:tcPr>
-            <w:tcW w:w="2530" w:type="dxa"/>
-          </w:tcPr>
-          <w:p>
-            <w:pPr>
-              <w:spacing w:after="62"/>
-              <w:ind w:firstLineChars="0" w:firstLine="0"/>
-              <w:rPr>
-                <w:rStyle w:val="Strong"/>
-                <w:rFonts w:ascii="宋体" w:hAnsi="宋体"/>
-                <w:b w:val="0"/>
-                <w:bCs w:val="0"/>
-              </w:rPr>
-            </w:pPr>
-            <w:r>
-              <w:rPr>
-                <w:rFonts w:ascii="宋体" w:hAnsi="宋体"/>
               </w:rPr>
               <w:t>1.78998</w:t>
             </w:r>
@@ -4371,8 +3902,8 @@
               <w:spacing w:after="62"/>
               <w:ind w:firstLineChars="0" w:firstLine="0"/>
               <w:rPr>
-                <w:rStyle w:val="Strong"/>
-                <w:rFonts w:ascii="宋体" w:hAnsi="宋体"/>
+                <w:rStyle w:val="af"/>
+                <w:rFonts w:ascii="宋体" w:hAnsi="宋体" w:hint="eastAsia"/>
                 <w:b w:val="0"/>
                 <w:bCs w:val="0"/>
               </w:rPr>
@@ -4396,84 +3927,84 @@
               <w:spacing w:after="62"/>
               <w:ind w:firstLineChars="0" w:firstLine="0"/>
               <w:rPr>
-                <w:rStyle w:val="Strong"/>
+                <w:rStyle w:val="af"/>
+                <w:rFonts w:ascii="宋体" w:hAnsi="宋体" w:hint="eastAsia"/>
+                <w:b w:val="0"/>
+                <w:bCs w:val="0"/>
+              </w:rPr>
+            </w:pPr>
+            <w:r>
+              <w:rPr>
+                <w:rFonts w:ascii="宋体" w:hAnsi="宋体" w:hint="eastAsia"/>
+              </w:rPr>
+              <w:t xml:space="preserve">1 KB </w:t>
+            </w:r>
+          </w:p>
+        </w:tc>
+        <w:tc>
+          <w:tcPr>
+            <w:tcW w:w="1418" w:type="dxa"/>
+          </w:tcPr>
+          <w:p>
+            <w:pPr>
+              <w:spacing w:after="62"/>
+              <w:ind w:firstLineChars="0" w:firstLine="0"/>
+              <w:rPr>
+                <w:rStyle w:val="af"/>
+                <w:rFonts w:ascii="宋体" w:hAnsi="宋体" w:hint="eastAsia"/>
+                <w:b w:val="0"/>
+                <w:bCs w:val="0"/>
+              </w:rPr>
+            </w:pPr>
+            <w:r>
+              <w:rPr>
+                <w:rFonts w:ascii="宋体" w:hAnsi="宋体" w:hint="eastAsia"/>
+              </w:rPr>
+              <w:t xml:space="preserve">解密 </w:t>
+            </w:r>
+          </w:p>
+        </w:tc>
+        <w:tc>
+          <w:tcPr>
+            <w:tcW w:w="1984" w:type="dxa"/>
+          </w:tcPr>
+          <w:p>
+            <w:pPr>
+              <w:spacing w:after="62"/>
+              <w:ind w:firstLineChars="0" w:firstLine="0"/>
+              <w:rPr>
+                <w:rStyle w:val="af"/>
+                <w:rFonts w:ascii="宋体" w:hAnsi="宋体" w:hint="eastAsia"/>
+                <w:b w:val="0"/>
+                <w:bCs w:val="0"/>
+              </w:rPr>
+            </w:pPr>
+            <w:r>
+              <w:rPr>
                 <w:rFonts w:ascii="宋体" w:hAnsi="宋体"/>
-                <w:b w:val="0"/>
-                <w:bCs w:val="0"/>
-              </w:rPr>
-            </w:pPr>
-            <w:r>
-              <w:rPr>
-                <w:rFonts w:ascii="宋体" w:hAnsi="宋体" w:hint="eastAsia"/>
-              </w:rPr>
-              <w:t xml:space="preserve">1 KB </w:t>
-            </w:r>
-          </w:p>
-        </w:tc>
-        <w:tc>
-          <w:tcPr>
-            <w:tcW w:w="1418" w:type="dxa"/>
-          </w:tcPr>
-          <w:p>
-            <w:pPr>
-              <w:spacing w:after="62"/>
-              <w:ind w:firstLineChars="0" w:firstLine="0"/>
-              <w:rPr>
-                <w:rStyle w:val="Strong"/>
+              </w:rPr>
+              <w:t>1.84204</w:t>
+            </w:r>
+          </w:p>
+        </w:tc>
+        <w:tc>
+          <w:tcPr>
+            <w:tcW w:w="2530" w:type="dxa"/>
+          </w:tcPr>
+          <w:p>
+            <w:pPr>
+              <w:spacing w:after="62"/>
+              <w:ind w:firstLineChars="0" w:firstLine="0"/>
+              <w:rPr>
+                <w:rStyle w:val="af"/>
+                <w:rFonts w:ascii="宋体" w:hAnsi="宋体" w:hint="eastAsia"/>
+                <w:b w:val="0"/>
+                <w:bCs w:val="0"/>
+              </w:rPr>
+            </w:pPr>
+            <w:r>
+              <w:rPr>
                 <w:rFonts w:ascii="宋体" w:hAnsi="宋体"/>
-                <w:b w:val="0"/>
-                <w:bCs w:val="0"/>
-              </w:rPr>
-            </w:pPr>
-            <w:r>
-              <w:rPr>
-                <w:rFonts w:ascii="宋体" w:hAnsi="宋体" w:hint="eastAsia"/>
-              </w:rPr>
-              <w:t xml:space="preserve">解密 </w:t>
-            </w:r>
-          </w:p>
-        </w:tc>
-        <w:tc>
-          <w:tcPr>
-            <w:tcW w:w="1984" w:type="dxa"/>
-          </w:tcPr>
-          <w:p>
-            <w:pPr>
-              <w:spacing w:after="62"/>
-              <w:ind w:firstLineChars="0" w:firstLine="0"/>
-              <w:rPr>
-                <w:rStyle w:val="Strong"/>
-                <w:rFonts w:ascii="宋体" w:hAnsi="宋体"/>
-                <w:b w:val="0"/>
-                <w:bCs w:val="0"/>
-              </w:rPr>
-            </w:pPr>
-            <w:r>
-              <w:rPr>
-                <w:rFonts w:ascii="宋体" w:hAnsi="宋体"/>
-              </w:rPr>
-              <w:t>1.84204</w:t>
-            </w:r>
-          </w:p>
-        </w:tc>
-        <w:tc>
-          <w:tcPr>
-            <w:tcW w:w="2530" w:type="dxa"/>
-          </w:tcPr>
-          <w:p>
-            <w:pPr>
-              <w:spacing w:after="62"/>
-              <w:ind w:firstLineChars="0" w:firstLine="0"/>
-              <w:rPr>
-                <w:rStyle w:val="Strong"/>
-                <w:rFonts w:ascii="宋体" w:hAnsi="宋体"/>
-                <w:b w:val="0"/>
-                <w:bCs w:val="0"/>
-              </w:rPr>
-            </w:pPr>
-            <w:r>
-              <w:rPr>
-                <w:rFonts w:ascii="宋体" w:hAnsi="宋体"/>
               </w:rPr>
               <w:t>1.99650</w:t>
             </w:r>
@@ -4488,8 +4019,8 @@
               <w:spacing w:after="62"/>
               <w:ind w:firstLineChars="0" w:firstLine="0"/>
               <w:rPr>
-                <w:rStyle w:val="Strong"/>
-                <w:rFonts w:ascii="宋体" w:hAnsi="宋体"/>
+                <w:rStyle w:val="af"/>
+                <w:rFonts w:ascii="宋体" w:hAnsi="宋体" w:hint="eastAsia"/>
                 <w:b w:val="0"/>
                 <w:bCs w:val="0"/>
               </w:rPr>
@@ -4513,84 +4044,84 @@
               <w:spacing w:after="62"/>
               <w:ind w:firstLineChars="0" w:firstLine="0"/>
               <w:rPr>
-                <w:rStyle w:val="Strong"/>
+                <w:rStyle w:val="af"/>
+                <w:rFonts w:ascii="宋体" w:hAnsi="宋体" w:hint="eastAsia"/>
+                <w:b w:val="0"/>
+                <w:bCs w:val="0"/>
+              </w:rPr>
+            </w:pPr>
+            <w:r>
+              <w:rPr>
+                <w:rFonts w:ascii="宋体" w:hAnsi="宋体" w:hint="eastAsia"/>
+              </w:rPr>
+              <w:t xml:space="preserve">64 KB </w:t>
+            </w:r>
+          </w:p>
+        </w:tc>
+        <w:tc>
+          <w:tcPr>
+            <w:tcW w:w="1418" w:type="dxa"/>
+          </w:tcPr>
+          <w:p>
+            <w:pPr>
+              <w:spacing w:after="62"/>
+              <w:ind w:firstLineChars="0" w:firstLine="0"/>
+              <w:rPr>
+                <w:rStyle w:val="af"/>
+                <w:rFonts w:ascii="宋体" w:hAnsi="宋体" w:hint="eastAsia"/>
+                <w:b w:val="0"/>
+                <w:bCs w:val="0"/>
+              </w:rPr>
+            </w:pPr>
+            <w:r>
+              <w:rPr>
+                <w:rFonts w:ascii="宋体" w:hAnsi="宋体" w:hint="eastAsia"/>
+              </w:rPr>
+              <w:t xml:space="preserve">加密 </w:t>
+            </w:r>
+          </w:p>
+        </w:tc>
+        <w:tc>
+          <w:tcPr>
+            <w:tcW w:w="1984" w:type="dxa"/>
+          </w:tcPr>
+          <w:p>
+            <w:pPr>
+              <w:spacing w:after="62"/>
+              <w:ind w:firstLineChars="0" w:firstLine="0"/>
+              <w:rPr>
+                <w:rStyle w:val="af"/>
+                <w:rFonts w:ascii="宋体" w:hAnsi="宋体" w:hint="eastAsia"/>
+                <w:b w:val="0"/>
+                <w:bCs w:val="0"/>
+              </w:rPr>
+            </w:pPr>
+            <w:r>
+              <w:rPr>
                 <w:rFonts w:ascii="宋体" w:hAnsi="宋体"/>
-                <w:b w:val="0"/>
-                <w:bCs w:val="0"/>
-              </w:rPr>
-            </w:pPr>
-            <w:r>
-              <w:rPr>
-                <w:rFonts w:ascii="宋体" w:hAnsi="宋体" w:hint="eastAsia"/>
-              </w:rPr>
-              <w:t xml:space="preserve">64 KB </w:t>
-            </w:r>
-          </w:p>
-        </w:tc>
-        <w:tc>
-          <w:tcPr>
-            <w:tcW w:w="1418" w:type="dxa"/>
-          </w:tcPr>
-          <w:p>
-            <w:pPr>
-              <w:spacing w:after="62"/>
-              <w:ind w:firstLineChars="0" w:firstLine="0"/>
-              <w:rPr>
-                <w:rStyle w:val="Strong"/>
+              </w:rPr>
+              <w:t>108.729</w:t>
+            </w:r>
+          </w:p>
+        </w:tc>
+        <w:tc>
+          <w:tcPr>
+            <w:tcW w:w="2530" w:type="dxa"/>
+          </w:tcPr>
+          <w:p>
+            <w:pPr>
+              <w:spacing w:after="62"/>
+              <w:ind w:firstLineChars="0" w:firstLine="0"/>
+              <w:rPr>
+                <w:rStyle w:val="af"/>
+                <w:rFonts w:ascii="宋体" w:hAnsi="宋体" w:hint="eastAsia"/>
+                <w:b w:val="0"/>
+                <w:bCs w:val="0"/>
+              </w:rPr>
+            </w:pPr>
+            <w:r>
+              <w:rPr>
                 <w:rFonts w:ascii="宋体" w:hAnsi="宋体"/>
-                <w:b w:val="0"/>
-                <w:bCs w:val="0"/>
-              </w:rPr>
-            </w:pPr>
-            <w:r>
-              <w:rPr>
-                <w:rFonts w:ascii="宋体" w:hAnsi="宋体" w:hint="eastAsia"/>
-              </w:rPr>
-              <w:t xml:space="preserve">加密 </w:t>
-            </w:r>
-          </w:p>
-        </w:tc>
-        <w:tc>
-          <w:tcPr>
-            <w:tcW w:w="1984" w:type="dxa"/>
-          </w:tcPr>
-          <w:p>
-            <w:pPr>
-              <w:spacing w:after="62"/>
-              <w:ind w:firstLineChars="0" w:firstLine="0"/>
-              <w:rPr>
-                <w:rStyle w:val="Strong"/>
-                <w:rFonts w:ascii="宋体" w:hAnsi="宋体"/>
-                <w:b w:val="0"/>
-                <w:bCs w:val="0"/>
-              </w:rPr>
-            </w:pPr>
-            <w:r>
-              <w:rPr>
-                <w:rFonts w:ascii="宋体" w:hAnsi="宋体"/>
-              </w:rPr>
-              <w:t>108.729</w:t>
-            </w:r>
-          </w:p>
-        </w:tc>
-        <w:tc>
-          <w:tcPr>
-            <w:tcW w:w="2530" w:type="dxa"/>
-          </w:tcPr>
-          <w:p>
-            <w:pPr>
-              <w:spacing w:after="62"/>
-              <w:ind w:firstLineChars="0" w:firstLine="0"/>
-              <w:rPr>
-                <w:rStyle w:val="Strong"/>
-                <w:rFonts w:ascii="宋体" w:hAnsi="宋体"/>
-                <w:b w:val="0"/>
-                <w:bCs w:val="0"/>
-              </w:rPr>
-            </w:pPr>
-            <w:r>
-              <w:rPr>
-                <w:rFonts w:ascii="宋体" w:hAnsi="宋体"/>
               </w:rPr>
               <w:t>114.390</w:t>
             </w:r>
@@ -4605,8 +4136,8 @@
               <w:spacing w:after="62"/>
               <w:ind w:firstLineChars="0" w:firstLine="0"/>
               <w:rPr>
-                <w:rStyle w:val="Strong"/>
-                <w:rFonts w:ascii="宋体" w:hAnsi="宋体"/>
+                <w:rStyle w:val="af"/>
+                <w:rFonts w:ascii="宋体" w:hAnsi="宋体" w:hint="eastAsia"/>
                 <w:b w:val="0"/>
                 <w:bCs w:val="0"/>
               </w:rPr>
@@ -4630,84 +4161,84 @@
               <w:spacing w:after="62"/>
               <w:ind w:firstLineChars="0" w:firstLine="0"/>
               <w:rPr>
-                <w:rStyle w:val="Strong"/>
+                <w:rStyle w:val="af"/>
+                <w:rFonts w:ascii="宋体" w:hAnsi="宋体" w:hint="eastAsia"/>
+                <w:b w:val="0"/>
+                <w:bCs w:val="0"/>
+              </w:rPr>
+            </w:pPr>
+            <w:r>
+              <w:rPr>
+                <w:rFonts w:ascii="宋体" w:hAnsi="宋体" w:hint="eastAsia"/>
+              </w:rPr>
+              <w:t xml:space="preserve">64 KB </w:t>
+            </w:r>
+          </w:p>
+        </w:tc>
+        <w:tc>
+          <w:tcPr>
+            <w:tcW w:w="1418" w:type="dxa"/>
+          </w:tcPr>
+          <w:p>
+            <w:pPr>
+              <w:spacing w:after="62"/>
+              <w:ind w:firstLineChars="0" w:firstLine="0"/>
+              <w:rPr>
+                <w:rStyle w:val="af"/>
+                <w:rFonts w:ascii="宋体" w:hAnsi="宋体" w:hint="eastAsia"/>
+                <w:b w:val="0"/>
+                <w:bCs w:val="0"/>
+              </w:rPr>
+            </w:pPr>
+            <w:r>
+              <w:rPr>
+                <w:rFonts w:ascii="宋体" w:hAnsi="宋体" w:hint="eastAsia"/>
+              </w:rPr>
+              <w:t xml:space="preserve">解密  </w:t>
+            </w:r>
+          </w:p>
+        </w:tc>
+        <w:tc>
+          <w:tcPr>
+            <w:tcW w:w="1984" w:type="dxa"/>
+          </w:tcPr>
+          <w:p>
+            <w:pPr>
+              <w:spacing w:after="62"/>
+              <w:ind w:firstLineChars="0" w:firstLine="0"/>
+              <w:rPr>
+                <w:rStyle w:val="af"/>
+                <w:rFonts w:ascii="宋体" w:hAnsi="宋体" w:hint="eastAsia"/>
+                <w:b w:val="0"/>
+                <w:bCs w:val="0"/>
+              </w:rPr>
+            </w:pPr>
+            <w:r>
+              <w:rPr>
                 <w:rFonts w:ascii="宋体" w:hAnsi="宋体"/>
-                <w:b w:val="0"/>
-                <w:bCs w:val="0"/>
-              </w:rPr>
-            </w:pPr>
-            <w:r>
-              <w:rPr>
-                <w:rFonts w:ascii="宋体" w:hAnsi="宋体" w:hint="eastAsia"/>
-              </w:rPr>
-              <w:t xml:space="preserve">64 KB </w:t>
-            </w:r>
-          </w:p>
-        </w:tc>
-        <w:tc>
-          <w:tcPr>
-            <w:tcW w:w="1418" w:type="dxa"/>
-          </w:tcPr>
-          <w:p>
-            <w:pPr>
-              <w:spacing w:after="62"/>
-              <w:ind w:firstLineChars="0" w:firstLine="0"/>
-              <w:rPr>
-                <w:rStyle w:val="Strong"/>
+              </w:rPr>
+              <w:t>109.630</w:t>
+            </w:r>
+          </w:p>
+        </w:tc>
+        <w:tc>
+          <w:tcPr>
+            <w:tcW w:w="2530" w:type="dxa"/>
+          </w:tcPr>
+          <w:p>
+            <w:pPr>
+              <w:spacing w:after="62"/>
+              <w:ind w:firstLineChars="0" w:firstLine="0"/>
+              <w:rPr>
+                <w:rStyle w:val="af"/>
+                <w:rFonts w:ascii="宋体" w:hAnsi="宋体" w:hint="eastAsia"/>
+                <w:b w:val="0"/>
+                <w:bCs w:val="0"/>
+              </w:rPr>
+            </w:pPr>
+            <w:r>
+              <w:rPr>
                 <w:rFonts w:ascii="宋体" w:hAnsi="宋体"/>
-                <w:b w:val="0"/>
-                <w:bCs w:val="0"/>
-              </w:rPr>
-            </w:pPr>
-            <w:r>
-              <w:rPr>
-                <w:rFonts w:ascii="宋体" w:hAnsi="宋体" w:hint="eastAsia"/>
-              </w:rPr>
-              <w:t xml:space="preserve">解密  </w:t>
-            </w:r>
-          </w:p>
-        </w:tc>
-        <w:tc>
-          <w:tcPr>
-            <w:tcW w:w="1984" w:type="dxa"/>
-          </w:tcPr>
-          <w:p>
-            <w:pPr>
-              <w:spacing w:after="62"/>
-              <w:ind w:firstLineChars="0" w:firstLine="0"/>
-              <w:rPr>
-                <w:rStyle w:val="Strong"/>
-                <w:rFonts w:ascii="宋体" w:hAnsi="宋体"/>
-                <w:b w:val="0"/>
-                <w:bCs w:val="0"/>
-              </w:rPr>
-            </w:pPr>
-            <w:r>
-              <w:rPr>
-                <w:rFonts w:ascii="宋体" w:hAnsi="宋体"/>
-              </w:rPr>
-              <w:t>109.630</w:t>
-            </w:r>
-          </w:p>
-        </w:tc>
-        <w:tc>
-          <w:tcPr>
-            <w:tcW w:w="2530" w:type="dxa"/>
-          </w:tcPr>
-          <w:p>
-            <w:pPr>
-              <w:spacing w:after="62"/>
-              <w:ind w:firstLineChars="0" w:firstLine="0"/>
-              <w:rPr>
-                <w:rStyle w:val="Strong"/>
-                <w:rFonts w:ascii="宋体" w:hAnsi="宋体"/>
-                <w:b w:val="0"/>
-                <w:bCs w:val="0"/>
-              </w:rPr>
-            </w:pPr>
-            <w:r>
-              <w:rPr>
-                <w:rFonts w:ascii="宋体" w:hAnsi="宋体"/>
               </w:rPr>
               <w:t>113.634</w:t>
             </w:r>
@@ -4722,8 +4253,8 @@
               <w:spacing w:after="62"/>
               <w:ind w:firstLineChars="0" w:firstLine="0"/>
               <w:rPr>
-                <w:rStyle w:val="Strong"/>
-                <w:rFonts w:ascii="宋体" w:hAnsi="宋体"/>
+                <w:rStyle w:val="af"/>
+                <w:rFonts w:ascii="宋体" w:hAnsi="宋体" w:hint="eastAsia"/>
                 <w:b w:val="0"/>
                 <w:bCs w:val="0"/>
               </w:rPr>
@@ -4747,84 +4278,84 @@
               <w:spacing w:after="62"/>
               <w:ind w:firstLineChars="0" w:firstLine="0"/>
               <w:rPr>
-                <w:rStyle w:val="Strong"/>
+                <w:rStyle w:val="af"/>
+                <w:rFonts w:ascii="宋体" w:hAnsi="宋体" w:hint="eastAsia"/>
+                <w:b w:val="0"/>
+                <w:bCs w:val="0"/>
+              </w:rPr>
+            </w:pPr>
+            <w:r>
+              <w:rPr>
+                <w:rFonts w:ascii="宋体" w:hAnsi="宋体" w:hint="eastAsia"/>
+              </w:rPr>
+              <w:t xml:space="preserve">1 MB </w:t>
+            </w:r>
+          </w:p>
+        </w:tc>
+        <w:tc>
+          <w:tcPr>
+            <w:tcW w:w="1418" w:type="dxa"/>
+          </w:tcPr>
+          <w:p>
+            <w:pPr>
+              <w:spacing w:after="62"/>
+              <w:ind w:firstLineChars="0" w:firstLine="0"/>
+              <w:rPr>
+                <w:rStyle w:val="af"/>
+                <w:rFonts w:ascii="宋体" w:hAnsi="宋体" w:hint="eastAsia"/>
+                <w:b w:val="0"/>
+                <w:bCs w:val="0"/>
+              </w:rPr>
+            </w:pPr>
+            <w:r>
+              <w:rPr>
+                <w:rFonts w:ascii="宋体" w:hAnsi="宋体" w:hint="eastAsia"/>
+              </w:rPr>
+              <w:t xml:space="preserve">加密  </w:t>
+            </w:r>
+          </w:p>
+        </w:tc>
+        <w:tc>
+          <w:tcPr>
+            <w:tcW w:w="1984" w:type="dxa"/>
+          </w:tcPr>
+          <w:p>
+            <w:pPr>
+              <w:spacing w:after="62"/>
+              <w:ind w:firstLineChars="0" w:firstLine="0"/>
+              <w:rPr>
+                <w:rStyle w:val="af"/>
+                <w:rFonts w:ascii="宋体" w:hAnsi="宋体" w:hint="eastAsia"/>
+                <w:b w:val="0"/>
+                <w:bCs w:val="0"/>
+              </w:rPr>
+            </w:pPr>
+            <w:r>
+              <w:rPr>
                 <w:rFonts w:ascii="宋体" w:hAnsi="宋体"/>
-                <w:b w:val="0"/>
-                <w:bCs w:val="0"/>
-              </w:rPr>
-            </w:pPr>
-            <w:r>
-              <w:rPr>
-                <w:rFonts w:ascii="宋体" w:hAnsi="宋体" w:hint="eastAsia"/>
-              </w:rPr>
-              <w:t xml:space="preserve">1 MB </w:t>
-            </w:r>
-          </w:p>
-        </w:tc>
-        <w:tc>
-          <w:tcPr>
-            <w:tcW w:w="1418" w:type="dxa"/>
-          </w:tcPr>
-          <w:p>
-            <w:pPr>
-              <w:spacing w:after="62"/>
-              <w:ind w:firstLineChars="0" w:firstLine="0"/>
-              <w:rPr>
-                <w:rStyle w:val="Strong"/>
+              </w:rPr>
+              <w:t>1682.31</w:t>
+            </w:r>
+          </w:p>
+        </w:tc>
+        <w:tc>
+          <w:tcPr>
+            <w:tcW w:w="2530" w:type="dxa"/>
+          </w:tcPr>
+          <w:p>
+            <w:pPr>
+              <w:spacing w:after="62"/>
+              <w:ind w:firstLineChars="0" w:firstLine="0"/>
+              <w:rPr>
+                <w:rStyle w:val="af"/>
+                <w:rFonts w:ascii="宋体" w:hAnsi="宋体" w:hint="eastAsia"/>
+                <w:b w:val="0"/>
+                <w:bCs w:val="0"/>
+              </w:rPr>
+            </w:pPr>
+            <w:r>
+              <w:rPr>
                 <w:rFonts w:ascii="宋体" w:hAnsi="宋体"/>
-                <w:b w:val="0"/>
-                <w:bCs w:val="0"/>
-              </w:rPr>
-            </w:pPr>
-            <w:r>
-              <w:rPr>
-                <w:rFonts w:ascii="宋体" w:hAnsi="宋体" w:hint="eastAsia"/>
-              </w:rPr>
-              <w:t xml:space="preserve">加密  </w:t>
-            </w:r>
-          </w:p>
-        </w:tc>
-        <w:tc>
-          <w:tcPr>
-            <w:tcW w:w="1984" w:type="dxa"/>
-          </w:tcPr>
-          <w:p>
-            <w:pPr>
-              <w:spacing w:after="62"/>
-              <w:ind w:firstLineChars="0" w:firstLine="0"/>
-              <w:rPr>
-                <w:rStyle w:val="Strong"/>
-                <w:rFonts w:ascii="宋体" w:hAnsi="宋体"/>
-                <w:b w:val="0"/>
-                <w:bCs w:val="0"/>
-              </w:rPr>
-            </w:pPr>
-            <w:r>
-              <w:rPr>
-                <w:rFonts w:ascii="宋体" w:hAnsi="宋体"/>
-              </w:rPr>
-              <w:t>1682.31</w:t>
-            </w:r>
-          </w:p>
-        </w:tc>
-        <w:tc>
-          <w:tcPr>
-            <w:tcW w:w="2530" w:type="dxa"/>
-          </w:tcPr>
-          <w:p>
-            <w:pPr>
-              <w:spacing w:after="62"/>
-              <w:ind w:firstLineChars="0" w:firstLine="0"/>
-              <w:rPr>
-                <w:rStyle w:val="Strong"/>
-                <w:rFonts w:ascii="宋体" w:hAnsi="宋体"/>
-                <w:b w:val="0"/>
-                <w:bCs w:val="0"/>
-              </w:rPr>
-            </w:pPr>
-            <w:r>
-              <w:rPr>
-                <w:rFonts w:ascii="宋体" w:hAnsi="宋体"/>
               </w:rPr>
               <w:t>1683.18</w:t>
             </w:r>
@@ -4839,8 +4370,8 @@
               <w:spacing w:after="62"/>
               <w:ind w:firstLineChars="0" w:firstLine="0"/>
               <w:rPr>
-                <w:rStyle w:val="Strong"/>
-                <w:rFonts w:ascii="宋体" w:hAnsi="宋体"/>
+                <w:rStyle w:val="af"/>
+                <w:rFonts w:ascii="宋体" w:hAnsi="宋体" w:hint="eastAsia"/>
                 <w:b w:val="0"/>
                 <w:bCs w:val="0"/>
               </w:rPr>
@@ -4864,84 +4395,84 @@
               <w:spacing w:after="62"/>
               <w:ind w:firstLineChars="0" w:firstLine="0"/>
               <w:rPr>
-                <w:rStyle w:val="Strong"/>
+                <w:rStyle w:val="af"/>
+                <w:rFonts w:ascii="宋体" w:hAnsi="宋体" w:hint="eastAsia"/>
+                <w:b w:val="0"/>
+                <w:bCs w:val="0"/>
+              </w:rPr>
+            </w:pPr>
+            <w:r>
+              <w:rPr>
+                <w:rFonts w:ascii="宋体" w:hAnsi="宋体" w:hint="eastAsia"/>
+              </w:rPr>
+              <w:t xml:space="preserve">1 MB </w:t>
+            </w:r>
+          </w:p>
+        </w:tc>
+        <w:tc>
+          <w:tcPr>
+            <w:tcW w:w="1418" w:type="dxa"/>
+          </w:tcPr>
+          <w:p>
+            <w:pPr>
+              <w:spacing w:after="62"/>
+              <w:ind w:firstLineChars="0" w:firstLine="0"/>
+              <w:rPr>
+                <w:rStyle w:val="af"/>
+                <w:rFonts w:ascii="宋体" w:hAnsi="宋体" w:hint="eastAsia"/>
+                <w:b w:val="0"/>
+                <w:bCs w:val="0"/>
+              </w:rPr>
+            </w:pPr>
+            <w:r>
+              <w:rPr>
+                <w:rFonts w:ascii="宋体" w:hAnsi="宋体" w:hint="eastAsia"/>
+              </w:rPr>
+              <w:t xml:space="preserve">解密 </w:t>
+            </w:r>
+          </w:p>
+        </w:tc>
+        <w:tc>
+          <w:tcPr>
+            <w:tcW w:w="1984" w:type="dxa"/>
+          </w:tcPr>
+          <w:p>
+            <w:pPr>
+              <w:spacing w:after="62"/>
+              <w:ind w:firstLineChars="0" w:firstLine="0"/>
+              <w:rPr>
+                <w:rStyle w:val="af"/>
+                <w:rFonts w:ascii="宋体" w:hAnsi="宋体" w:hint="eastAsia"/>
+                <w:b w:val="0"/>
+                <w:bCs w:val="0"/>
+              </w:rPr>
+            </w:pPr>
+            <w:r>
+              <w:rPr>
                 <w:rFonts w:ascii="宋体" w:hAnsi="宋体"/>
-                <w:b w:val="0"/>
-                <w:bCs w:val="0"/>
-              </w:rPr>
-            </w:pPr>
-            <w:r>
-              <w:rPr>
-                <w:rFonts w:ascii="宋体" w:hAnsi="宋体" w:hint="eastAsia"/>
-              </w:rPr>
-              <w:t xml:space="preserve">1 MB </w:t>
-            </w:r>
-          </w:p>
-        </w:tc>
-        <w:tc>
-          <w:tcPr>
-            <w:tcW w:w="1418" w:type="dxa"/>
-          </w:tcPr>
-          <w:p>
-            <w:pPr>
-              <w:spacing w:after="62"/>
-              <w:ind w:firstLineChars="0" w:firstLine="0"/>
-              <w:rPr>
-                <w:rStyle w:val="Strong"/>
+              </w:rPr>
+              <w:t>1682.20</w:t>
+            </w:r>
+          </w:p>
+        </w:tc>
+        <w:tc>
+          <w:tcPr>
+            <w:tcW w:w="2530" w:type="dxa"/>
+          </w:tcPr>
+          <w:p>
+            <w:pPr>
+              <w:spacing w:after="62"/>
+              <w:ind w:firstLineChars="0" w:firstLine="0"/>
+              <w:rPr>
+                <w:rStyle w:val="af"/>
+                <w:rFonts w:ascii="宋体" w:hAnsi="宋体" w:hint="eastAsia"/>
+                <w:b w:val="0"/>
+                <w:bCs w:val="0"/>
+              </w:rPr>
+            </w:pPr>
+            <w:r>
+              <w:rPr>
                 <w:rFonts w:ascii="宋体" w:hAnsi="宋体"/>
-                <w:b w:val="0"/>
-                <w:bCs w:val="0"/>
-              </w:rPr>
-            </w:pPr>
-            <w:r>
-              <w:rPr>
-                <w:rFonts w:ascii="宋体" w:hAnsi="宋体" w:hint="eastAsia"/>
-              </w:rPr>
-              <w:t xml:space="preserve">解密 </w:t>
-            </w:r>
-          </w:p>
-        </w:tc>
-        <w:tc>
-          <w:tcPr>
-            <w:tcW w:w="1984" w:type="dxa"/>
-          </w:tcPr>
-          <w:p>
-            <w:pPr>
-              <w:spacing w:after="62"/>
-              <w:ind w:firstLineChars="0" w:firstLine="0"/>
-              <w:rPr>
-                <w:rStyle w:val="Strong"/>
-                <w:rFonts w:ascii="宋体" w:hAnsi="宋体"/>
-                <w:b w:val="0"/>
-                <w:bCs w:val="0"/>
-              </w:rPr>
-            </w:pPr>
-            <w:r>
-              <w:rPr>
-                <w:rFonts w:ascii="宋体" w:hAnsi="宋体"/>
-              </w:rPr>
-              <w:t>1682.20</w:t>
-            </w:r>
-          </w:p>
-        </w:tc>
-        <w:tc>
-          <w:tcPr>
-            <w:tcW w:w="2530" w:type="dxa"/>
-          </w:tcPr>
-          <w:p>
-            <w:pPr>
-              <w:spacing w:after="62"/>
-              <w:ind w:firstLineChars="0" w:firstLine="0"/>
-              <w:rPr>
-                <w:rStyle w:val="Strong"/>
-                <w:rFonts w:ascii="宋体" w:hAnsi="宋体"/>
-                <w:b w:val="0"/>
-                <w:bCs w:val="0"/>
-              </w:rPr>
-            </w:pPr>
-            <w:r>
-              <w:rPr>
-                <w:rFonts w:ascii="宋体" w:hAnsi="宋体"/>
               </w:rPr>
               <w:t>1683.29</w:t>
             </w:r>
@@ -4957,8 +4488,8 @@
               <w:spacing w:after="62"/>
               <w:ind w:firstLineChars="0" w:firstLine="0"/>
               <w:rPr>
-                <w:rStyle w:val="Strong"/>
-                <w:rFonts w:ascii="宋体" w:hAnsi="宋体"/>
+                <w:rStyle w:val="af"/>
+                <w:rFonts w:ascii="宋体" w:hAnsi="宋体" w:hint="eastAsia"/>
                 <w:b w:val="0"/>
                 <w:bCs w:val="0"/>
               </w:rPr>
@@ -4975,12 +4506,12 @@
     </w:tbl>
     <w:p>
       <w:pPr>
-        <w:pStyle w:val="Caption"/>
+        <w:pStyle w:val="ae"/>
         <w:spacing w:after="62"/>
         <w:ind w:firstLine="400"/>
         <w:jc w:val="center"/>
         <w:rPr>
-          <w:rFonts w:ascii="宋体" w:eastAsia="宋体" w:hAnsi="宋体"/>
+          <w:rFonts w:ascii="宋体" w:eastAsia="宋体" w:hAnsi="宋体" w:hint="eastAsia"/>
         </w:rPr>
       </w:pPr>
       <w:r>
@@ -5060,13 +4591,13 @@
         <w:spacing w:after="62"/>
         <w:ind w:firstLineChars="0" w:firstLine="0"/>
         <w:rPr>
-          <w:rFonts w:ascii="宋体" w:hAnsi="宋体"/>
+          <w:rFonts w:ascii="宋体" w:hAnsi="宋体" w:hint="eastAsia"/>
         </w:rPr>
       </w:pPr>
     </w:p>
     <w:tbl>
       <w:tblPr>
-        <w:tblStyle w:val="TableGrid"/>
+        <w:tblStyle w:val="af5"/>
         <w:tblW w:w="0" w:type="auto"/>
         <w:tblLook w:val="04A0" w:firstRow="1" w:lastRow="0" w:firstColumn="1" w:lastColumn="0" w:noHBand="0" w:noVBand="1"/>
       </w:tblPr>
@@ -5087,114 +4618,86 @@
               <w:spacing w:after="62"/>
               <w:ind w:firstLineChars="0" w:firstLine="0"/>
               <w:rPr>
-                <w:rStyle w:val="Strong"/>
+                <w:rStyle w:val="af"/>
+                <w:rFonts w:ascii="宋体" w:hAnsi="宋体" w:hint="eastAsia"/>
+                <w:b w:val="0"/>
+                <w:bCs w:val="0"/>
+              </w:rPr>
+            </w:pPr>
+            <w:r>
+              <w:rPr>
+                <w:rFonts w:ascii="宋体" w:hAnsi="宋体" w:hint="eastAsia"/>
+              </w:rPr>
+              <w:t xml:space="preserve">数据大小 </w:t>
+            </w:r>
+          </w:p>
+        </w:tc>
+        <w:tc>
+          <w:tcPr>
+            <w:tcW w:w="709" w:type="dxa"/>
+          </w:tcPr>
+          <w:p>
+            <w:pPr>
+              <w:spacing w:after="62"/>
+              <w:ind w:firstLineChars="0" w:firstLine="0"/>
+              <w:rPr>
+                <w:rStyle w:val="af"/>
+                <w:rFonts w:ascii="宋体" w:hAnsi="宋体" w:hint="eastAsia"/>
+                <w:b w:val="0"/>
+                <w:bCs w:val="0"/>
+              </w:rPr>
+            </w:pPr>
+            <w:r>
+              <w:rPr>
+                <w:rFonts w:ascii="宋体" w:hAnsi="宋体" w:hint="eastAsia"/>
+              </w:rPr>
+              <w:t xml:space="preserve">操作  </w:t>
+            </w:r>
+          </w:p>
+        </w:tc>
+        <w:tc>
+          <w:tcPr>
+            <w:tcW w:w="2126" w:type="dxa"/>
+          </w:tcPr>
+          <w:p>
+            <w:pPr>
+              <w:spacing w:after="62"/>
+              <w:ind w:firstLineChars="0" w:firstLine="0"/>
+              <w:rPr>
+                <w:rStyle w:val="af"/>
+                <w:rFonts w:ascii="宋体" w:hAnsi="宋体" w:hint="eastAsia"/>
+                <w:b w:val="0"/>
+                <w:bCs w:val="0"/>
+              </w:rPr>
+            </w:pPr>
+            <w:r>
+              <w:rPr>
                 <w:rFonts w:ascii="宋体" w:hAnsi="宋体"/>
-                <w:b w:val="0"/>
-                <w:bCs w:val="0"/>
-              </w:rPr>
-            </w:pPr>
-            <w:r>
-              <w:rPr>
-                <w:rFonts w:ascii="宋体" w:hAnsi="宋体" w:hint="eastAsia"/>
-              </w:rPr>
-              <w:t xml:space="preserve">数据大小 </w:t>
-            </w:r>
-          </w:p>
-        </w:tc>
-        <w:tc>
-          <w:tcPr>
-            <w:tcW w:w="709" w:type="dxa"/>
-          </w:tcPr>
-          <w:p>
-            <w:pPr>
-              <w:spacing w:after="62"/>
-              <w:ind w:firstLineChars="0" w:firstLine="0"/>
-              <w:rPr>
-                <w:rStyle w:val="Strong"/>
+              </w:rPr>
+              <w:t>out-of-place (ms)</w:t>
+            </w:r>
+          </w:p>
+        </w:tc>
+        <w:tc>
+          <w:tcPr>
+            <w:tcW w:w="2530" w:type="dxa"/>
+          </w:tcPr>
+          <w:p>
+            <w:pPr>
+              <w:spacing w:after="62"/>
+              <w:ind w:firstLineChars="0" w:firstLine="0"/>
+              <w:rPr>
+                <w:rStyle w:val="af"/>
+                <w:rFonts w:ascii="宋体" w:hAnsi="宋体" w:hint="eastAsia"/>
+                <w:b w:val="0"/>
+                <w:bCs w:val="0"/>
+              </w:rPr>
+            </w:pPr>
+            <w:r>
+              <w:rPr>
                 <w:rFonts w:ascii="宋体" w:hAnsi="宋体"/>
-                <w:b w:val="0"/>
-                <w:bCs w:val="0"/>
-              </w:rPr>
-            </w:pPr>
-            <w:r>
-              <w:rPr>
-                <w:rFonts w:ascii="宋体" w:hAnsi="宋体" w:hint="eastAsia"/>
-              </w:rPr>
-              <w:t xml:space="preserve">操作  </w:t>
-            </w:r>
-          </w:p>
-        </w:tc>
-        <w:tc>
-          <w:tcPr>
-            <w:tcW w:w="2126" w:type="dxa"/>
-          </w:tcPr>
-          <w:p>
-            <w:pPr>
-              <w:spacing w:after="62"/>
-              <w:ind w:firstLineChars="0" w:firstLine="0"/>
-              <w:rPr>
-                <w:rStyle w:val="Strong"/>
-                <w:rFonts w:ascii="宋体" w:hAnsi="宋体"/>
-                <w:b w:val="0"/>
-                <w:bCs w:val="0"/>
-              </w:rPr>
-            </w:pPr>
-            <w:r>
-              <w:rPr>
-                <w:rFonts w:ascii="宋体" w:hAnsi="宋体"/>
-              </w:rPr>
-              <w:t>out-of-place (</w:t>
-            </w:r>
-            <w:proofErr w:type="spellStart"/>
-            <w:r>
-              <w:rPr>
-                <w:rFonts w:ascii="宋体" w:hAnsi="宋体"/>
-              </w:rPr>
-              <w:t>ms</w:t>
-            </w:r>
-            <w:proofErr w:type="spellEnd"/>
-            <w:r>
-              <w:rPr>
-                <w:rFonts w:ascii="宋体" w:hAnsi="宋体"/>
-              </w:rPr>
-              <w:t>)</w:t>
-            </w:r>
-          </w:p>
-        </w:tc>
-        <w:tc>
-          <w:tcPr>
-            <w:tcW w:w="2530" w:type="dxa"/>
-          </w:tcPr>
-          <w:p>
-            <w:pPr>
-              <w:spacing w:after="62"/>
-              <w:ind w:firstLineChars="0" w:firstLine="0"/>
-              <w:rPr>
-                <w:rStyle w:val="Strong"/>
-                <w:rFonts w:ascii="宋体" w:hAnsi="宋体"/>
-                <w:b w:val="0"/>
-                <w:bCs w:val="0"/>
-              </w:rPr>
-            </w:pPr>
-            <w:r>
-              <w:rPr>
-                <w:rFonts w:ascii="宋体" w:hAnsi="宋体"/>
-              </w:rPr>
-              <w:t>in-place (</w:t>
-            </w:r>
-            <w:proofErr w:type="spellStart"/>
-            <w:r>
-              <w:rPr>
-                <w:rFonts w:ascii="宋体" w:hAnsi="宋体"/>
-              </w:rPr>
-              <w:t>ms</w:t>
-            </w:r>
-            <w:proofErr w:type="spellEnd"/>
-            <w:r>
-              <w:rPr>
-                <w:rFonts w:ascii="宋体" w:hAnsi="宋体"/>
-              </w:rPr>
-              <w:t>)</w:t>
+              </w:rPr>
+              <w:t>in-place (ms)</w:t>
             </w:r>
           </w:p>
         </w:tc>
@@ -5207,15 +4710,15 @@
               <w:spacing w:after="62"/>
               <w:ind w:firstLineChars="0" w:firstLine="0"/>
               <w:rPr>
-                <w:rStyle w:val="Strong"/>
-                <w:rFonts w:ascii="宋体" w:hAnsi="宋体"/>
-                <w:b w:val="0"/>
-                <w:bCs w:val="0"/>
-              </w:rPr>
-            </w:pPr>
-            <w:r>
-              <w:rPr>
-                <w:rStyle w:val="Strong"/>
+                <w:rStyle w:val="af"/>
+                <w:rFonts w:ascii="宋体" w:hAnsi="宋体" w:hint="eastAsia"/>
+                <w:b w:val="0"/>
+                <w:bCs w:val="0"/>
+              </w:rPr>
+            </w:pPr>
+            <w:r>
+              <w:rPr>
+                <w:rStyle w:val="af"/>
                 <w:rFonts w:ascii="宋体" w:hAnsi="宋体" w:hint="eastAsia"/>
                 <w:b w:val="0"/>
                 <w:bCs w:val="0"/>
@@ -5235,84 +4738,84 @@
               <w:spacing w:after="62"/>
               <w:ind w:firstLineChars="0" w:firstLine="0"/>
               <w:rPr>
-                <w:rStyle w:val="Strong"/>
+                <w:rStyle w:val="af"/>
+                <w:rFonts w:ascii="宋体" w:hAnsi="宋体" w:hint="eastAsia"/>
+                <w:b w:val="0"/>
+                <w:bCs w:val="0"/>
+              </w:rPr>
+            </w:pPr>
+            <w:r>
+              <w:rPr>
+                <w:rFonts w:ascii="宋体" w:hAnsi="宋体" w:hint="eastAsia"/>
+              </w:rPr>
+              <w:t xml:space="preserve">1 KB </w:t>
+            </w:r>
+          </w:p>
+        </w:tc>
+        <w:tc>
+          <w:tcPr>
+            <w:tcW w:w="709" w:type="dxa"/>
+          </w:tcPr>
+          <w:p>
+            <w:pPr>
+              <w:spacing w:after="62"/>
+              <w:ind w:firstLineChars="0" w:firstLine="0"/>
+              <w:rPr>
+                <w:rStyle w:val="af"/>
+                <w:rFonts w:ascii="宋体" w:hAnsi="宋体" w:hint="eastAsia"/>
+                <w:b w:val="0"/>
+                <w:bCs w:val="0"/>
+              </w:rPr>
+            </w:pPr>
+            <w:r>
+              <w:rPr>
+                <w:rFonts w:ascii="宋体" w:hAnsi="宋体" w:hint="eastAsia"/>
+              </w:rPr>
+              <w:t xml:space="preserve">加密 </w:t>
+            </w:r>
+          </w:p>
+        </w:tc>
+        <w:tc>
+          <w:tcPr>
+            <w:tcW w:w="2126" w:type="dxa"/>
+          </w:tcPr>
+          <w:p>
+            <w:pPr>
+              <w:spacing w:after="62"/>
+              <w:ind w:firstLineChars="0" w:firstLine="0"/>
+              <w:rPr>
+                <w:rStyle w:val="af"/>
+                <w:rFonts w:ascii="宋体" w:hAnsi="宋体" w:hint="eastAsia"/>
+                <w:b w:val="0"/>
+                <w:bCs w:val="0"/>
+              </w:rPr>
+            </w:pPr>
+            <w:r>
+              <w:rPr>
                 <w:rFonts w:ascii="宋体" w:hAnsi="宋体"/>
-                <w:b w:val="0"/>
-                <w:bCs w:val="0"/>
-              </w:rPr>
-            </w:pPr>
-            <w:r>
-              <w:rPr>
-                <w:rFonts w:ascii="宋体" w:hAnsi="宋体" w:hint="eastAsia"/>
-              </w:rPr>
-              <w:t xml:space="preserve">1 KB </w:t>
-            </w:r>
-          </w:p>
-        </w:tc>
-        <w:tc>
-          <w:tcPr>
-            <w:tcW w:w="709" w:type="dxa"/>
-          </w:tcPr>
-          <w:p>
-            <w:pPr>
-              <w:spacing w:after="62"/>
-              <w:ind w:firstLineChars="0" w:firstLine="0"/>
-              <w:rPr>
-                <w:rStyle w:val="Strong"/>
+              </w:rPr>
+              <w:t>0.017104</w:t>
+            </w:r>
+          </w:p>
+        </w:tc>
+        <w:tc>
+          <w:tcPr>
+            <w:tcW w:w="2530" w:type="dxa"/>
+          </w:tcPr>
+          <w:p>
+            <w:pPr>
+              <w:spacing w:after="62"/>
+              <w:ind w:firstLineChars="0" w:firstLine="0"/>
+              <w:rPr>
+                <w:rStyle w:val="af"/>
+                <w:rFonts w:ascii="宋体" w:hAnsi="宋体" w:hint="eastAsia"/>
+                <w:b w:val="0"/>
+                <w:bCs w:val="0"/>
+              </w:rPr>
+            </w:pPr>
+            <w:r>
+              <w:rPr>
                 <w:rFonts w:ascii="宋体" w:hAnsi="宋体"/>
-                <w:b w:val="0"/>
-                <w:bCs w:val="0"/>
-              </w:rPr>
-            </w:pPr>
-            <w:r>
-              <w:rPr>
-                <w:rFonts w:ascii="宋体" w:hAnsi="宋体" w:hint="eastAsia"/>
-              </w:rPr>
-              <w:t xml:space="preserve">加密 </w:t>
-            </w:r>
-          </w:p>
-        </w:tc>
-        <w:tc>
-          <w:tcPr>
-            <w:tcW w:w="2126" w:type="dxa"/>
-          </w:tcPr>
-          <w:p>
-            <w:pPr>
-              <w:spacing w:after="62"/>
-              <w:ind w:firstLineChars="0" w:firstLine="0"/>
-              <w:rPr>
-                <w:rStyle w:val="Strong"/>
-                <w:rFonts w:ascii="宋体" w:hAnsi="宋体"/>
-                <w:b w:val="0"/>
-                <w:bCs w:val="0"/>
-              </w:rPr>
-            </w:pPr>
-            <w:r>
-              <w:rPr>
-                <w:rFonts w:ascii="宋体" w:hAnsi="宋体"/>
-              </w:rPr>
-              <w:t>0.017104</w:t>
-            </w:r>
-          </w:p>
-        </w:tc>
-        <w:tc>
-          <w:tcPr>
-            <w:tcW w:w="2530" w:type="dxa"/>
-          </w:tcPr>
-          <w:p>
-            <w:pPr>
-              <w:spacing w:after="62"/>
-              <w:ind w:firstLineChars="0" w:firstLine="0"/>
-              <w:rPr>
-                <w:rStyle w:val="Strong"/>
-                <w:rFonts w:ascii="宋体" w:hAnsi="宋体"/>
-                <w:b w:val="0"/>
-                <w:bCs w:val="0"/>
-              </w:rPr>
-            </w:pPr>
-            <w:r>
-              <w:rPr>
-                <w:rFonts w:ascii="宋体" w:hAnsi="宋体"/>
               </w:rPr>
               <w:t>0.017070</w:t>
             </w:r>
@@ -5327,8 +4830,8 @@
               <w:spacing w:after="62"/>
               <w:ind w:firstLineChars="0" w:firstLine="0"/>
               <w:rPr>
-                <w:rStyle w:val="Strong"/>
-                <w:rFonts w:ascii="宋体" w:hAnsi="宋体"/>
+                <w:rStyle w:val="af"/>
+                <w:rFonts w:ascii="宋体" w:hAnsi="宋体" w:hint="eastAsia"/>
                 <w:b w:val="0"/>
                 <w:bCs w:val="0"/>
               </w:rPr>
@@ -5352,84 +4855,84 @@
               <w:spacing w:after="62"/>
               <w:ind w:firstLineChars="0" w:firstLine="0"/>
               <w:rPr>
-                <w:rStyle w:val="Strong"/>
+                <w:rStyle w:val="af"/>
+                <w:rFonts w:ascii="宋体" w:hAnsi="宋体" w:hint="eastAsia"/>
+                <w:b w:val="0"/>
+                <w:bCs w:val="0"/>
+              </w:rPr>
+            </w:pPr>
+            <w:r>
+              <w:rPr>
+                <w:rFonts w:ascii="宋体" w:hAnsi="宋体" w:hint="eastAsia"/>
+              </w:rPr>
+              <w:t xml:space="preserve">1 KB </w:t>
+            </w:r>
+          </w:p>
+        </w:tc>
+        <w:tc>
+          <w:tcPr>
+            <w:tcW w:w="709" w:type="dxa"/>
+          </w:tcPr>
+          <w:p>
+            <w:pPr>
+              <w:spacing w:after="62"/>
+              <w:ind w:firstLineChars="0" w:firstLine="0"/>
+              <w:rPr>
+                <w:rStyle w:val="af"/>
+                <w:rFonts w:ascii="宋体" w:hAnsi="宋体" w:hint="eastAsia"/>
+                <w:b w:val="0"/>
+                <w:bCs w:val="0"/>
+              </w:rPr>
+            </w:pPr>
+            <w:r>
+              <w:rPr>
+                <w:rFonts w:ascii="宋体" w:hAnsi="宋体" w:hint="eastAsia"/>
+              </w:rPr>
+              <w:t xml:space="preserve">解密 </w:t>
+            </w:r>
+          </w:p>
+        </w:tc>
+        <w:tc>
+          <w:tcPr>
+            <w:tcW w:w="2126" w:type="dxa"/>
+          </w:tcPr>
+          <w:p>
+            <w:pPr>
+              <w:spacing w:after="62"/>
+              <w:ind w:firstLineChars="0" w:firstLine="0"/>
+              <w:rPr>
+                <w:rStyle w:val="af"/>
+                <w:rFonts w:ascii="宋体" w:hAnsi="宋体" w:hint="eastAsia"/>
+                <w:b w:val="0"/>
+                <w:bCs w:val="0"/>
+              </w:rPr>
+            </w:pPr>
+            <w:r>
+              <w:rPr>
                 <w:rFonts w:ascii="宋体" w:hAnsi="宋体"/>
-                <w:b w:val="0"/>
-                <w:bCs w:val="0"/>
-              </w:rPr>
-            </w:pPr>
-            <w:r>
-              <w:rPr>
-                <w:rFonts w:ascii="宋体" w:hAnsi="宋体" w:hint="eastAsia"/>
-              </w:rPr>
-              <w:t xml:space="preserve">1 KB </w:t>
-            </w:r>
-          </w:p>
-        </w:tc>
-        <w:tc>
-          <w:tcPr>
-            <w:tcW w:w="709" w:type="dxa"/>
-          </w:tcPr>
-          <w:p>
-            <w:pPr>
-              <w:spacing w:after="62"/>
-              <w:ind w:firstLineChars="0" w:firstLine="0"/>
-              <w:rPr>
-                <w:rStyle w:val="Strong"/>
+              </w:rPr>
+              <w:t>0.017144</w:t>
+            </w:r>
+          </w:p>
+        </w:tc>
+        <w:tc>
+          <w:tcPr>
+            <w:tcW w:w="2530" w:type="dxa"/>
+          </w:tcPr>
+          <w:p>
+            <w:pPr>
+              <w:spacing w:after="62"/>
+              <w:ind w:firstLineChars="0" w:firstLine="0"/>
+              <w:rPr>
+                <w:rStyle w:val="af"/>
+                <w:rFonts w:ascii="宋体" w:hAnsi="宋体" w:hint="eastAsia"/>
+                <w:b w:val="0"/>
+                <w:bCs w:val="0"/>
+              </w:rPr>
+            </w:pPr>
+            <w:r>
+              <w:rPr>
                 <w:rFonts w:ascii="宋体" w:hAnsi="宋体"/>
-                <w:b w:val="0"/>
-                <w:bCs w:val="0"/>
-              </w:rPr>
-            </w:pPr>
-            <w:r>
-              <w:rPr>
-                <w:rFonts w:ascii="宋体" w:hAnsi="宋体" w:hint="eastAsia"/>
-              </w:rPr>
-              <w:t xml:space="preserve">解密 </w:t>
-            </w:r>
-          </w:p>
-        </w:tc>
-        <w:tc>
-          <w:tcPr>
-            <w:tcW w:w="2126" w:type="dxa"/>
-          </w:tcPr>
-          <w:p>
-            <w:pPr>
-              <w:spacing w:after="62"/>
-              <w:ind w:firstLineChars="0" w:firstLine="0"/>
-              <w:rPr>
-                <w:rStyle w:val="Strong"/>
-                <w:rFonts w:ascii="宋体" w:hAnsi="宋体"/>
-                <w:b w:val="0"/>
-                <w:bCs w:val="0"/>
-              </w:rPr>
-            </w:pPr>
-            <w:r>
-              <w:rPr>
-                <w:rFonts w:ascii="宋体" w:hAnsi="宋体"/>
-              </w:rPr>
-              <w:t>0.017144</w:t>
-            </w:r>
-          </w:p>
-        </w:tc>
-        <w:tc>
-          <w:tcPr>
-            <w:tcW w:w="2530" w:type="dxa"/>
-          </w:tcPr>
-          <w:p>
-            <w:pPr>
-              <w:spacing w:after="62"/>
-              <w:ind w:firstLineChars="0" w:firstLine="0"/>
-              <w:rPr>
-                <w:rStyle w:val="Strong"/>
-                <w:rFonts w:ascii="宋体" w:hAnsi="宋体"/>
-                <w:b w:val="0"/>
-                <w:bCs w:val="0"/>
-              </w:rPr>
-            </w:pPr>
-            <w:r>
-              <w:rPr>
-                <w:rFonts w:ascii="宋体" w:hAnsi="宋体"/>
               </w:rPr>
               <w:t>0.017126</w:t>
             </w:r>
@@ -5444,8 +4947,8 @@
               <w:spacing w:after="62"/>
               <w:ind w:firstLineChars="0" w:firstLine="0"/>
               <w:rPr>
-                <w:rStyle w:val="Strong"/>
-                <w:rFonts w:ascii="宋体" w:hAnsi="宋体"/>
+                <w:rStyle w:val="af"/>
+                <w:rFonts w:ascii="宋体" w:hAnsi="宋体" w:hint="eastAsia"/>
                 <w:b w:val="0"/>
                 <w:bCs w:val="0"/>
               </w:rPr>
@@ -5469,8 +4972,8 @@
               <w:spacing w:after="62"/>
               <w:ind w:firstLineChars="0" w:firstLine="0"/>
               <w:rPr>
-                <w:rStyle w:val="Strong"/>
-                <w:rFonts w:ascii="宋体" w:hAnsi="宋体"/>
+                <w:rStyle w:val="af"/>
+                <w:rFonts w:ascii="宋体" w:hAnsi="宋体" w:hint="eastAsia"/>
                 <w:b w:val="0"/>
                 <w:bCs w:val="0"/>
               </w:rPr>
@@ -5493,61 +4996,61 @@
               <w:spacing w:after="62"/>
               <w:ind w:firstLineChars="0" w:firstLine="0"/>
               <w:rPr>
-                <w:rStyle w:val="Strong"/>
+                <w:rStyle w:val="af"/>
+                <w:rFonts w:ascii="宋体" w:hAnsi="宋体" w:hint="eastAsia"/>
+                <w:b w:val="0"/>
+                <w:bCs w:val="0"/>
+              </w:rPr>
+            </w:pPr>
+            <w:r>
+              <w:rPr>
+                <w:rFonts w:ascii="宋体" w:hAnsi="宋体" w:hint="eastAsia"/>
+              </w:rPr>
+              <w:t xml:space="preserve">加密 </w:t>
+            </w:r>
+          </w:p>
+        </w:tc>
+        <w:tc>
+          <w:tcPr>
+            <w:tcW w:w="2126" w:type="dxa"/>
+          </w:tcPr>
+          <w:p>
+            <w:pPr>
+              <w:spacing w:after="62"/>
+              <w:ind w:firstLineChars="0" w:firstLine="0"/>
+              <w:rPr>
+                <w:rStyle w:val="af"/>
+                <w:rFonts w:ascii="宋体" w:hAnsi="宋体" w:hint="eastAsia"/>
+                <w:b w:val="0"/>
+                <w:bCs w:val="0"/>
+              </w:rPr>
+            </w:pPr>
+            <w:r>
+              <w:rPr>
                 <w:rFonts w:ascii="宋体" w:hAnsi="宋体"/>
-                <w:b w:val="0"/>
-                <w:bCs w:val="0"/>
-              </w:rPr>
-            </w:pPr>
-            <w:r>
-              <w:rPr>
-                <w:rFonts w:ascii="宋体" w:hAnsi="宋体" w:hint="eastAsia"/>
-              </w:rPr>
-              <w:t xml:space="preserve">加密 </w:t>
-            </w:r>
-          </w:p>
-        </w:tc>
-        <w:tc>
-          <w:tcPr>
-            <w:tcW w:w="2126" w:type="dxa"/>
-          </w:tcPr>
-          <w:p>
-            <w:pPr>
-              <w:spacing w:after="62"/>
-              <w:ind w:firstLineChars="0" w:firstLine="0"/>
-              <w:rPr>
-                <w:rStyle w:val="Strong"/>
+              </w:rPr>
+              <w:t>1.04241</w:t>
+            </w:r>
+          </w:p>
+        </w:tc>
+        <w:tc>
+          <w:tcPr>
+            <w:tcW w:w="2530" w:type="dxa"/>
+          </w:tcPr>
+          <w:p>
+            <w:pPr>
+              <w:spacing w:after="62"/>
+              <w:ind w:firstLineChars="0" w:firstLine="0"/>
+              <w:rPr>
+                <w:rStyle w:val="af"/>
+                <w:rFonts w:ascii="宋体" w:hAnsi="宋体" w:hint="eastAsia"/>
+                <w:b w:val="0"/>
+                <w:bCs w:val="0"/>
+              </w:rPr>
+            </w:pPr>
+            <w:r>
+              <w:rPr>
                 <w:rFonts w:ascii="宋体" w:hAnsi="宋体"/>
-                <w:b w:val="0"/>
-                <w:bCs w:val="0"/>
-              </w:rPr>
-            </w:pPr>
-            <w:r>
-              <w:rPr>
-                <w:rFonts w:ascii="宋体" w:hAnsi="宋体"/>
-              </w:rPr>
-              <w:t>1.04241</w:t>
-            </w:r>
-          </w:p>
-        </w:tc>
-        <w:tc>
-          <w:tcPr>
-            <w:tcW w:w="2530" w:type="dxa"/>
-          </w:tcPr>
-          <w:p>
-            <w:pPr>
-              <w:spacing w:after="62"/>
-              <w:ind w:firstLineChars="0" w:firstLine="0"/>
-              <w:rPr>
-                <w:rStyle w:val="Strong"/>
-                <w:rFonts w:ascii="宋体" w:hAnsi="宋体"/>
-                <w:b w:val="0"/>
-                <w:bCs w:val="0"/>
-              </w:rPr>
-            </w:pPr>
-            <w:r>
-              <w:rPr>
-                <w:rFonts w:ascii="宋体" w:hAnsi="宋体"/>
               </w:rPr>
               <w:t>1.12083</w:t>
             </w:r>
@@ -5562,8 +5065,8 @@
               <w:spacing w:after="62"/>
               <w:ind w:firstLineChars="0" w:firstLine="0"/>
               <w:rPr>
-                <w:rStyle w:val="Strong"/>
-                <w:rFonts w:ascii="宋体" w:hAnsi="宋体"/>
+                <w:rStyle w:val="af"/>
+                <w:rFonts w:ascii="宋体" w:hAnsi="宋体" w:hint="eastAsia"/>
                 <w:b w:val="0"/>
                 <w:bCs w:val="0"/>
               </w:rPr>
@@ -5587,84 +5090,84 @@
               <w:spacing w:after="62"/>
               <w:ind w:firstLineChars="0" w:firstLine="0"/>
               <w:rPr>
-                <w:rStyle w:val="Strong"/>
+                <w:rStyle w:val="af"/>
+                <w:rFonts w:ascii="宋体" w:hAnsi="宋体" w:hint="eastAsia"/>
+                <w:b w:val="0"/>
+                <w:bCs w:val="0"/>
+              </w:rPr>
+            </w:pPr>
+            <w:r>
+              <w:rPr>
+                <w:rFonts w:ascii="宋体" w:hAnsi="宋体" w:hint="eastAsia"/>
+              </w:rPr>
+              <w:t xml:space="preserve">64 KB </w:t>
+            </w:r>
+          </w:p>
+        </w:tc>
+        <w:tc>
+          <w:tcPr>
+            <w:tcW w:w="709" w:type="dxa"/>
+          </w:tcPr>
+          <w:p>
+            <w:pPr>
+              <w:spacing w:after="62"/>
+              <w:ind w:firstLineChars="0" w:firstLine="0"/>
+              <w:rPr>
+                <w:rStyle w:val="af"/>
+                <w:rFonts w:ascii="宋体" w:hAnsi="宋体" w:hint="eastAsia"/>
+                <w:b w:val="0"/>
+                <w:bCs w:val="0"/>
+              </w:rPr>
+            </w:pPr>
+            <w:r>
+              <w:rPr>
+                <w:rFonts w:ascii="宋体" w:hAnsi="宋体" w:hint="eastAsia"/>
+              </w:rPr>
+              <w:t xml:space="preserve">解密  </w:t>
+            </w:r>
+          </w:p>
+        </w:tc>
+        <w:tc>
+          <w:tcPr>
+            <w:tcW w:w="2126" w:type="dxa"/>
+          </w:tcPr>
+          <w:p>
+            <w:pPr>
+              <w:spacing w:after="62"/>
+              <w:ind w:firstLineChars="0" w:firstLine="0"/>
+              <w:rPr>
+                <w:rStyle w:val="af"/>
+                <w:rFonts w:ascii="宋体" w:hAnsi="宋体" w:hint="eastAsia"/>
+                <w:b w:val="0"/>
+                <w:bCs w:val="0"/>
+              </w:rPr>
+            </w:pPr>
+            <w:r>
+              <w:rPr>
                 <w:rFonts w:ascii="宋体" w:hAnsi="宋体"/>
-                <w:b w:val="0"/>
-                <w:bCs w:val="0"/>
-              </w:rPr>
-            </w:pPr>
-            <w:r>
-              <w:rPr>
-                <w:rFonts w:ascii="宋体" w:hAnsi="宋体" w:hint="eastAsia"/>
-              </w:rPr>
-              <w:t xml:space="preserve">64 KB </w:t>
-            </w:r>
-          </w:p>
-        </w:tc>
-        <w:tc>
-          <w:tcPr>
-            <w:tcW w:w="709" w:type="dxa"/>
-          </w:tcPr>
-          <w:p>
-            <w:pPr>
-              <w:spacing w:after="62"/>
-              <w:ind w:firstLineChars="0" w:firstLine="0"/>
-              <w:rPr>
-                <w:rStyle w:val="Strong"/>
+              </w:rPr>
+              <w:t>1.03774</w:t>
+            </w:r>
+          </w:p>
+        </w:tc>
+        <w:tc>
+          <w:tcPr>
+            <w:tcW w:w="2530" w:type="dxa"/>
+          </w:tcPr>
+          <w:p>
+            <w:pPr>
+              <w:spacing w:after="62"/>
+              <w:ind w:firstLineChars="0" w:firstLine="0"/>
+              <w:rPr>
+                <w:rStyle w:val="af"/>
+                <w:rFonts w:ascii="宋体" w:hAnsi="宋体" w:hint="eastAsia"/>
+                <w:b w:val="0"/>
+                <w:bCs w:val="0"/>
+              </w:rPr>
+            </w:pPr>
+            <w:r>
+              <w:rPr>
                 <w:rFonts w:ascii="宋体" w:hAnsi="宋体"/>
-                <w:b w:val="0"/>
-                <w:bCs w:val="0"/>
-              </w:rPr>
-            </w:pPr>
-            <w:r>
-              <w:rPr>
-                <w:rFonts w:ascii="宋体" w:hAnsi="宋体" w:hint="eastAsia"/>
-              </w:rPr>
-              <w:t xml:space="preserve">解密  </w:t>
-            </w:r>
-          </w:p>
-        </w:tc>
-        <w:tc>
-          <w:tcPr>
-            <w:tcW w:w="2126" w:type="dxa"/>
-          </w:tcPr>
-          <w:p>
-            <w:pPr>
-              <w:spacing w:after="62"/>
-              <w:ind w:firstLineChars="0" w:firstLine="0"/>
-              <w:rPr>
-                <w:rStyle w:val="Strong"/>
-                <w:rFonts w:ascii="宋体" w:hAnsi="宋体"/>
-                <w:b w:val="0"/>
-                <w:bCs w:val="0"/>
-              </w:rPr>
-            </w:pPr>
-            <w:r>
-              <w:rPr>
-                <w:rFonts w:ascii="宋体" w:hAnsi="宋体"/>
-              </w:rPr>
-              <w:t>1.03774</w:t>
-            </w:r>
-          </w:p>
-        </w:tc>
-        <w:tc>
-          <w:tcPr>
-            <w:tcW w:w="2530" w:type="dxa"/>
-          </w:tcPr>
-          <w:p>
-            <w:pPr>
-              <w:spacing w:after="62"/>
-              <w:ind w:firstLineChars="0" w:firstLine="0"/>
-              <w:rPr>
-                <w:rStyle w:val="Strong"/>
-                <w:rFonts w:ascii="宋体" w:hAnsi="宋体"/>
-                <w:b w:val="0"/>
-                <w:bCs w:val="0"/>
-              </w:rPr>
-            </w:pPr>
-            <w:r>
-              <w:rPr>
-                <w:rFonts w:ascii="宋体" w:hAnsi="宋体"/>
               </w:rPr>
               <w:t>1.10193</w:t>
             </w:r>
@@ -5679,8 +5182,8 @@
               <w:spacing w:after="62"/>
               <w:ind w:firstLineChars="0" w:firstLine="0"/>
               <w:rPr>
-                <w:rStyle w:val="Strong"/>
-                <w:rFonts w:ascii="宋体" w:hAnsi="宋体"/>
+                <w:rStyle w:val="af"/>
+                <w:rFonts w:ascii="宋体" w:hAnsi="宋体" w:hint="eastAsia"/>
                 <w:b w:val="0"/>
                 <w:bCs w:val="0"/>
               </w:rPr>
@@ -5704,84 +5207,84 @@
               <w:spacing w:after="62"/>
               <w:ind w:firstLineChars="0" w:firstLine="0"/>
               <w:rPr>
-                <w:rStyle w:val="Strong"/>
+                <w:rStyle w:val="af"/>
+                <w:rFonts w:ascii="宋体" w:hAnsi="宋体" w:hint="eastAsia"/>
+                <w:b w:val="0"/>
+                <w:bCs w:val="0"/>
+              </w:rPr>
+            </w:pPr>
+            <w:r>
+              <w:rPr>
+                <w:rFonts w:ascii="宋体" w:hAnsi="宋体" w:hint="eastAsia"/>
+              </w:rPr>
+              <w:t xml:space="preserve">1 MB </w:t>
+            </w:r>
+          </w:p>
+        </w:tc>
+        <w:tc>
+          <w:tcPr>
+            <w:tcW w:w="709" w:type="dxa"/>
+          </w:tcPr>
+          <w:p>
+            <w:pPr>
+              <w:spacing w:after="62"/>
+              <w:ind w:firstLineChars="0" w:firstLine="0"/>
+              <w:rPr>
+                <w:rStyle w:val="af"/>
+                <w:rFonts w:ascii="宋体" w:hAnsi="宋体" w:hint="eastAsia"/>
+                <w:b w:val="0"/>
+                <w:bCs w:val="0"/>
+              </w:rPr>
+            </w:pPr>
+            <w:r>
+              <w:rPr>
+                <w:rFonts w:ascii="宋体" w:hAnsi="宋体" w:hint="eastAsia"/>
+              </w:rPr>
+              <w:t xml:space="preserve">加密  </w:t>
+            </w:r>
+          </w:p>
+        </w:tc>
+        <w:tc>
+          <w:tcPr>
+            <w:tcW w:w="2126" w:type="dxa"/>
+          </w:tcPr>
+          <w:p>
+            <w:pPr>
+              <w:spacing w:after="62"/>
+              <w:ind w:firstLineChars="0" w:firstLine="0"/>
+              <w:rPr>
+                <w:rStyle w:val="af"/>
+                <w:rFonts w:ascii="宋体" w:hAnsi="宋体" w:hint="eastAsia"/>
+                <w:b w:val="0"/>
+                <w:bCs w:val="0"/>
+              </w:rPr>
+            </w:pPr>
+            <w:r>
+              <w:rPr>
                 <w:rFonts w:ascii="宋体" w:hAnsi="宋体"/>
-                <w:b w:val="0"/>
-                <w:bCs w:val="0"/>
-              </w:rPr>
-            </w:pPr>
-            <w:r>
-              <w:rPr>
-                <w:rFonts w:ascii="宋体" w:hAnsi="宋体" w:hint="eastAsia"/>
-              </w:rPr>
-              <w:t xml:space="preserve">1 MB </w:t>
-            </w:r>
-          </w:p>
-        </w:tc>
-        <w:tc>
-          <w:tcPr>
-            <w:tcW w:w="709" w:type="dxa"/>
-          </w:tcPr>
-          <w:p>
-            <w:pPr>
-              <w:spacing w:after="62"/>
-              <w:ind w:firstLineChars="0" w:firstLine="0"/>
-              <w:rPr>
-                <w:rStyle w:val="Strong"/>
+              </w:rPr>
+              <w:t>16.9537</w:t>
+            </w:r>
+          </w:p>
+        </w:tc>
+        <w:tc>
+          <w:tcPr>
+            <w:tcW w:w="2530" w:type="dxa"/>
+          </w:tcPr>
+          <w:p>
+            <w:pPr>
+              <w:spacing w:after="62"/>
+              <w:ind w:firstLineChars="0" w:firstLine="0"/>
+              <w:rPr>
+                <w:rStyle w:val="af"/>
+                <w:rFonts w:ascii="宋体" w:hAnsi="宋体" w:hint="eastAsia"/>
+                <w:b w:val="0"/>
+                <w:bCs w:val="0"/>
+              </w:rPr>
+            </w:pPr>
+            <w:r>
+              <w:rPr>
                 <w:rFonts w:ascii="宋体" w:hAnsi="宋体"/>
-                <w:b w:val="0"/>
-                <w:bCs w:val="0"/>
-              </w:rPr>
-            </w:pPr>
-            <w:r>
-              <w:rPr>
-                <w:rFonts w:ascii="宋体" w:hAnsi="宋体" w:hint="eastAsia"/>
-              </w:rPr>
-              <w:t xml:space="preserve">加密  </w:t>
-            </w:r>
-          </w:p>
-        </w:tc>
-        <w:tc>
-          <w:tcPr>
-            <w:tcW w:w="2126" w:type="dxa"/>
-          </w:tcPr>
-          <w:p>
-            <w:pPr>
-              <w:spacing w:after="62"/>
-              <w:ind w:firstLineChars="0" w:firstLine="0"/>
-              <w:rPr>
-                <w:rStyle w:val="Strong"/>
-                <w:rFonts w:ascii="宋体" w:hAnsi="宋体"/>
-                <w:b w:val="0"/>
-                <w:bCs w:val="0"/>
-              </w:rPr>
-            </w:pPr>
-            <w:r>
-              <w:rPr>
-                <w:rFonts w:ascii="宋体" w:hAnsi="宋体"/>
-              </w:rPr>
-              <w:t>16.9537</w:t>
-            </w:r>
-          </w:p>
-        </w:tc>
-        <w:tc>
-          <w:tcPr>
-            <w:tcW w:w="2530" w:type="dxa"/>
-          </w:tcPr>
-          <w:p>
-            <w:pPr>
-              <w:spacing w:after="62"/>
-              <w:ind w:firstLineChars="0" w:firstLine="0"/>
-              <w:rPr>
-                <w:rStyle w:val="Strong"/>
-                <w:rFonts w:ascii="宋体" w:hAnsi="宋体"/>
-                <w:b w:val="0"/>
-                <w:bCs w:val="0"/>
-              </w:rPr>
-            </w:pPr>
-            <w:r>
-              <w:rPr>
-                <w:rFonts w:ascii="宋体" w:hAnsi="宋体"/>
               </w:rPr>
               <w:t>16.9314</w:t>
             </w:r>
@@ -5796,8 +5299,8 @@
               <w:spacing w:after="62"/>
               <w:ind w:firstLineChars="0" w:firstLine="0"/>
               <w:rPr>
-                <w:rStyle w:val="Strong"/>
-                <w:rFonts w:ascii="宋体" w:hAnsi="宋体"/>
+                <w:rStyle w:val="af"/>
+                <w:rFonts w:ascii="宋体" w:hAnsi="宋体" w:hint="eastAsia"/>
                 <w:b w:val="0"/>
                 <w:bCs w:val="0"/>
               </w:rPr>
@@ -5821,84 +5324,84 @@
               <w:spacing w:after="62"/>
               <w:ind w:firstLineChars="0" w:firstLine="0"/>
               <w:rPr>
-                <w:rStyle w:val="Strong"/>
+                <w:rStyle w:val="af"/>
+                <w:rFonts w:ascii="宋体" w:hAnsi="宋体" w:hint="eastAsia"/>
+                <w:b w:val="0"/>
+                <w:bCs w:val="0"/>
+              </w:rPr>
+            </w:pPr>
+            <w:r>
+              <w:rPr>
+                <w:rFonts w:ascii="宋体" w:hAnsi="宋体" w:hint="eastAsia"/>
+              </w:rPr>
+              <w:t xml:space="preserve">1 MB </w:t>
+            </w:r>
+          </w:p>
+        </w:tc>
+        <w:tc>
+          <w:tcPr>
+            <w:tcW w:w="709" w:type="dxa"/>
+          </w:tcPr>
+          <w:p>
+            <w:pPr>
+              <w:spacing w:after="62"/>
+              <w:ind w:firstLineChars="0" w:firstLine="0"/>
+              <w:rPr>
+                <w:rStyle w:val="af"/>
+                <w:rFonts w:ascii="宋体" w:hAnsi="宋体" w:hint="eastAsia"/>
+                <w:b w:val="0"/>
+                <w:bCs w:val="0"/>
+              </w:rPr>
+            </w:pPr>
+            <w:r>
+              <w:rPr>
+                <w:rFonts w:ascii="宋体" w:hAnsi="宋体" w:hint="eastAsia"/>
+              </w:rPr>
+              <w:t xml:space="preserve">解密 </w:t>
+            </w:r>
+          </w:p>
+        </w:tc>
+        <w:tc>
+          <w:tcPr>
+            <w:tcW w:w="2126" w:type="dxa"/>
+          </w:tcPr>
+          <w:p>
+            <w:pPr>
+              <w:spacing w:after="62"/>
+              <w:ind w:firstLineChars="0" w:firstLine="0"/>
+              <w:rPr>
+                <w:rStyle w:val="af"/>
+                <w:rFonts w:ascii="宋体" w:hAnsi="宋体" w:hint="eastAsia"/>
+                <w:b w:val="0"/>
+                <w:bCs w:val="0"/>
+              </w:rPr>
+            </w:pPr>
+            <w:r>
+              <w:rPr>
                 <w:rFonts w:ascii="宋体" w:hAnsi="宋体"/>
-                <w:b w:val="0"/>
-                <w:bCs w:val="0"/>
-              </w:rPr>
-            </w:pPr>
-            <w:r>
-              <w:rPr>
-                <w:rFonts w:ascii="宋体" w:hAnsi="宋体" w:hint="eastAsia"/>
-              </w:rPr>
-              <w:t xml:space="preserve">1 MB </w:t>
-            </w:r>
-          </w:p>
-        </w:tc>
-        <w:tc>
-          <w:tcPr>
-            <w:tcW w:w="709" w:type="dxa"/>
-          </w:tcPr>
-          <w:p>
-            <w:pPr>
-              <w:spacing w:after="62"/>
-              <w:ind w:firstLineChars="0" w:firstLine="0"/>
-              <w:rPr>
-                <w:rStyle w:val="Strong"/>
+              </w:rPr>
+              <w:t>16.8283</w:t>
+            </w:r>
+          </w:p>
+        </w:tc>
+        <w:tc>
+          <w:tcPr>
+            <w:tcW w:w="2530" w:type="dxa"/>
+          </w:tcPr>
+          <w:p>
+            <w:pPr>
+              <w:spacing w:after="62"/>
+              <w:ind w:firstLineChars="0" w:firstLine="0"/>
+              <w:rPr>
+                <w:rStyle w:val="af"/>
+                <w:rFonts w:ascii="宋体" w:hAnsi="宋体" w:hint="eastAsia"/>
+                <w:b w:val="0"/>
+                <w:bCs w:val="0"/>
+              </w:rPr>
+            </w:pPr>
+            <w:r>
+              <w:rPr>
                 <w:rFonts w:ascii="宋体" w:hAnsi="宋体"/>
-                <w:b w:val="0"/>
-                <w:bCs w:val="0"/>
-              </w:rPr>
-            </w:pPr>
-            <w:r>
-              <w:rPr>
-                <w:rFonts w:ascii="宋体" w:hAnsi="宋体" w:hint="eastAsia"/>
-              </w:rPr>
-              <w:t xml:space="preserve">解密 </w:t>
-            </w:r>
-          </w:p>
-        </w:tc>
-        <w:tc>
-          <w:tcPr>
-            <w:tcW w:w="2126" w:type="dxa"/>
-          </w:tcPr>
-          <w:p>
-            <w:pPr>
-              <w:spacing w:after="62"/>
-              <w:ind w:firstLineChars="0" w:firstLine="0"/>
-              <w:rPr>
-                <w:rStyle w:val="Strong"/>
-                <w:rFonts w:ascii="宋体" w:hAnsi="宋体"/>
-                <w:b w:val="0"/>
-                <w:bCs w:val="0"/>
-              </w:rPr>
-            </w:pPr>
-            <w:r>
-              <w:rPr>
-                <w:rFonts w:ascii="宋体" w:hAnsi="宋体"/>
-              </w:rPr>
-              <w:t>16.8283</w:t>
-            </w:r>
-          </w:p>
-        </w:tc>
-        <w:tc>
-          <w:tcPr>
-            <w:tcW w:w="2530" w:type="dxa"/>
-          </w:tcPr>
-          <w:p>
-            <w:pPr>
-              <w:spacing w:after="62"/>
-              <w:ind w:firstLineChars="0" w:firstLine="0"/>
-              <w:rPr>
-                <w:rStyle w:val="Strong"/>
-                <w:rFonts w:ascii="宋体" w:hAnsi="宋体"/>
-                <w:b w:val="0"/>
-                <w:bCs w:val="0"/>
-              </w:rPr>
-            </w:pPr>
-            <w:r>
-              <w:rPr>
-                <w:rFonts w:ascii="宋体" w:hAnsi="宋体"/>
               </w:rPr>
               <w:t>16.8630</w:t>
             </w:r>
@@ -5914,8 +5417,8 @@
               <w:spacing w:after="62"/>
               <w:ind w:firstLineChars="0" w:firstLine="0"/>
               <w:rPr>
-                <w:rStyle w:val="Strong"/>
-                <w:rFonts w:ascii="宋体" w:hAnsi="宋体"/>
+                <w:rStyle w:val="af"/>
+                <w:rFonts w:ascii="宋体" w:hAnsi="宋体" w:hint="eastAsia"/>
                 <w:b w:val="0"/>
                 <w:bCs w:val="0"/>
               </w:rPr>
@@ -5932,12 +5435,12 @@
     </w:tbl>
     <w:p>
       <w:pPr>
-        <w:pStyle w:val="Caption"/>
+        <w:pStyle w:val="ae"/>
         <w:spacing w:after="62"/>
         <w:ind w:firstLine="400"/>
         <w:jc w:val="center"/>
         <w:rPr>
-          <w:rFonts w:ascii="宋体" w:eastAsia="宋体" w:hAnsi="宋体"/>
+          <w:rFonts w:ascii="宋体" w:eastAsia="宋体" w:hAnsi="宋体" w:hint="eastAsia"/>
         </w:rPr>
       </w:pPr>
       <w:r>
@@ -6007,13 +5510,13 @@
         <w:spacing w:after="62"/>
         <w:ind w:firstLine="480"/>
         <w:rPr>
+          <w:rFonts w:ascii="宋体" w:hAnsi="宋体" w:hint="eastAsia"/>
+        </w:rPr>
+      </w:pPr>
+      <w:r>
+        <w:rPr>
           <w:rFonts w:ascii="宋体" w:hAnsi="宋体"/>
         </w:rPr>
-      </w:pPr>
-      <w:r>
-        <w:rPr>
-          <w:rFonts w:ascii="宋体" w:hAnsi="宋体"/>
-        </w:rPr>
         <w:t>分析：</w:t>
       </w:r>
     </w:p>
@@ -6022,7 +5525,7 @@
         <w:spacing w:after="62"/>
         <w:ind w:firstLine="480"/>
         <w:rPr>
-          <w:rFonts w:ascii="宋体" w:hAnsi="宋体"/>
+          <w:rFonts w:ascii="宋体" w:hAnsi="宋体" w:hint="eastAsia"/>
         </w:rPr>
       </w:pPr>
       <w:r>
@@ -6034,7 +5537,7 @@
     </w:p>
     <w:p>
       <w:pPr>
-        <w:pStyle w:val="ListParagraph"/>
+        <w:pStyle w:val="a9"/>
         <w:numPr>
           <w:ilvl w:val="0"/>
           <w:numId w:val="4"/>
@@ -6042,7 +5545,7 @@
         <w:spacing w:after="62"/>
         <w:ind w:firstLineChars="0"/>
         <w:rPr>
-          <w:rFonts w:ascii="宋体" w:hAnsi="宋体"/>
+          <w:rFonts w:ascii="宋体" w:hAnsi="宋体" w:hint="eastAsia"/>
         </w:rPr>
       </w:pPr>
       <w:r>
@@ -6054,7 +5557,7 @@
     </w:p>
     <w:p>
       <w:pPr>
-        <w:pStyle w:val="ListParagraph"/>
+        <w:pStyle w:val="a9"/>
         <w:numPr>
           <w:ilvl w:val="0"/>
           <w:numId w:val="4"/>
@@ -6062,14 +5565,29 @@
         <w:spacing w:after="62"/>
         <w:ind w:firstLineChars="0"/>
         <w:rPr>
+          <w:rFonts w:ascii="宋体" w:hAnsi="宋体" w:hint="eastAsia"/>
+        </w:rPr>
+      </w:pPr>
+      <w:r>
+        <w:rPr>
+          <w:rFonts w:ascii="宋体" w:hAnsi="宋体" w:hint="eastAsia"/>
+        </w:rPr>
+        <w:t>64 KB 场景反而变慢（-5% 至 -8%）</w:t>
+      </w:r>
+    </w:p>
+    <w:p>
+      <w:pPr>
+        <w:spacing w:after="62"/>
+        <w:ind w:firstLine="480"/>
+        <w:rPr>
+          <w:rFonts w:ascii="宋体" w:hAnsi="宋体" w:hint="eastAsia"/>
+        </w:rPr>
+      </w:pPr>
+      <w:r>
+        <w:rPr>
           <w:rFonts w:ascii="宋体" w:hAnsi="宋体"/>
         </w:rPr>
-      </w:pPr>
-      <w:r>
-        <w:rPr>
-          <w:rFonts w:ascii="宋体" w:hAnsi="宋体" w:hint="eastAsia"/>
-        </w:rPr>
-        <w:t>64 KB 场景反而变慢（-5% 至 -8%）</w:t>
+        <w:t>当前手写版本的主要瓶颈不在缓冲区复制，而在算法核心（AES轮函数、GHASH、ChaCha20块生成）。因此 in-place 无法带来明显收益。</w:t>
       </w:r>
     </w:p>
     <w:p>
@@ -6077,32 +5595,17 @@
         <w:spacing w:after="62"/>
         <w:ind w:firstLine="480"/>
         <w:rPr>
-          <w:rFonts w:ascii="宋体" w:hAnsi="宋体"/>
-        </w:rPr>
-      </w:pPr>
-      <w:r>
-        <w:rPr>
-          <w:rFonts w:ascii="宋体" w:hAnsi="宋体"/>
-        </w:rPr>
-        <w:t>当前手写版本的主要瓶颈不在缓冲区复制，而在算法核心（AES轮函数、GHASH、ChaCha20块生成）。因此 in-place 无法带来明显收益。</w:t>
-      </w:r>
-    </w:p>
-    <w:p>
-      <w:pPr>
-        <w:spacing w:after="62"/>
-        <w:ind w:firstLine="480"/>
-        <w:rPr>
-          <w:rFonts w:ascii="宋体" w:hAnsi="宋体"/>
-        </w:rPr>
-      </w:pPr>
-    </w:p>
-    <w:p>
-      <w:pPr>
-        <w:pStyle w:val="Heading2"/>
+          <w:rFonts w:ascii="宋体" w:hAnsi="宋体" w:hint="eastAsia"/>
+        </w:rPr>
+      </w:pPr>
+    </w:p>
+    <w:p>
+      <w:pPr>
+        <w:pStyle w:val="2"/>
         <w:spacing w:before="72" w:after="62"/>
         <w:ind w:firstLineChars="0" w:firstLine="0"/>
         <w:rPr>
-          <w:rFonts w:ascii="宋体" w:eastAsia="宋体" w:hAnsi="宋体"/>
+          <w:rFonts w:ascii="宋体" w:eastAsia="宋体" w:hAnsi="宋体" w:hint="eastAsia"/>
           <w:bCs/>
           <w:color w:val="auto"/>
         </w:rPr>
@@ -6134,49 +5637,41 @@
         <w:spacing w:after="62"/>
         <w:ind w:firstLine="480"/>
         <w:rPr>
+          <w:rFonts w:ascii="宋体" w:hAnsi="宋体" w:hint="eastAsia"/>
+        </w:rPr>
+      </w:pPr>
+      <w:r>
+        <w:rPr>
+          <w:rFonts w:ascii="宋体" w:hAnsi="宋体" w:hint="eastAsia"/>
+        </w:rPr>
+        <w:t>方法：</w:t>
+      </w:r>
+      <w:r>
+        <w:rPr>
           <w:rFonts w:ascii="宋体" w:hAnsi="宋体"/>
         </w:rPr>
-      </w:pPr>
-      <w:r>
-        <w:rPr>
-          <w:rFonts w:ascii="宋体" w:hAnsi="宋体" w:hint="eastAsia"/>
-        </w:rPr>
-        <w:t>方法：</w:t>
-      </w:r>
+        <w:t>比较 -O0 与 -O3 编译选项</w:t>
+      </w:r>
+      <w:r>
+        <w:rPr>
+          <w:rFonts w:ascii="宋体" w:hAnsi="宋体" w:hint="eastAsia"/>
+        </w:rPr>
+        <w:t>。</w:t>
+      </w:r>
+    </w:p>
+    <w:p>
+      <w:pPr>
+        <w:spacing w:after="62"/>
+        <w:ind w:firstLine="480"/>
+        <w:rPr>
+          <w:rFonts w:ascii="宋体" w:hAnsi="宋体" w:hint="eastAsia"/>
+        </w:rPr>
+      </w:pPr>
       <w:r>
         <w:rPr>
           <w:rFonts w:ascii="宋体" w:hAnsi="宋体"/>
         </w:rPr>
-        <w:t>比较 -O0 与 -O3 编译选项</w:t>
-      </w:r>
-      <w:r>
-        <w:rPr>
-          <w:rFonts w:ascii="宋体" w:hAnsi="宋体" w:hint="eastAsia"/>
-        </w:rPr>
-        <w:t>。</w:t>
-      </w:r>
-    </w:p>
-    <w:p>
-      <w:pPr>
-        <w:spacing w:after="62"/>
-        <w:ind w:firstLine="480"/>
-        <w:rPr>
-          <w:rFonts w:ascii="宋体" w:hAnsi="宋体"/>
-        </w:rPr>
-      </w:pPr>
-      <w:proofErr w:type="spellStart"/>
-      <w:r>
-        <w:rPr>
-          <w:rFonts w:ascii="宋体" w:hAnsi="宋体"/>
-        </w:rPr>
-        <w:t>CMake</w:t>
-      </w:r>
-      <w:proofErr w:type="spellEnd"/>
-      <w:r>
-        <w:rPr>
-          <w:rFonts w:ascii="宋体" w:hAnsi="宋体"/>
-        </w:rPr>
-        <w:t>配置（来自 CMakeLists.txt）：</w:t>
+        <w:t>CMake配置（来自 CMakeLists.txt）：</w:t>
       </w:r>
     </w:p>
     <w:p>
@@ -6190,7 +5685,7 @@
         <w:spacing w:after="62"/>
         <w:ind w:firstLine="480"/>
         <w:rPr>
-          <w:rFonts w:ascii="宋体" w:hAnsi="宋体"/>
+          <w:rFonts w:ascii="宋体" w:hAnsi="宋体" w:hint="eastAsia"/>
         </w:rPr>
       </w:pPr>
       <w:r>
@@ -6211,50 +5706,14 @@
         <w:spacing w:after="62"/>
         <w:ind w:firstLine="480"/>
         <w:rPr>
+          <w:rFonts w:ascii="宋体" w:hAnsi="宋体" w:hint="eastAsia"/>
+        </w:rPr>
+      </w:pPr>
+      <w:r>
+        <w:rPr>
           <w:rFonts w:ascii="宋体" w:hAnsi="宋体"/>
         </w:rPr>
-      </w:pPr>
-      <w:proofErr w:type="spellStart"/>
-      <w:r>
-        <w:rPr>
-          <w:rFonts w:ascii="宋体" w:hAnsi="宋体"/>
-        </w:rPr>
-        <w:t>target_compile_options</w:t>
-      </w:r>
-      <w:proofErr w:type="spellEnd"/>
-      <w:r>
-        <w:rPr>
-          <w:rFonts w:ascii="宋体" w:hAnsi="宋体"/>
-        </w:rPr>
-        <w:t>(</w:t>
-      </w:r>
-      <w:proofErr w:type="spellStart"/>
-      <w:r>
-        <w:rPr>
-          <w:rFonts w:ascii="宋体" w:hAnsi="宋体"/>
-        </w:rPr>
-        <w:t>aes_encrypt</w:t>
-      </w:r>
-      <w:proofErr w:type="spellEnd"/>
-      <w:r>
-        <w:rPr>
-          <w:rFonts w:ascii="宋体" w:hAnsi="宋体"/>
-        </w:rPr>
-        <w:t xml:space="preserve"> PRIVATE -Wall -</w:t>
-      </w:r>
-      <w:proofErr w:type="spellStart"/>
-      <w:r>
-        <w:rPr>
-          <w:rFonts w:ascii="宋体" w:hAnsi="宋体"/>
-        </w:rPr>
-        <w:t>Wextra</w:t>
-      </w:r>
-      <w:proofErr w:type="spellEnd"/>
-      <w:r>
-        <w:rPr>
-          <w:rFonts w:ascii="宋体" w:hAnsi="宋体"/>
-        </w:rPr>
-        <w:t xml:space="preserve"> -march=armv8-a)</w:t>
+        <w:t>target_compile_options(aes_encrypt PRIVATE -Wall -Wextra -march=armv8-a)</w:t>
       </w:r>
     </w:p>
     <w:p>
@@ -6262,13 +5721,13 @@
         <w:spacing w:after="62"/>
         <w:ind w:firstLine="480"/>
         <w:rPr>
-          <w:rFonts w:ascii="宋体" w:hAnsi="宋体"/>
+          <w:rFonts w:ascii="宋体" w:hAnsi="宋体" w:hint="eastAsia"/>
         </w:rPr>
       </w:pPr>
     </w:p>
     <w:tbl>
       <w:tblPr>
-        <w:tblStyle w:val="TableGrid"/>
+        <w:tblStyle w:val="af5"/>
         <w:tblW w:w="0" w:type="auto"/>
         <w:tblLook w:val="04A0" w:firstRow="1" w:lastRow="0" w:firstColumn="1" w:lastColumn="0" w:noHBand="0" w:noVBand="1"/>
       </w:tblPr>
@@ -6288,8 +5747,8 @@
               <w:spacing w:after="62"/>
               <w:ind w:firstLineChars="0" w:firstLine="0"/>
               <w:rPr>
-                <w:rStyle w:val="Strong"/>
-                <w:rFonts w:ascii="宋体" w:hAnsi="宋体"/>
+                <w:rStyle w:val="af"/>
+                <w:rFonts w:ascii="宋体" w:hAnsi="宋体" w:hint="eastAsia"/>
                 <w:b w:val="0"/>
                 <w:bCs w:val="0"/>
               </w:rPr>
@@ -6311,8 +5770,8 @@
               <w:spacing w:after="62"/>
               <w:ind w:firstLineChars="0" w:firstLine="0"/>
               <w:rPr>
-                <w:rStyle w:val="Strong"/>
-                <w:rFonts w:ascii="宋体" w:hAnsi="宋体"/>
+                <w:rStyle w:val="af"/>
+                <w:rFonts w:ascii="宋体" w:hAnsi="宋体" w:hint="eastAsia"/>
                 <w:b w:val="0"/>
                 <w:bCs w:val="0"/>
               </w:rPr>
@@ -6333,21 +5792,7 @@
               <w:rPr>
                 <w:rFonts w:ascii="宋体" w:hAnsi="宋体" w:hint="eastAsia"/>
               </w:rPr>
-              <w:t xml:space="preserve"> (</w:t>
-            </w:r>
-            <w:proofErr w:type="spellStart"/>
-            <w:r>
-              <w:rPr>
-                <w:rFonts w:ascii="宋体" w:hAnsi="宋体" w:hint="eastAsia"/>
-              </w:rPr>
-              <w:t>ms</w:t>
-            </w:r>
-            <w:proofErr w:type="spellEnd"/>
-            <w:r>
-              <w:rPr>
-                <w:rFonts w:ascii="宋体" w:hAnsi="宋体" w:hint="eastAsia"/>
-              </w:rPr>
-              <w:t>)</w:t>
+              <w:t xml:space="preserve"> (ms)</w:t>
             </w:r>
           </w:p>
         </w:tc>
@@ -6360,31 +5805,17 @@
               <w:spacing w:after="62"/>
               <w:ind w:firstLineChars="0" w:firstLine="0"/>
               <w:rPr>
-                <w:rStyle w:val="Strong"/>
-                <w:rFonts w:ascii="宋体" w:hAnsi="宋体"/>
-                <w:b w:val="0"/>
-                <w:bCs w:val="0"/>
-              </w:rPr>
-            </w:pPr>
-            <w:r>
-              <w:rPr>
-                <w:rFonts w:ascii="宋体" w:hAnsi="宋体" w:hint="eastAsia"/>
-              </w:rPr>
-              <w:t>-O3 (</w:t>
-            </w:r>
-            <w:proofErr w:type="spellStart"/>
-            <w:r>
-              <w:rPr>
-                <w:rFonts w:ascii="宋体" w:hAnsi="宋体" w:hint="eastAsia"/>
-              </w:rPr>
-              <w:t>ms</w:t>
-            </w:r>
-            <w:proofErr w:type="spellEnd"/>
-            <w:r>
-              <w:rPr>
-                <w:rFonts w:ascii="宋体" w:hAnsi="宋体" w:hint="eastAsia"/>
-              </w:rPr>
-              <w:t>)</w:t>
+                <w:rStyle w:val="af"/>
+                <w:rFonts w:ascii="宋体" w:hAnsi="宋体" w:hint="eastAsia"/>
+                <w:b w:val="0"/>
+                <w:bCs w:val="0"/>
+              </w:rPr>
+            </w:pPr>
+            <w:r>
+              <w:rPr>
+                <w:rFonts w:ascii="宋体" w:hAnsi="宋体" w:hint="eastAsia"/>
+              </w:rPr>
+              <w:t>-O3 (ms)</w:t>
             </w:r>
           </w:p>
         </w:tc>
@@ -6397,8 +5828,8 @@
               <w:spacing w:after="62"/>
               <w:ind w:firstLineChars="0" w:firstLine="0"/>
               <w:rPr>
-                <w:rStyle w:val="Strong"/>
-                <w:rFonts w:ascii="宋体" w:hAnsi="宋体"/>
+                <w:rStyle w:val="af"/>
+                <w:rFonts w:ascii="宋体" w:hAnsi="宋体" w:hint="eastAsia"/>
                 <w:b w:val="0"/>
                 <w:bCs w:val="0"/>
               </w:rPr>
@@ -6422,8 +5853,8 @@
               <w:spacing w:after="62"/>
               <w:ind w:firstLineChars="0" w:firstLine="0"/>
               <w:rPr>
-                <w:rStyle w:val="Strong"/>
-                <w:rFonts w:ascii="宋体" w:hAnsi="宋体"/>
+                <w:rStyle w:val="af"/>
+                <w:rFonts w:ascii="宋体" w:hAnsi="宋体" w:hint="eastAsia"/>
                 <w:b w:val="0"/>
                 <w:bCs w:val="0"/>
               </w:rPr>
@@ -6445,8 +5876,8 @@
               <w:spacing w:after="62"/>
               <w:ind w:firstLineChars="0" w:firstLine="0"/>
               <w:rPr>
-                <w:rStyle w:val="Strong"/>
-                <w:rFonts w:ascii="宋体" w:hAnsi="宋体"/>
+                <w:rStyle w:val="af"/>
+                <w:rFonts w:ascii="宋体" w:hAnsi="宋体" w:hint="eastAsia"/>
                 <w:b w:val="0"/>
                 <w:bCs w:val="0"/>
               </w:rPr>
@@ -6468,8 +5899,8 @@
               <w:spacing w:after="62"/>
               <w:ind w:firstLineChars="0" w:firstLine="0"/>
               <w:rPr>
-                <w:rStyle w:val="Strong"/>
-                <w:rFonts w:ascii="宋体" w:hAnsi="宋体"/>
+                <w:rStyle w:val="af"/>
+                <w:rFonts w:ascii="宋体" w:hAnsi="宋体" w:hint="eastAsia"/>
                 <w:b w:val="0"/>
                 <w:bCs w:val="0"/>
               </w:rPr>
@@ -6491,8 +5922,8 @@
               <w:spacing w:after="62"/>
               <w:ind w:firstLineChars="0" w:firstLine="0"/>
               <w:rPr>
-                <w:rStyle w:val="Strong"/>
-                <w:rFonts w:ascii="宋体" w:hAnsi="宋体"/>
+                <w:rStyle w:val="af"/>
+                <w:rFonts w:ascii="宋体" w:hAnsi="宋体" w:hint="eastAsia"/>
                 <w:b w:val="0"/>
                 <w:bCs w:val="0"/>
               </w:rPr>
@@ -6516,8 +5947,8 @@
               <w:spacing w:after="62"/>
               <w:ind w:firstLineChars="0" w:firstLine="0"/>
               <w:rPr>
-                <w:rStyle w:val="Strong"/>
-                <w:rFonts w:ascii="宋体" w:hAnsi="宋体"/>
+                <w:rStyle w:val="af"/>
+                <w:rFonts w:ascii="宋体" w:hAnsi="宋体" w:hint="eastAsia"/>
                 <w:b w:val="0"/>
                 <w:bCs w:val="0"/>
               </w:rPr>
@@ -6539,8 +5970,8 @@
               <w:spacing w:after="62"/>
               <w:ind w:firstLineChars="0" w:firstLine="0"/>
               <w:rPr>
-                <w:rStyle w:val="Strong"/>
-                <w:rFonts w:ascii="宋体" w:hAnsi="宋体"/>
+                <w:rStyle w:val="af"/>
+                <w:rFonts w:ascii="宋体" w:hAnsi="宋体" w:hint="eastAsia"/>
                 <w:b w:val="0"/>
                 <w:bCs w:val="0"/>
               </w:rPr>
@@ -6562,8 +5993,8 @@
               <w:spacing w:after="62"/>
               <w:ind w:firstLineChars="0" w:firstLine="0"/>
               <w:rPr>
-                <w:rStyle w:val="Strong"/>
-                <w:rFonts w:ascii="宋体" w:hAnsi="宋体"/>
+                <w:rStyle w:val="af"/>
+                <w:rFonts w:ascii="宋体" w:hAnsi="宋体" w:hint="eastAsia"/>
                 <w:b w:val="0"/>
                 <w:bCs w:val="0"/>
               </w:rPr>
@@ -6585,8 +6016,8 @@
               <w:spacing w:after="62"/>
               <w:ind w:firstLineChars="0" w:firstLine="0"/>
               <w:rPr>
-                <w:rStyle w:val="Strong"/>
-                <w:rFonts w:ascii="宋体" w:hAnsi="宋体"/>
+                <w:rStyle w:val="af"/>
+                <w:rFonts w:ascii="宋体" w:hAnsi="宋体" w:hint="eastAsia"/>
                 <w:b w:val="0"/>
                 <w:bCs w:val="0"/>
               </w:rPr>
@@ -6603,12 +6034,12 @@
     </w:tbl>
     <w:p>
       <w:pPr>
-        <w:pStyle w:val="Caption"/>
+        <w:pStyle w:val="ae"/>
         <w:spacing w:after="62"/>
         <w:ind w:firstLine="400"/>
         <w:jc w:val="left"/>
         <w:rPr>
-          <w:rFonts w:ascii="宋体" w:eastAsia="宋体" w:hAnsi="宋体"/>
+          <w:rFonts w:ascii="宋体" w:eastAsia="宋体" w:hAnsi="宋体" w:hint="eastAsia"/>
         </w:rPr>
       </w:pPr>
       <w:r>
@@ -6680,14 +6111,29 @@
         <w:spacing w:after="62"/>
         <w:ind w:firstLine="480"/>
         <w:rPr>
+          <w:rFonts w:ascii="宋体" w:hAnsi="宋体" w:hint="eastAsia"/>
+        </w:rPr>
+      </w:pPr>
+      <w:r>
+        <w:rPr>
           <w:rFonts w:ascii="宋体" w:hAnsi="宋体"/>
         </w:rPr>
+        <w:t>分析：</w:t>
+      </w:r>
+    </w:p>
+    <w:p>
+      <w:pPr>
+        <w:spacing w:after="62"/>
+        <w:ind w:firstLine="480"/>
+        <w:rPr>
+          <w:rFonts w:ascii="宋体" w:hAnsi="宋体" w:hint="eastAsia"/>
+        </w:rPr>
       </w:pPr>
       <w:r>
         <w:rPr>
           <w:rFonts w:ascii="宋体" w:hAnsi="宋体"/>
         </w:rPr>
-        <w:t>分析：</w:t>
+        <w:t>编译器优化在手写实现中效果同样有限。这是因为性能瓶颈在算法核心实现，而非编译器可优化的外层代码。从 README.md 数据来看，-O0 和 -O3 的耗时几乎没有差异。</w:t>
       </w:r>
     </w:p>
     <w:p>
@@ -6695,47 +6141,32 @@
         <w:spacing w:after="62"/>
         <w:ind w:firstLine="480"/>
         <w:rPr>
-          <w:rFonts w:ascii="宋体" w:hAnsi="宋体"/>
-        </w:rPr>
-      </w:pPr>
-      <w:r>
-        <w:rPr>
-          <w:rFonts w:ascii="宋体" w:hAnsi="宋体"/>
-        </w:rPr>
-        <w:t>编译器优化在手写实现中效果同样有限。这是因为性能瓶颈在算法核心实现，而非编译器可优化的外层代码。从 README.md 数据来看，-O0 和 -O3 的耗时几乎没有差异。</w:t>
-      </w:r>
-    </w:p>
-    <w:p>
-      <w:pPr>
-        <w:spacing w:after="62"/>
-        <w:ind w:firstLine="480"/>
-        <w:rPr>
-          <w:rFonts w:ascii="宋体" w:hAnsi="宋体"/>
-        </w:rPr>
-      </w:pPr>
-    </w:p>
-    <w:p>
-      <w:pPr>
-        <w:pStyle w:val="Heading2"/>
+          <w:rFonts w:ascii="宋体" w:hAnsi="宋体" w:hint="eastAsia"/>
+        </w:rPr>
+      </w:pPr>
+    </w:p>
+    <w:p>
+      <w:pPr>
+        <w:pStyle w:val="2"/>
         <w:spacing w:before="72" w:after="62"/>
         <w:ind w:firstLineChars="0" w:firstLine="0"/>
         <w:rPr>
+          <w:rFonts w:ascii="宋体" w:eastAsia="宋体" w:hAnsi="宋体" w:hint="eastAsia"/>
+          <w:color w:val="auto"/>
+        </w:rPr>
+      </w:pPr>
+      <w:r>
+        <w:rPr>
           <w:rFonts w:ascii="宋体" w:eastAsia="宋体" w:hAnsi="宋体"/>
           <w:color w:val="auto"/>
         </w:rPr>
-      </w:pPr>
+        <w:t xml:space="preserve">5 </w:t>
+      </w:r>
       <w:r>
         <w:rPr>
           <w:rFonts w:ascii="宋体" w:eastAsia="宋体" w:hAnsi="宋体"/>
           <w:color w:val="auto"/>
         </w:rPr>
-        <w:t xml:space="preserve">5 </w:t>
-      </w:r>
-      <w:r>
-        <w:rPr>
-          <w:rFonts w:ascii="宋体" w:eastAsia="宋体" w:hAnsi="宋体"/>
-          <w:color w:val="auto"/>
-        </w:rPr>
         <w:t>上下文重用测试</w:t>
       </w:r>
     </w:p>
@@ -6744,7 +6175,7 @@
         <w:spacing w:after="62"/>
         <w:ind w:firstLine="480"/>
         <w:rPr>
-          <w:rFonts w:ascii="宋体" w:hAnsi="宋体"/>
+          <w:rFonts w:ascii="宋体" w:hAnsi="宋体" w:hint="eastAsia"/>
         </w:rPr>
       </w:pPr>
       <w:r>
@@ -6778,7 +6209,7 @@
         <w:spacing w:after="62"/>
         <w:ind w:firstLine="480"/>
         <w:rPr>
-          <w:rFonts w:ascii="宋体" w:hAnsi="宋体"/>
+          <w:rFonts w:ascii="宋体" w:hAnsi="宋体" w:hint="eastAsia"/>
         </w:rPr>
       </w:pPr>
       <w:r>
@@ -6799,7 +6230,7 @@
         <w:spacing w:after="62"/>
         <w:ind w:firstLine="480"/>
         <w:rPr>
-          <w:rFonts w:ascii="宋体" w:hAnsi="宋体"/>
+          <w:rFonts w:ascii="宋体" w:hAnsi="宋体" w:hint="eastAsia"/>
         </w:rPr>
       </w:pPr>
       <w:r>
@@ -6820,42 +6251,14 @@
         <w:spacing w:after="62"/>
         <w:ind w:firstLine="480"/>
         <w:rPr>
+          <w:rFonts w:ascii="宋体" w:hAnsi="宋体" w:hint="eastAsia"/>
+        </w:rPr>
+      </w:pPr>
+      <w:r>
+        <w:rPr>
           <w:rFonts w:ascii="宋体" w:hAnsi="宋体"/>
         </w:rPr>
-      </w:pPr>
-      <w:r>
-        <w:rPr>
-          <w:rFonts w:ascii="宋体" w:hAnsi="宋体"/>
-        </w:rPr>
-        <w:t xml:space="preserve">static </w:t>
-      </w:r>
-      <w:proofErr w:type="spellStart"/>
-      <w:r>
-        <w:rPr>
-          <w:rFonts w:ascii="宋体" w:hAnsi="宋体"/>
-        </w:rPr>
-        <w:t>AesGcmContext_t</w:t>
-      </w:r>
-      <w:proofErr w:type="spellEnd"/>
-      <w:r>
-        <w:rPr>
-          <w:rFonts w:ascii="宋体" w:hAnsi="宋体"/>
-        </w:rPr>
-        <w:t xml:space="preserve"> *</w:t>
-      </w:r>
-      <w:proofErr w:type="spellStart"/>
-      <w:r>
-        <w:rPr>
-          <w:rFonts w:ascii="宋体" w:hAnsi="宋体"/>
-        </w:rPr>
-        <w:t>get_reused_ctx</w:t>
-      </w:r>
-      <w:proofErr w:type="spellEnd"/>
-      <w:r>
-        <w:rPr>
-          <w:rFonts w:ascii="宋体" w:hAnsi="宋体"/>
-        </w:rPr>
-        <w:t>(void)</w:t>
+        <w:t>static AesGcmContext_t *get_reused_ctx(void)</w:t>
       </w:r>
     </w:p>
     <w:p>
@@ -6869,7 +6272,7 @@
         <w:spacing w:after="62"/>
         <w:ind w:firstLine="480"/>
         <w:rPr>
-          <w:rFonts w:ascii="宋体" w:hAnsi="宋体"/>
+          <w:rFonts w:ascii="宋体" w:hAnsi="宋体" w:hint="eastAsia"/>
         </w:rPr>
       </w:pPr>
       <w:r>
@@ -6890,42 +6293,14 @@
         <w:spacing w:after="62"/>
         <w:ind w:firstLine="480"/>
         <w:rPr>
+          <w:rFonts w:ascii="宋体" w:hAnsi="宋体" w:hint="eastAsia"/>
+        </w:rPr>
+      </w:pPr>
+      <w:r>
+        <w:rPr>
           <w:rFonts w:ascii="宋体" w:hAnsi="宋体"/>
         </w:rPr>
-      </w:pPr>
-      <w:r>
-        <w:rPr>
-          <w:rFonts w:ascii="宋体" w:hAnsi="宋体"/>
-        </w:rPr>
-        <w:t xml:space="preserve">    static </w:t>
-      </w:r>
-      <w:proofErr w:type="spellStart"/>
-      <w:r>
-        <w:rPr>
-          <w:rFonts w:ascii="宋体" w:hAnsi="宋体"/>
-        </w:rPr>
-        <w:t>AesGcmContext_t</w:t>
-      </w:r>
-      <w:proofErr w:type="spellEnd"/>
-      <w:r>
-        <w:rPr>
-          <w:rFonts w:ascii="宋体" w:hAnsi="宋体"/>
-        </w:rPr>
-        <w:t xml:space="preserve"> </w:t>
-      </w:r>
-      <w:proofErr w:type="spellStart"/>
-      <w:r>
-        <w:rPr>
-          <w:rFonts w:ascii="宋体" w:hAnsi="宋体"/>
-        </w:rPr>
-        <w:t>ctx</w:t>
-      </w:r>
-      <w:proofErr w:type="spellEnd"/>
-      <w:r>
-        <w:rPr>
-          <w:rFonts w:ascii="宋体" w:hAnsi="宋体"/>
-        </w:rPr>
-        <w:t>;</w:t>
+        <w:t xml:space="preserve">    static AesGcmContext_t ctx;</w:t>
       </w:r>
     </w:p>
     <w:p>
@@ -6939,7 +6314,7 @@
         <w:spacing w:after="62"/>
         <w:ind w:firstLine="480"/>
         <w:rPr>
-          <w:rFonts w:ascii="宋体" w:hAnsi="宋体"/>
+          <w:rFonts w:ascii="宋体" w:hAnsi="宋体" w:hint="eastAsia"/>
         </w:rPr>
       </w:pPr>
       <w:r>
@@ -6960,28 +6335,14 @@
         <w:spacing w:after="62"/>
         <w:ind w:firstLine="480"/>
         <w:rPr>
+          <w:rFonts w:ascii="宋体" w:hAnsi="宋体" w:hint="eastAsia"/>
+        </w:rPr>
+      </w:pPr>
+      <w:r>
+        <w:rPr>
           <w:rFonts w:ascii="宋体" w:hAnsi="宋体"/>
         </w:rPr>
-      </w:pPr>
-      <w:r>
-        <w:rPr>
-          <w:rFonts w:ascii="宋体" w:hAnsi="宋体"/>
-        </w:rPr>
-        <w:t xml:space="preserve">    static uint8_t </w:t>
-      </w:r>
-      <w:proofErr w:type="spellStart"/>
-      <w:r>
-        <w:rPr>
-          <w:rFonts w:ascii="宋体" w:hAnsi="宋体"/>
-        </w:rPr>
-        <w:t>cached_key</w:t>
-      </w:r>
-      <w:proofErr w:type="spellEnd"/>
-      <w:r>
-        <w:rPr>
-          <w:rFonts w:ascii="宋体" w:hAnsi="宋体"/>
-        </w:rPr>
-        <w:t>[AES_GCM_KEY_SIZE];</w:t>
+        <w:t xml:space="preserve">    static uint8_t cached_key[AES_GCM_KEY_SIZE];</w:t>
       </w:r>
     </w:p>
     <w:p>
@@ -6995,7 +6356,7 @@
         <w:spacing w:after="62"/>
         <w:ind w:firstLine="480"/>
         <w:rPr>
-          <w:rFonts w:ascii="宋体" w:hAnsi="宋体"/>
+          <w:rFonts w:ascii="宋体" w:hAnsi="宋体" w:hint="eastAsia"/>
         </w:rPr>
       </w:pPr>
       <w:r>
@@ -7016,7 +6377,7 @@
         <w:spacing w:after="62"/>
         <w:ind w:firstLine="480"/>
         <w:rPr>
-          <w:rFonts w:ascii="宋体" w:hAnsi="宋体"/>
+          <w:rFonts w:ascii="宋体" w:hAnsi="宋体" w:hint="eastAsia"/>
         </w:rPr>
       </w:pPr>
       <w:r>
@@ -7037,14 +6398,29 @@
         <w:spacing w:after="62"/>
         <w:ind w:firstLine="480"/>
         <w:rPr>
+          <w:rFonts w:ascii="宋体" w:hAnsi="宋体" w:hint="eastAsia"/>
+        </w:rPr>
+      </w:pPr>
+      <w:r>
+        <w:rPr>
           <w:rFonts w:ascii="宋体" w:hAnsi="宋体"/>
         </w:rPr>
+        <w:t>#endif</w:t>
+      </w:r>
+    </w:p>
+    <w:p>
+      <w:pPr>
+        <w:spacing w:after="62"/>
+        <w:ind w:firstLine="480"/>
+        <w:rPr>
+          <w:rFonts w:ascii="宋体" w:hAnsi="宋体" w:hint="eastAsia"/>
+        </w:rPr>
       </w:pPr>
       <w:r>
         <w:rPr>
           <w:rFonts w:ascii="宋体" w:hAnsi="宋体"/>
         </w:rPr>
-        <w:t>#endif</w:t>
+        <w:t>结果：不稳定，某些情况下性能下降。不推荐用于ARM平台。</w:t>
       </w:r>
     </w:p>
     <w:p>
@@ -7052,28 +6428,13 @@
         <w:spacing w:after="62"/>
         <w:ind w:firstLine="480"/>
         <w:rPr>
-          <w:rFonts w:ascii="宋体" w:hAnsi="宋体"/>
-        </w:rPr>
-      </w:pPr>
-      <w:r>
-        <w:rPr>
-          <w:rFonts w:ascii="宋体" w:hAnsi="宋体"/>
-        </w:rPr>
-        <w:t>结果：不稳定，某些情况下性能下降。不推荐用于ARM平台。</w:t>
-      </w:r>
-    </w:p>
-    <w:p>
-      <w:pPr>
-        <w:spacing w:after="62"/>
-        <w:ind w:firstLine="480"/>
-        <w:rPr>
-          <w:rFonts w:ascii="宋体" w:hAnsi="宋体"/>
+          <w:rFonts w:ascii="宋体" w:hAnsi="宋体" w:hint="eastAsia"/>
         </w:rPr>
       </w:pPr>
     </w:p>
     <w:tbl>
       <w:tblPr>
-        <w:tblStyle w:val="TableGrid"/>
+        <w:tblStyle w:val="af5"/>
         <w:tblW w:w="0" w:type="auto"/>
         <w:tblLook w:val="04A0" w:firstRow="1" w:lastRow="0" w:firstColumn="1" w:lastColumn="0" w:noHBand="0" w:noVBand="1"/>
       </w:tblPr>
@@ -7094,114 +6455,86 @@
               <w:spacing w:after="62"/>
               <w:ind w:firstLineChars="0" w:firstLine="0"/>
               <w:rPr>
-                <w:rStyle w:val="Strong"/>
+                <w:rStyle w:val="af"/>
+                <w:rFonts w:ascii="宋体" w:hAnsi="宋体" w:hint="eastAsia"/>
+                <w:b w:val="0"/>
+                <w:bCs w:val="0"/>
+              </w:rPr>
+            </w:pPr>
+            <w:r>
+              <w:rPr>
+                <w:rFonts w:ascii="宋体" w:hAnsi="宋体" w:hint="eastAsia"/>
+              </w:rPr>
+              <w:t xml:space="preserve">数据大小 </w:t>
+            </w:r>
+          </w:p>
+        </w:tc>
+        <w:tc>
+          <w:tcPr>
+            <w:tcW w:w="1030" w:type="dxa"/>
+          </w:tcPr>
+          <w:p>
+            <w:pPr>
+              <w:spacing w:after="62"/>
+              <w:ind w:firstLineChars="0" w:firstLine="0"/>
+              <w:rPr>
+                <w:rStyle w:val="af"/>
+                <w:rFonts w:ascii="宋体" w:hAnsi="宋体" w:hint="eastAsia"/>
+                <w:b w:val="0"/>
+                <w:bCs w:val="0"/>
+              </w:rPr>
+            </w:pPr>
+            <w:r>
+              <w:rPr>
+                <w:rFonts w:ascii="宋体" w:hAnsi="宋体" w:hint="eastAsia"/>
+              </w:rPr>
+              <w:t xml:space="preserve">操作 </w:t>
+            </w:r>
+          </w:p>
+        </w:tc>
+        <w:tc>
+          <w:tcPr>
+            <w:tcW w:w="2288" w:type="dxa"/>
+          </w:tcPr>
+          <w:p>
+            <w:pPr>
+              <w:spacing w:after="62"/>
+              <w:ind w:firstLineChars="0" w:firstLine="0"/>
+              <w:rPr>
+                <w:rStyle w:val="af"/>
+                <w:rFonts w:ascii="宋体" w:hAnsi="宋体" w:hint="eastAsia"/>
+                <w:b w:val="0"/>
+                <w:bCs w:val="0"/>
+              </w:rPr>
+            </w:pPr>
+            <w:r>
+              <w:rPr>
                 <w:rFonts w:ascii="宋体" w:hAnsi="宋体"/>
-                <w:b w:val="0"/>
-                <w:bCs w:val="0"/>
-              </w:rPr>
-            </w:pPr>
-            <w:r>
-              <w:rPr>
-                <w:rFonts w:ascii="宋体" w:hAnsi="宋体" w:hint="eastAsia"/>
-              </w:rPr>
-              <w:t xml:space="preserve">数据大小 </w:t>
-            </w:r>
-          </w:p>
-        </w:tc>
-        <w:tc>
-          <w:tcPr>
-            <w:tcW w:w="1030" w:type="dxa"/>
-          </w:tcPr>
-          <w:p>
-            <w:pPr>
-              <w:spacing w:after="62"/>
-              <w:ind w:firstLineChars="0" w:firstLine="0"/>
-              <w:rPr>
-                <w:rStyle w:val="Strong"/>
+              </w:rPr>
+              <w:t>out-of-place (ms)</w:t>
+            </w:r>
+          </w:p>
+        </w:tc>
+        <w:tc>
+          <w:tcPr>
+            <w:tcW w:w="1659" w:type="dxa"/>
+          </w:tcPr>
+          <w:p>
+            <w:pPr>
+              <w:spacing w:after="62"/>
+              <w:ind w:firstLineChars="0" w:firstLine="0"/>
+              <w:rPr>
+                <w:rStyle w:val="af"/>
+                <w:rFonts w:ascii="宋体" w:hAnsi="宋体" w:hint="eastAsia"/>
+                <w:b w:val="0"/>
+                <w:bCs w:val="0"/>
+              </w:rPr>
+            </w:pPr>
+            <w:r>
+              <w:rPr>
                 <w:rFonts w:ascii="宋体" w:hAnsi="宋体"/>
-                <w:b w:val="0"/>
-                <w:bCs w:val="0"/>
-              </w:rPr>
-            </w:pPr>
-            <w:r>
-              <w:rPr>
-                <w:rFonts w:ascii="宋体" w:hAnsi="宋体" w:hint="eastAsia"/>
-              </w:rPr>
-              <w:t xml:space="preserve">操作 </w:t>
-            </w:r>
-          </w:p>
-        </w:tc>
-        <w:tc>
-          <w:tcPr>
-            <w:tcW w:w="2288" w:type="dxa"/>
-          </w:tcPr>
-          <w:p>
-            <w:pPr>
-              <w:spacing w:after="62"/>
-              <w:ind w:firstLineChars="0" w:firstLine="0"/>
-              <w:rPr>
-                <w:rStyle w:val="Strong"/>
-                <w:rFonts w:ascii="宋体" w:hAnsi="宋体"/>
-                <w:b w:val="0"/>
-                <w:bCs w:val="0"/>
-              </w:rPr>
-            </w:pPr>
-            <w:r>
-              <w:rPr>
-                <w:rFonts w:ascii="宋体" w:hAnsi="宋体"/>
-              </w:rPr>
-              <w:t>out-of-place (</w:t>
-            </w:r>
-            <w:proofErr w:type="spellStart"/>
-            <w:r>
-              <w:rPr>
-                <w:rFonts w:ascii="宋体" w:hAnsi="宋体"/>
-              </w:rPr>
-              <w:t>ms</w:t>
-            </w:r>
-            <w:proofErr w:type="spellEnd"/>
-            <w:r>
-              <w:rPr>
-                <w:rFonts w:ascii="宋体" w:hAnsi="宋体"/>
-              </w:rPr>
-              <w:t>)</w:t>
-            </w:r>
-          </w:p>
-        </w:tc>
-        <w:tc>
-          <w:tcPr>
-            <w:tcW w:w="1659" w:type="dxa"/>
-          </w:tcPr>
-          <w:p>
-            <w:pPr>
-              <w:spacing w:after="62"/>
-              <w:ind w:firstLineChars="0" w:firstLine="0"/>
-              <w:rPr>
-                <w:rStyle w:val="Strong"/>
-                <w:rFonts w:ascii="宋体" w:hAnsi="宋体"/>
-                <w:b w:val="0"/>
-                <w:bCs w:val="0"/>
-              </w:rPr>
-            </w:pPr>
-            <w:r>
-              <w:rPr>
-                <w:rFonts w:ascii="宋体" w:hAnsi="宋体"/>
-              </w:rPr>
-              <w:t>in-place (</w:t>
-            </w:r>
-            <w:proofErr w:type="spellStart"/>
-            <w:r>
-              <w:rPr>
-                <w:rFonts w:ascii="宋体" w:hAnsi="宋体"/>
-              </w:rPr>
-              <w:t>ms</w:t>
-            </w:r>
-            <w:proofErr w:type="spellEnd"/>
-            <w:r>
-              <w:rPr>
-                <w:rFonts w:ascii="宋体" w:hAnsi="宋体"/>
-              </w:rPr>
-              <w:t>)</w:t>
+              </w:rPr>
+              <w:t>in-place (ms)</w:t>
             </w:r>
           </w:p>
         </w:tc>
@@ -7214,8 +6547,8 @@
               <w:spacing w:after="62"/>
               <w:ind w:firstLineChars="0" w:firstLine="0"/>
               <w:rPr>
-                <w:rStyle w:val="Strong"/>
-                <w:rFonts w:ascii="宋体" w:hAnsi="宋体"/>
+                <w:rStyle w:val="af"/>
+                <w:rFonts w:ascii="宋体" w:hAnsi="宋体" w:hint="eastAsia"/>
                 <w:b w:val="0"/>
                 <w:bCs w:val="0"/>
               </w:rPr>
@@ -7245,84 +6578,84 @@
               <w:spacing w:after="62"/>
               <w:ind w:firstLineChars="0" w:firstLine="0"/>
               <w:rPr>
-                <w:rStyle w:val="Strong"/>
+                <w:rStyle w:val="af"/>
+                <w:rFonts w:ascii="宋体" w:hAnsi="宋体" w:hint="eastAsia"/>
+                <w:b w:val="0"/>
+                <w:bCs w:val="0"/>
+              </w:rPr>
+            </w:pPr>
+            <w:r>
+              <w:rPr>
+                <w:rFonts w:ascii="宋体" w:hAnsi="宋体" w:hint="eastAsia"/>
+              </w:rPr>
+              <w:t xml:space="preserve">1 KB </w:t>
+            </w:r>
+          </w:p>
+        </w:tc>
+        <w:tc>
+          <w:tcPr>
+            <w:tcW w:w="1030" w:type="dxa"/>
+          </w:tcPr>
+          <w:p>
+            <w:pPr>
+              <w:spacing w:after="62"/>
+              <w:ind w:firstLineChars="0" w:firstLine="0"/>
+              <w:rPr>
+                <w:rStyle w:val="af"/>
+                <w:rFonts w:ascii="宋体" w:hAnsi="宋体" w:hint="eastAsia"/>
+                <w:b w:val="0"/>
+                <w:bCs w:val="0"/>
+              </w:rPr>
+            </w:pPr>
+            <w:r>
+              <w:rPr>
+                <w:rFonts w:ascii="宋体" w:hAnsi="宋体" w:hint="eastAsia"/>
+              </w:rPr>
+              <w:t xml:space="preserve">加密 </w:t>
+            </w:r>
+          </w:p>
+        </w:tc>
+        <w:tc>
+          <w:tcPr>
+            <w:tcW w:w="2288" w:type="dxa"/>
+          </w:tcPr>
+          <w:p>
+            <w:pPr>
+              <w:spacing w:after="62"/>
+              <w:ind w:firstLineChars="0" w:firstLine="0"/>
+              <w:rPr>
+                <w:rStyle w:val="af"/>
+                <w:rFonts w:ascii="宋体" w:hAnsi="宋体" w:hint="eastAsia"/>
+                <w:b w:val="0"/>
+                <w:bCs w:val="0"/>
+              </w:rPr>
+            </w:pPr>
+            <w:r>
+              <w:rPr>
                 <w:rFonts w:ascii="宋体" w:hAnsi="宋体"/>
-                <w:b w:val="0"/>
-                <w:bCs w:val="0"/>
-              </w:rPr>
-            </w:pPr>
-            <w:r>
-              <w:rPr>
-                <w:rFonts w:ascii="宋体" w:hAnsi="宋体" w:hint="eastAsia"/>
-              </w:rPr>
-              <w:t xml:space="preserve">1 KB </w:t>
-            </w:r>
-          </w:p>
-        </w:tc>
-        <w:tc>
-          <w:tcPr>
-            <w:tcW w:w="1030" w:type="dxa"/>
-          </w:tcPr>
-          <w:p>
-            <w:pPr>
-              <w:spacing w:after="62"/>
-              <w:ind w:firstLineChars="0" w:firstLine="0"/>
-              <w:rPr>
-                <w:rStyle w:val="Strong"/>
+              </w:rPr>
+              <w:t>1.93129</w:t>
+            </w:r>
+          </w:p>
+        </w:tc>
+        <w:tc>
+          <w:tcPr>
+            <w:tcW w:w="1659" w:type="dxa"/>
+          </w:tcPr>
+          <w:p>
+            <w:pPr>
+              <w:spacing w:after="62"/>
+              <w:ind w:firstLineChars="0" w:firstLine="0"/>
+              <w:rPr>
+                <w:rStyle w:val="af"/>
+                <w:rFonts w:ascii="宋体" w:hAnsi="宋体" w:hint="eastAsia"/>
+                <w:b w:val="0"/>
+                <w:bCs w:val="0"/>
+              </w:rPr>
+            </w:pPr>
+            <w:r>
+              <w:rPr>
                 <w:rFonts w:ascii="宋体" w:hAnsi="宋体"/>
-                <w:b w:val="0"/>
-                <w:bCs w:val="0"/>
-              </w:rPr>
-            </w:pPr>
-            <w:r>
-              <w:rPr>
-                <w:rFonts w:ascii="宋体" w:hAnsi="宋体" w:hint="eastAsia"/>
-              </w:rPr>
-              <w:t xml:space="preserve">加密 </w:t>
-            </w:r>
-          </w:p>
-        </w:tc>
-        <w:tc>
-          <w:tcPr>
-            <w:tcW w:w="2288" w:type="dxa"/>
-          </w:tcPr>
-          <w:p>
-            <w:pPr>
-              <w:spacing w:after="62"/>
-              <w:ind w:firstLineChars="0" w:firstLine="0"/>
-              <w:rPr>
-                <w:rStyle w:val="Strong"/>
-                <w:rFonts w:ascii="宋体" w:hAnsi="宋体"/>
-                <w:b w:val="0"/>
-                <w:bCs w:val="0"/>
-              </w:rPr>
-            </w:pPr>
-            <w:r>
-              <w:rPr>
-                <w:rFonts w:ascii="宋体" w:hAnsi="宋体"/>
-              </w:rPr>
-              <w:t>1.93129</w:t>
-            </w:r>
-          </w:p>
-        </w:tc>
-        <w:tc>
-          <w:tcPr>
-            <w:tcW w:w="1659" w:type="dxa"/>
-          </w:tcPr>
-          <w:p>
-            <w:pPr>
-              <w:spacing w:after="62"/>
-              <w:ind w:firstLineChars="0" w:firstLine="0"/>
-              <w:rPr>
-                <w:rStyle w:val="Strong"/>
-                <w:rFonts w:ascii="宋体" w:hAnsi="宋体"/>
-                <w:b w:val="0"/>
-                <w:bCs w:val="0"/>
-              </w:rPr>
-            </w:pPr>
-            <w:r>
-              <w:rPr>
-                <w:rFonts w:ascii="宋体" w:hAnsi="宋体"/>
               </w:rPr>
               <w:t>1.86253</w:t>
             </w:r>
@@ -7337,8 +6670,8 @@
               <w:spacing w:after="62"/>
               <w:ind w:firstLineChars="0" w:firstLine="0"/>
               <w:rPr>
-                <w:rStyle w:val="Strong"/>
-                <w:rFonts w:ascii="宋体" w:hAnsi="宋体"/>
+                <w:rStyle w:val="af"/>
+                <w:rFonts w:ascii="宋体" w:hAnsi="宋体" w:hint="eastAsia"/>
                 <w:b w:val="0"/>
                 <w:bCs w:val="0"/>
               </w:rPr>
@@ -7362,84 +6695,84 @@
               <w:spacing w:after="62"/>
               <w:ind w:firstLineChars="0" w:firstLine="0"/>
               <w:rPr>
-                <w:rStyle w:val="Strong"/>
+                <w:rStyle w:val="af"/>
+                <w:rFonts w:ascii="宋体" w:hAnsi="宋体" w:hint="eastAsia"/>
+                <w:b w:val="0"/>
+                <w:bCs w:val="0"/>
+              </w:rPr>
+            </w:pPr>
+            <w:r>
+              <w:rPr>
+                <w:rFonts w:ascii="宋体" w:hAnsi="宋体" w:hint="eastAsia"/>
+              </w:rPr>
+              <w:t xml:space="preserve">1 KB  </w:t>
+            </w:r>
+          </w:p>
+        </w:tc>
+        <w:tc>
+          <w:tcPr>
+            <w:tcW w:w="1030" w:type="dxa"/>
+          </w:tcPr>
+          <w:p>
+            <w:pPr>
+              <w:spacing w:after="62"/>
+              <w:ind w:firstLineChars="0" w:firstLine="0"/>
+              <w:rPr>
+                <w:rStyle w:val="af"/>
+                <w:rFonts w:ascii="宋体" w:hAnsi="宋体" w:hint="eastAsia"/>
+                <w:b w:val="0"/>
+                <w:bCs w:val="0"/>
+              </w:rPr>
+            </w:pPr>
+            <w:r>
+              <w:rPr>
+                <w:rFonts w:ascii="宋体" w:hAnsi="宋体" w:hint="eastAsia"/>
+              </w:rPr>
+              <w:t xml:space="preserve">解密 </w:t>
+            </w:r>
+          </w:p>
+        </w:tc>
+        <w:tc>
+          <w:tcPr>
+            <w:tcW w:w="2288" w:type="dxa"/>
+          </w:tcPr>
+          <w:p>
+            <w:pPr>
+              <w:spacing w:after="62"/>
+              <w:ind w:firstLineChars="0" w:firstLine="0"/>
+              <w:rPr>
+                <w:rStyle w:val="af"/>
+                <w:rFonts w:ascii="宋体" w:hAnsi="宋体" w:hint="eastAsia"/>
+                <w:b w:val="0"/>
+                <w:bCs w:val="0"/>
+              </w:rPr>
+            </w:pPr>
+            <w:r>
+              <w:rPr>
                 <w:rFonts w:ascii="宋体" w:hAnsi="宋体"/>
-                <w:b w:val="0"/>
-                <w:bCs w:val="0"/>
-              </w:rPr>
-            </w:pPr>
-            <w:r>
-              <w:rPr>
-                <w:rFonts w:ascii="宋体" w:hAnsi="宋体" w:hint="eastAsia"/>
-              </w:rPr>
-              <w:t xml:space="preserve">1 KB  </w:t>
-            </w:r>
-          </w:p>
-        </w:tc>
-        <w:tc>
-          <w:tcPr>
-            <w:tcW w:w="1030" w:type="dxa"/>
-          </w:tcPr>
-          <w:p>
-            <w:pPr>
-              <w:spacing w:after="62"/>
-              <w:ind w:firstLineChars="0" w:firstLine="0"/>
-              <w:rPr>
-                <w:rStyle w:val="Strong"/>
+              </w:rPr>
+              <w:t>1.84204</w:t>
+            </w:r>
+          </w:p>
+        </w:tc>
+        <w:tc>
+          <w:tcPr>
+            <w:tcW w:w="1659" w:type="dxa"/>
+          </w:tcPr>
+          <w:p>
+            <w:pPr>
+              <w:spacing w:after="62"/>
+              <w:ind w:firstLineChars="0" w:firstLine="0"/>
+              <w:rPr>
+                <w:rStyle w:val="af"/>
+                <w:rFonts w:ascii="宋体" w:hAnsi="宋体" w:hint="eastAsia"/>
+                <w:b w:val="0"/>
+                <w:bCs w:val="0"/>
+              </w:rPr>
+            </w:pPr>
+            <w:r>
+              <w:rPr>
                 <w:rFonts w:ascii="宋体" w:hAnsi="宋体"/>
-                <w:b w:val="0"/>
-                <w:bCs w:val="0"/>
-              </w:rPr>
-            </w:pPr>
-            <w:r>
-              <w:rPr>
-                <w:rFonts w:ascii="宋体" w:hAnsi="宋体" w:hint="eastAsia"/>
-              </w:rPr>
-              <w:t xml:space="preserve">解密 </w:t>
-            </w:r>
-          </w:p>
-        </w:tc>
-        <w:tc>
-          <w:tcPr>
-            <w:tcW w:w="2288" w:type="dxa"/>
-          </w:tcPr>
-          <w:p>
-            <w:pPr>
-              <w:spacing w:after="62"/>
-              <w:ind w:firstLineChars="0" w:firstLine="0"/>
-              <w:rPr>
-                <w:rStyle w:val="Strong"/>
-                <w:rFonts w:ascii="宋体" w:hAnsi="宋体"/>
-                <w:b w:val="0"/>
-                <w:bCs w:val="0"/>
-              </w:rPr>
-            </w:pPr>
-            <w:r>
-              <w:rPr>
-                <w:rFonts w:ascii="宋体" w:hAnsi="宋体"/>
-              </w:rPr>
-              <w:t>1.84204</w:t>
-            </w:r>
-          </w:p>
-        </w:tc>
-        <w:tc>
-          <w:tcPr>
-            <w:tcW w:w="1659" w:type="dxa"/>
-          </w:tcPr>
-          <w:p>
-            <w:pPr>
-              <w:spacing w:after="62"/>
-              <w:ind w:firstLineChars="0" w:firstLine="0"/>
-              <w:rPr>
-                <w:rStyle w:val="Strong"/>
-                <w:rFonts w:ascii="宋体" w:hAnsi="宋体"/>
-                <w:b w:val="0"/>
-                <w:bCs w:val="0"/>
-              </w:rPr>
-            </w:pPr>
-            <w:r>
-              <w:rPr>
-                <w:rFonts w:ascii="宋体" w:hAnsi="宋体"/>
               </w:rPr>
               <w:t>1.83519</w:t>
             </w:r>
@@ -7454,8 +6787,8 @@
               <w:spacing w:after="62"/>
               <w:ind w:firstLineChars="0" w:firstLine="0"/>
               <w:rPr>
-                <w:rStyle w:val="Strong"/>
-                <w:rFonts w:ascii="宋体" w:hAnsi="宋体"/>
+                <w:rStyle w:val="af"/>
+                <w:rFonts w:ascii="宋体" w:hAnsi="宋体" w:hint="eastAsia"/>
                 <w:b w:val="0"/>
                 <w:bCs w:val="0"/>
               </w:rPr>
@@ -7479,84 +6812,84 @@
               <w:spacing w:after="62"/>
               <w:ind w:firstLineChars="0" w:firstLine="0"/>
               <w:rPr>
-                <w:rStyle w:val="Strong"/>
+                <w:rStyle w:val="af"/>
+                <w:rFonts w:ascii="宋体" w:hAnsi="宋体" w:hint="eastAsia"/>
+                <w:b w:val="0"/>
+                <w:bCs w:val="0"/>
+              </w:rPr>
+            </w:pPr>
+            <w:r>
+              <w:rPr>
+                <w:rFonts w:ascii="宋体" w:hAnsi="宋体" w:hint="eastAsia"/>
+              </w:rPr>
+              <w:t xml:space="preserve">64 KB </w:t>
+            </w:r>
+          </w:p>
+        </w:tc>
+        <w:tc>
+          <w:tcPr>
+            <w:tcW w:w="1030" w:type="dxa"/>
+          </w:tcPr>
+          <w:p>
+            <w:pPr>
+              <w:spacing w:after="62"/>
+              <w:ind w:firstLineChars="0" w:firstLine="0"/>
+              <w:rPr>
+                <w:rStyle w:val="af"/>
+                <w:rFonts w:ascii="宋体" w:hAnsi="宋体" w:hint="eastAsia"/>
+                <w:b w:val="0"/>
+                <w:bCs w:val="0"/>
+              </w:rPr>
+            </w:pPr>
+            <w:r>
+              <w:rPr>
+                <w:rFonts w:ascii="宋体" w:hAnsi="宋体" w:hint="eastAsia"/>
+              </w:rPr>
+              <w:t xml:space="preserve">加密 </w:t>
+            </w:r>
+          </w:p>
+        </w:tc>
+        <w:tc>
+          <w:tcPr>
+            <w:tcW w:w="2288" w:type="dxa"/>
+          </w:tcPr>
+          <w:p>
+            <w:pPr>
+              <w:spacing w:after="62"/>
+              <w:ind w:firstLineChars="0" w:firstLine="0"/>
+              <w:rPr>
+                <w:rStyle w:val="af"/>
+                <w:rFonts w:ascii="宋体" w:hAnsi="宋体" w:hint="eastAsia"/>
+                <w:b w:val="0"/>
+                <w:bCs w:val="0"/>
+              </w:rPr>
+            </w:pPr>
+            <w:r>
+              <w:rPr>
                 <w:rFonts w:ascii="宋体" w:hAnsi="宋体"/>
-                <w:b w:val="0"/>
-                <w:bCs w:val="0"/>
-              </w:rPr>
-            </w:pPr>
-            <w:r>
-              <w:rPr>
-                <w:rFonts w:ascii="宋体" w:hAnsi="宋体" w:hint="eastAsia"/>
-              </w:rPr>
-              <w:t xml:space="preserve">64 KB </w:t>
-            </w:r>
-          </w:p>
-        </w:tc>
-        <w:tc>
-          <w:tcPr>
-            <w:tcW w:w="1030" w:type="dxa"/>
-          </w:tcPr>
-          <w:p>
-            <w:pPr>
-              <w:spacing w:after="62"/>
-              <w:ind w:firstLineChars="0" w:firstLine="0"/>
-              <w:rPr>
-                <w:rStyle w:val="Strong"/>
+              </w:rPr>
+              <w:t>108.729</w:t>
+            </w:r>
+          </w:p>
+        </w:tc>
+        <w:tc>
+          <w:tcPr>
+            <w:tcW w:w="1659" w:type="dxa"/>
+          </w:tcPr>
+          <w:p>
+            <w:pPr>
+              <w:spacing w:after="62"/>
+              <w:ind w:firstLineChars="0" w:firstLine="0"/>
+              <w:rPr>
+                <w:rStyle w:val="af"/>
+                <w:rFonts w:ascii="宋体" w:hAnsi="宋体" w:hint="eastAsia"/>
+                <w:b w:val="0"/>
+                <w:bCs w:val="0"/>
+              </w:rPr>
+            </w:pPr>
+            <w:r>
+              <w:rPr>
                 <w:rFonts w:ascii="宋体" w:hAnsi="宋体"/>
-                <w:b w:val="0"/>
-                <w:bCs w:val="0"/>
-              </w:rPr>
-            </w:pPr>
-            <w:r>
-              <w:rPr>
-                <w:rFonts w:ascii="宋体" w:hAnsi="宋体" w:hint="eastAsia"/>
-              </w:rPr>
-              <w:t xml:space="preserve">加密 </w:t>
-            </w:r>
-          </w:p>
-        </w:tc>
-        <w:tc>
-          <w:tcPr>
-            <w:tcW w:w="2288" w:type="dxa"/>
-          </w:tcPr>
-          <w:p>
-            <w:pPr>
-              <w:spacing w:after="62"/>
-              <w:ind w:firstLineChars="0" w:firstLine="0"/>
-              <w:rPr>
-                <w:rStyle w:val="Strong"/>
-                <w:rFonts w:ascii="宋体" w:hAnsi="宋体"/>
-                <w:b w:val="0"/>
-                <w:bCs w:val="0"/>
-              </w:rPr>
-            </w:pPr>
-            <w:r>
-              <w:rPr>
-                <w:rFonts w:ascii="宋体" w:hAnsi="宋体"/>
-              </w:rPr>
-              <w:t>108.729</w:t>
-            </w:r>
-          </w:p>
-        </w:tc>
-        <w:tc>
-          <w:tcPr>
-            <w:tcW w:w="1659" w:type="dxa"/>
-          </w:tcPr>
-          <w:p>
-            <w:pPr>
-              <w:spacing w:after="62"/>
-              <w:ind w:firstLineChars="0" w:firstLine="0"/>
-              <w:rPr>
-                <w:rStyle w:val="Strong"/>
-                <w:rFonts w:ascii="宋体" w:hAnsi="宋体"/>
-                <w:b w:val="0"/>
-                <w:bCs w:val="0"/>
-              </w:rPr>
-            </w:pPr>
-            <w:r>
-              <w:rPr>
-                <w:rFonts w:ascii="宋体" w:hAnsi="宋体"/>
               </w:rPr>
               <w:t>116.009</w:t>
             </w:r>
@@ -7571,8 +6904,8 @@
               <w:spacing w:after="62"/>
               <w:ind w:firstLineChars="0" w:firstLine="0"/>
               <w:rPr>
-                <w:rStyle w:val="Strong"/>
-                <w:rFonts w:ascii="宋体" w:hAnsi="宋体"/>
+                <w:rStyle w:val="af"/>
+                <w:rFonts w:ascii="宋体" w:hAnsi="宋体" w:hint="eastAsia"/>
                 <w:b w:val="0"/>
                 <w:bCs w:val="0"/>
               </w:rPr>
@@ -7596,84 +6929,84 @@
               <w:spacing w:after="62"/>
               <w:ind w:firstLineChars="0" w:firstLine="0"/>
               <w:rPr>
-                <w:rStyle w:val="Strong"/>
+                <w:rStyle w:val="af"/>
+                <w:rFonts w:ascii="宋体" w:hAnsi="宋体" w:hint="eastAsia"/>
+                <w:b w:val="0"/>
+                <w:bCs w:val="0"/>
+              </w:rPr>
+            </w:pPr>
+            <w:r>
+              <w:rPr>
+                <w:rFonts w:ascii="宋体" w:hAnsi="宋体" w:hint="eastAsia"/>
+              </w:rPr>
+              <w:t xml:space="preserve">64 KB </w:t>
+            </w:r>
+          </w:p>
+        </w:tc>
+        <w:tc>
+          <w:tcPr>
+            <w:tcW w:w="1030" w:type="dxa"/>
+          </w:tcPr>
+          <w:p>
+            <w:pPr>
+              <w:spacing w:after="62"/>
+              <w:ind w:firstLineChars="0" w:firstLine="0"/>
+              <w:rPr>
+                <w:rStyle w:val="af"/>
+                <w:rFonts w:ascii="宋体" w:hAnsi="宋体" w:hint="eastAsia"/>
+                <w:b w:val="0"/>
+                <w:bCs w:val="0"/>
+              </w:rPr>
+            </w:pPr>
+            <w:r>
+              <w:rPr>
+                <w:rFonts w:ascii="宋体" w:hAnsi="宋体" w:hint="eastAsia"/>
+              </w:rPr>
+              <w:t xml:space="preserve">解密  </w:t>
+            </w:r>
+          </w:p>
+        </w:tc>
+        <w:tc>
+          <w:tcPr>
+            <w:tcW w:w="2288" w:type="dxa"/>
+          </w:tcPr>
+          <w:p>
+            <w:pPr>
+              <w:spacing w:after="62"/>
+              <w:ind w:firstLineChars="0" w:firstLine="0"/>
+              <w:rPr>
+                <w:rStyle w:val="af"/>
+                <w:rFonts w:ascii="宋体" w:hAnsi="宋体" w:hint="eastAsia"/>
+                <w:b w:val="0"/>
+                <w:bCs w:val="0"/>
+              </w:rPr>
+            </w:pPr>
+            <w:r>
+              <w:rPr>
                 <w:rFonts w:ascii="宋体" w:hAnsi="宋体"/>
-                <w:b w:val="0"/>
-                <w:bCs w:val="0"/>
-              </w:rPr>
-            </w:pPr>
-            <w:r>
-              <w:rPr>
-                <w:rFonts w:ascii="宋体" w:hAnsi="宋体" w:hint="eastAsia"/>
-              </w:rPr>
-              <w:t xml:space="preserve">64 KB </w:t>
-            </w:r>
-          </w:p>
-        </w:tc>
-        <w:tc>
-          <w:tcPr>
-            <w:tcW w:w="1030" w:type="dxa"/>
-          </w:tcPr>
-          <w:p>
-            <w:pPr>
-              <w:spacing w:after="62"/>
-              <w:ind w:firstLineChars="0" w:firstLine="0"/>
-              <w:rPr>
-                <w:rStyle w:val="Strong"/>
+              </w:rPr>
+              <w:t>109.630</w:t>
+            </w:r>
+          </w:p>
+        </w:tc>
+        <w:tc>
+          <w:tcPr>
+            <w:tcW w:w="1659" w:type="dxa"/>
+          </w:tcPr>
+          <w:p>
+            <w:pPr>
+              <w:spacing w:after="62"/>
+              <w:ind w:firstLineChars="0" w:firstLine="0"/>
+              <w:rPr>
+                <w:rStyle w:val="af"/>
+                <w:rFonts w:ascii="宋体" w:hAnsi="宋体" w:hint="eastAsia"/>
+                <w:b w:val="0"/>
+                <w:bCs w:val="0"/>
+              </w:rPr>
+            </w:pPr>
+            <w:r>
+              <w:rPr>
                 <w:rFonts w:ascii="宋体" w:hAnsi="宋体"/>
-                <w:b w:val="0"/>
-                <w:bCs w:val="0"/>
-              </w:rPr>
-            </w:pPr>
-            <w:r>
-              <w:rPr>
-                <w:rFonts w:ascii="宋体" w:hAnsi="宋体" w:hint="eastAsia"/>
-              </w:rPr>
-              <w:t xml:space="preserve">解密  </w:t>
-            </w:r>
-          </w:p>
-        </w:tc>
-        <w:tc>
-          <w:tcPr>
-            <w:tcW w:w="2288" w:type="dxa"/>
-          </w:tcPr>
-          <w:p>
-            <w:pPr>
-              <w:spacing w:after="62"/>
-              <w:ind w:firstLineChars="0" w:firstLine="0"/>
-              <w:rPr>
-                <w:rStyle w:val="Strong"/>
-                <w:rFonts w:ascii="宋体" w:hAnsi="宋体"/>
-                <w:b w:val="0"/>
-                <w:bCs w:val="0"/>
-              </w:rPr>
-            </w:pPr>
-            <w:r>
-              <w:rPr>
-                <w:rFonts w:ascii="宋体" w:hAnsi="宋体"/>
-              </w:rPr>
-              <w:t>109.630</w:t>
-            </w:r>
-          </w:p>
-        </w:tc>
-        <w:tc>
-          <w:tcPr>
-            <w:tcW w:w="1659" w:type="dxa"/>
-          </w:tcPr>
-          <w:p>
-            <w:pPr>
-              <w:spacing w:after="62"/>
-              <w:ind w:firstLineChars="0" w:firstLine="0"/>
-              <w:rPr>
-                <w:rStyle w:val="Strong"/>
-                <w:rFonts w:ascii="宋体" w:hAnsi="宋体"/>
-                <w:b w:val="0"/>
-                <w:bCs w:val="0"/>
-              </w:rPr>
-            </w:pPr>
-            <w:r>
-              <w:rPr>
-                <w:rFonts w:ascii="宋体" w:hAnsi="宋体"/>
               </w:rPr>
               <w:t>115.751</w:t>
             </w:r>
@@ -7688,8 +7021,8 @@
               <w:spacing w:after="62"/>
               <w:ind w:firstLineChars="0" w:firstLine="0"/>
               <w:rPr>
-                <w:rStyle w:val="Strong"/>
-                <w:rFonts w:ascii="宋体" w:hAnsi="宋体"/>
+                <w:rStyle w:val="af"/>
+                <w:rFonts w:ascii="宋体" w:hAnsi="宋体" w:hint="eastAsia"/>
                 <w:b w:val="0"/>
                 <w:bCs w:val="0"/>
               </w:rPr>
@@ -7713,84 +7046,84 @@
               <w:spacing w:after="62"/>
               <w:ind w:firstLineChars="0" w:firstLine="0"/>
               <w:rPr>
-                <w:rStyle w:val="Strong"/>
+                <w:rStyle w:val="af"/>
+                <w:rFonts w:ascii="宋体" w:hAnsi="宋体" w:hint="eastAsia"/>
+                <w:b w:val="0"/>
+                <w:bCs w:val="0"/>
+              </w:rPr>
+            </w:pPr>
+            <w:r>
+              <w:rPr>
+                <w:rFonts w:ascii="宋体" w:hAnsi="宋体" w:hint="eastAsia"/>
+              </w:rPr>
+              <w:t xml:space="preserve">1 MB </w:t>
+            </w:r>
+          </w:p>
+        </w:tc>
+        <w:tc>
+          <w:tcPr>
+            <w:tcW w:w="1030" w:type="dxa"/>
+          </w:tcPr>
+          <w:p>
+            <w:pPr>
+              <w:spacing w:after="62"/>
+              <w:ind w:firstLineChars="0" w:firstLine="0"/>
+              <w:rPr>
+                <w:rStyle w:val="af"/>
+                <w:rFonts w:ascii="宋体" w:hAnsi="宋体" w:hint="eastAsia"/>
+                <w:b w:val="0"/>
+                <w:bCs w:val="0"/>
+              </w:rPr>
+            </w:pPr>
+            <w:r>
+              <w:rPr>
+                <w:rFonts w:ascii="宋体" w:hAnsi="宋体" w:hint="eastAsia"/>
+              </w:rPr>
+              <w:t xml:space="preserve">加密 </w:t>
+            </w:r>
+          </w:p>
+        </w:tc>
+        <w:tc>
+          <w:tcPr>
+            <w:tcW w:w="2288" w:type="dxa"/>
+          </w:tcPr>
+          <w:p>
+            <w:pPr>
+              <w:spacing w:after="62"/>
+              <w:ind w:firstLineChars="0" w:firstLine="0"/>
+              <w:rPr>
+                <w:rStyle w:val="af"/>
+                <w:rFonts w:ascii="宋体" w:hAnsi="宋体" w:hint="eastAsia"/>
+                <w:b w:val="0"/>
+                <w:bCs w:val="0"/>
+              </w:rPr>
+            </w:pPr>
+            <w:r>
+              <w:rPr>
                 <w:rFonts w:ascii="宋体" w:hAnsi="宋体"/>
-                <w:b w:val="0"/>
-                <w:bCs w:val="0"/>
-              </w:rPr>
-            </w:pPr>
-            <w:r>
-              <w:rPr>
-                <w:rFonts w:ascii="宋体" w:hAnsi="宋体" w:hint="eastAsia"/>
-              </w:rPr>
-              <w:t xml:space="preserve">1 MB </w:t>
-            </w:r>
-          </w:p>
-        </w:tc>
-        <w:tc>
-          <w:tcPr>
-            <w:tcW w:w="1030" w:type="dxa"/>
-          </w:tcPr>
-          <w:p>
-            <w:pPr>
-              <w:spacing w:after="62"/>
-              <w:ind w:firstLineChars="0" w:firstLine="0"/>
-              <w:rPr>
-                <w:rStyle w:val="Strong"/>
+              </w:rPr>
+              <w:t>1682.31</w:t>
+            </w:r>
+          </w:p>
+        </w:tc>
+        <w:tc>
+          <w:tcPr>
+            <w:tcW w:w="1659" w:type="dxa"/>
+          </w:tcPr>
+          <w:p>
+            <w:pPr>
+              <w:spacing w:after="62"/>
+              <w:ind w:firstLineChars="0" w:firstLine="0"/>
+              <w:rPr>
+                <w:rStyle w:val="af"/>
+                <w:rFonts w:ascii="宋体" w:hAnsi="宋体" w:hint="eastAsia"/>
+                <w:b w:val="0"/>
+                <w:bCs w:val="0"/>
+              </w:rPr>
+            </w:pPr>
+            <w:r>
+              <w:rPr>
                 <w:rFonts w:ascii="宋体" w:hAnsi="宋体"/>
-                <w:b w:val="0"/>
-                <w:bCs w:val="0"/>
-              </w:rPr>
-            </w:pPr>
-            <w:r>
-              <w:rPr>
-                <w:rFonts w:ascii="宋体" w:hAnsi="宋体" w:hint="eastAsia"/>
-              </w:rPr>
-              <w:t xml:space="preserve">加密 </w:t>
-            </w:r>
-          </w:p>
-        </w:tc>
-        <w:tc>
-          <w:tcPr>
-            <w:tcW w:w="2288" w:type="dxa"/>
-          </w:tcPr>
-          <w:p>
-            <w:pPr>
-              <w:spacing w:after="62"/>
-              <w:ind w:firstLineChars="0" w:firstLine="0"/>
-              <w:rPr>
-                <w:rStyle w:val="Strong"/>
-                <w:rFonts w:ascii="宋体" w:hAnsi="宋体"/>
-                <w:b w:val="0"/>
-                <w:bCs w:val="0"/>
-              </w:rPr>
-            </w:pPr>
-            <w:r>
-              <w:rPr>
-                <w:rFonts w:ascii="宋体" w:hAnsi="宋体"/>
-              </w:rPr>
-              <w:t>1682.31</w:t>
-            </w:r>
-          </w:p>
-        </w:tc>
-        <w:tc>
-          <w:tcPr>
-            <w:tcW w:w="1659" w:type="dxa"/>
-          </w:tcPr>
-          <w:p>
-            <w:pPr>
-              <w:spacing w:after="62"/>
-              <w:ind w:firstLineChars="0" w:firstLine="0"/>
-              <w:rPr>
-                <w:rStyle w:val="Strong"/>
-                <w:rFonts w:ascii="宋体" w:hAnsi="宋体"/>
-                <w:b w:val="0"/>
-                <w:bCs w:val="0"/>
-              </w:rPr>
-            </w:pPr>
-            <w:r>
-              <w:rPr>
-                <w:rFonts w:ascii="宋体" w:hAnsi="宋体"/>
               </w:rPr>
               <w:t>1684.17</w:t>
             </w:r>
@@ -7805,8 +7138,8 @@
               <w:spacing w:after="62"/>
               <w:ind w:firstLineChars="0" w:firstLine="0"/>
               <w:rPr>
-                <w:rStyle w:val="Strong"/>
-                <w:rFonts w:ascii="宋体" w:hAnsi="宋体"/>
+                <w:rStyle w:val="af"/>
+                <w:rFonts w:ascii="宋体" w:hAnsi="宋体" w:hint="eastAsia"/>
                 <w:b w:val="0"/>
                 <w:bCs w:val="0"/>
               </w:rPr>
@@ -7830,84 +7163,84 @@
               <w:spacing w:after="62"/>
               <w:ind w:firstLineChars="0" w:firstLine="0"/>
               <w:rPr>
-                <w:rStyle w:val="Strong"/>
+                <w:rStyle w:val="af"/>
+                <w:rFonts w:ascii="宋体" w:hAnsi="宋体" w:hint="eastAsia"/>
+                <w:b w:val="0"/>
+                <w:bCs w:val="0"/>
+              </w:rPr>
+            </w:pPr>
+            <w:r>
+              <w:rPr>
+                <w:rFonts w:ascii="宋体" w:hAnsi="宋体" w:hint="eastAsia"/>
+              </w:rPr>
+              <w:t xml:space="preserve">1 MB </w:t>
+            </w:r>
+          </w:p>
+        </w:tc>
+        <w:tc>
+          <w:tcPr>
+            <w:tcW w:w="1030" w:type="dxa"/>
+          </w:tcPr>
+          <w:p>
+            <w:pPr>
+              <w:spacing w:after="62"/>
+              <w:ind w:firstLineChars="0" w:firstLine="0"/>
+              <w:rPr>
+                <w:rStyle w:val="af"/>
+                <w:rFonts w:ascii="宋体" w:hAnsi="宋体" w:hint="eastAsia"/>
+                <w:b w:val="0"/>
+                <w:bCs w:val="0"/>
+              </w:rPr>
+            </w:pPr>
+            <w:r>
+              <w:rPr>
+                <w:rFonts w:ascii="宋体" w:hAnsi="宋体" w:hint="eastAsia"/>
+              </w:rPr>
+              <w:t xml:space="preserve">解密 </w:t>
+            </w:r>
+          </w:p>
+        </w:tc>
+        <w:tc>
+          <w:tcPr>
+            <w:tcW w:w="2288" w:type="dxa"/>
+          </w:tcPr>
+          <w:p>
+            <w:pPr>
+              <w:spacing w:after="62"/>
+              <w:ind w:firstLineChars="0" w:firstLine="0"/>
+              <w:rPr>
+                <w:rStyle w:val="af"/>
+                <w:rFonts w:ascii="宋体" w:hAnsi="宋体" w:hint="eastAsia"/>
+                <w:b w:val="0"/>
+                <w:bCs w:val="0"/>
+              </w:rPr>
+            </w:pPr>
+            <w:r>
+              <w:rPr>
                 <w:rFonts w:ascii="宋体" w:hAnsi="宋体"/>
-                <w:b w:val="0"/>
-                <w:bCs w:val="0"/>
-              </w:rPr>
-            </w:pPr>
-            <w:r>
-              <w:rPr>
-                <w:rFonts w:ascii="宋体" w:hAnsi="宋体" w:hint="eastAsia"/>
-              </w:rPr>
-              <w:t xml:space="preserve">1 MB </w:t>
-            </w:r>
-          </w:p>
-        </w:tc>
-        <w:tc>
-          <w:tcPr>
-            <w:tcW w:w="1030" w:type="dxa"/>
-          </w:tcPr>
-          <w:p>
-            <w:pPr>
-              <w:spacing w:after="62"/>
-              <w:ind w:firstLineChars="0" w:firstLine="0"/>
-              <w:rPr>
-                <w:rStyle w:val="Strong"/>
+              </w:rPr>
+              <w:t>1682.20</w:t>
+            </w:r>
+          </w:p>
+        </w:tc>
+        <w:tc>
+          <w:tcPr>
+            <w:tcW w:w="1659" w:type="dxa"/>
+          </w:tcPr>
+          <w:p>
+            <w:pPr>
+              <w:spacing w:after="62"/>
+              <w:ind w:firstLineChars="0" w:firstLine="0"/>
+              <w:rPr>
+                <w:rStyle w:val="af"/>
+                <w:rFonts w:ascii="宋体" w:hAnsi="宋体" w:hint="eastAsia"/>
+                <w:b w:val="0"/>
+                <w:bCs w:val="0"/>
+              </w:rPr>
+            </w:pPr>
+            <w:r>
+              <w:rPr>
                 <w:rFonts w:ascii="宋体" w:hAnsi="宋体"/>
-                <w:b w:val="0"/>
-                <w:bCs w:val="0"/>
-              </w:rPr>
-            </w:pPr>
-            <w:r>
-              <w:rPr>
-                <w:rFonts w:ascii="宋体" w:hAnsi="宋体" w:hint="eastAsia"/>
-              </w:rPr>
-              <w:t xml:space="preserve">解密 </w:t>
-            </w:r>
-          </w:p>
-        </w:tc>
-        <w:tc>
-          <w:tcPr>
-            <w:tcW w:w="2288" w:type="dxa"/>
-          </w:tcPr>
-          <w:p>
-            <w:pPr>
-              <w:spacing w:after="62"/>
-              <w:ind w:firstLineChars="0" w:firstLine="0"/>
-              <w:rPr>
-                <w:rStyle w:val="Strong"/>
-                <w:rFonts w:ascii="宋体" w:hAnsi="宋体"/>
-                <w:b w:val="0"/>
-                <w:bCs w:val="0"/>
-              </w:rPr>
-            </w:pPr>
-            <w:r>
-              <w:rPr>
-                <w:rFonts w:ascii="宋体" w:hAnsi="宋体"/>
-              </w:rPr>
-              <w:t>1682.20</w:t>
-            </w:r>
-          </w:p>
-        </w:tc>
-        <w:tc>
-          <w:tcPr>
-            <w:tcW w:w="1659" w:type="dxa"/>
-          </w:tcPr>
-          <w:p>
-            <w:pPr>
-              <w:spacing w:after="62"/>
-              <w:ind w:firstLineChars="0" w:firstLine="0"/>
-              <w:rPr>
-                <w:rStyle w:val="Strong"/>
-                <w:rFonts w:ascii="宋体" w:hAnsi="宋体"/>
-                <w:b w:val="0"/>
-                <w:bCs w:val="0"/>
-              </w:rPr>
-            </w:pPr>
-            <w:r>
-              <w:rPr>
-                <w:rFonts w:ascii="宋体" w:hAnsi="宋体"/>
               </w:rPr>
               <w:t>1684.09</w:t>
             </w:r>
@@ -7923,8 +7256,8 @@
               <w:spacing w:after="62"/>
               <w:ind w:firstLineChars="0" w:firstLine="0"/>
               <w:rPr>
-                <w:rStyle w:val="Strong"/>
-                <w:rFonts w:ascii="宋体" w:hAnsi="宋体"/>
+                <w:rStyle w:val="af"/>
+                <w:rFonts w:ascii="宋体" w:hAnsi="宋体" w:hint="eastAsia"/>
                 <w:b w:val="0"/>
                 <w:bCs w:val="0"/>
               </w:rPr>
@@ -7941,12 +7274,12 @@
     </w:tbl>
     <w:p>
       <w:pPr>
-        <w:pStyle w:val="Caption"/>
+        <w:pStyle w:val="ae"/>
         <w:spacing w:after="62"/>
         <w:ind w:firstLine="400"/>
         <w:jc w:val="center"/>
         <w:rPr>
-          <w:rFonts w:ascii="宋体" w:eastAsia="宋体" w:hAnsi="宋体"/>
+          <w:rFonts w:ascii="宋体" w:eastAsia="宋体" w:hAnsi="宋体" w:hint="eastAsia"/>
         </w:rPr>
       </w:pPr>
       <w:r>
@@ -8010,25 +7343,7 @@
           <w:b/>
           <w:bCs/>
         </w:rPr>
-        <w:t xml:space="preserve">AES-256-GCM in-place + </w:t>
-      </w:r>
-      <w:proofErr w:type="spellStart"/>
-      <w:r>
-        <w:rPr>
-          <w:rFonts w:ascii="宋体" w:eastAsia="宋体" w:hAnsi="宋体"/>
-          <w:b/>
-          <w:bCs/>
-        </w:rPr>
-        <w:t>ctx</w:t>
-      </w:r>
-      <w:proofErr w:type="spellEnd"/>
-      <w:r>
-        <w:rPr>
-          <w:rFonts w:ascii="宋体" w:eastAsia="宋体" w:hAnsi="宋体"/>
-          <w:b/>
-          <w:bCs/>
-        </w:rPr>
-        <w:t xml:space="preserve"> reuse 性能对比</w:t>
+        <w:t>AES-256-GCM in-place + ctx reuse 性能对比</w:t>
       </w:r>
     </w:p>
     <w:p>
@@ -8036,7 +7351,7 @@
         <w:spacing w:after="62"/>
         <w:ind w:firstLineChars="0" w:firstLine="0"/>
         <w:rPr>
-          <w:rFonts w:ascii="宋体" w:hAnsi="宋体"/>
+          <w:rFonts w:ascii="宋体" w:hAnsi="宋体" w:hint="eastAsia"/>
         </w:rPr>
       </w:pPr>
       <w:r>
@@ -8055,7 +7370,7 @@
         <w:spacing w:after="62"/>
         <w:ind w:firstLineChars="0"/>
         <w:rPr>
-          <w:rFonts w:ascii="宋体" w:hAnsi="宋体"/>
+          <w:rFonts w:ascii="宋体" w:hAnsi="宋体" w:hint="eastAsia"/>
         </w:rPr>
       </w:pPr>
       <w:r>
@@ -8074,7 +7389,7 @@
         <w:spacing w:after="62"/>
         <w:ind w:firstLineChars="0"/>
         <w:rPr>
-          <w:rFonts w:ascii="宋体" w:hAnsi="宋体"/>
+          <w:rFonts w:ascii="宋体" w:hAnsi="宋体" w:hint="eastAsia"/>
         </w:rPr>
       </w:pPr>
       <w:r>
@@ -8093,13 +7408,13 @@
         <w:spacing w:after="62"/>
         <w:ind w:firstLineChars="0"/>
         <w:rPr>
+          <w:rFonts w:ascii="宋体" w:hAnsi="宋体" w:hint="eastAsia"/>
+        </w:rPr>
+      </w:pPr>
+      <w:r>
+        <w:rPr>
           <w:rFonts w:ascii="宋体" w:hAnsi="宋体"/>
         </w:rPr>
-      </w:pPr>
-      <w:r>
-        <w:rPr>
-          <w:rFonts w:ascii="宋体" w:hAnsi="宋体"/>
-        </w:rPr>
         <w:t>当前 AES-GCM 的主要耗时来自 AES block 处理和 GHASH 计算</w:t>
       </w:r>
     </w:p>
@@ -8108,32 +7423,32 @@
         <w:spacing w:after="62"/>
         <w:ind w:firstLineChars="0" w:firstLine="0"/>
         <w:rPr>
-          <w:rFonts w:ascii="宋体" w:hAnsi="宋体"/>
-        </w:rPr>
-      </w:pPr>
-    </w:p>
-    <w:p>
-      <w:pPr>
-        <w:pStyle w:val="Heading2"/>
+          <w:rFonts w:ascii="宋体" w:hAnsi="宋体" w:hint="eastAsia"/>
+        </w:rPr>
+      </w:pPr>
+    </w:p>
+    <w:p>
+      <w:pPr>
+        <w:pStyle w:val="2"/>
         <w:spacing w:before="72" w:after="62"/>
         <w:ind w:firstLineChars="0" w:firstLine="0"/>
         <w:rPr>
+          <w:rFonts w:ascii="宋体" w:eastAsia="宋体" w:hAnsi="宋体" w:hint="eastAsia"/>
+          <w:color w:val="auto"/>
+        </w:rPr>
+      </w:pPr>
+      <w:r>
+        <w:rPr>
+          <w:rFonts w:ascii="宋体" w:eastAsia="宋体" w:hAnsi="宋体" w:hint="eastAsia"/>
+          <w:color w:val="auto"/>
+        </w:rPr>
+        <w:t>6</w:t>
+      </w:r>
+      <w:r>
+        <w:rPr>
           <w:rFonts w:ascii="宋体" w:eastAsia="宋体" w:hAnsi="宋体"/>
           <w:color w:val="auto"/>
         </w:rPr>
-      </w:pPr>
-      <w:r>
-        <w:rPr>
-          <w:rFonts w:ascii="宋体" w:eastAsia="宋体" w:hAnsi="宋体" w:hint="eastAsia"/>
-          <w:color w:val="auto"/>
-        </w:rPr>
-        <w:t>6</w:t>
-      </w:r>
-      <w:r>
-        <w:rPr>
-          <w:rFonts w:ascii="宋体" w:eastAsia="宋体" w:hAnsi="宋体"/>
-          <w:color w:val="auto"/>
-        </w:rPr>
         <w:t xml:space="preserve"> 实验结果摘要</w:t>
       </w:r>
     </w:p>
@@ -8142,7 +7457,7 @@
         <w:spacing w:after="62"/>
         <w:ind w:firstLineChars="0" w:firstLine="0"/>
         <w:rPr>
-          <w:rFonts w:ascii="宋体" w:hAnsi="宋体"/>
+          <w:rFonts w:ascii="宋体" w:hAnsi="宋体" w:hint="eastAsia"/>
         </w:rPr>
       </w:pPr>
       <w:r>
@@ -8154,7 +7469,7 @@
     </w:p>
     <w:tbl>
       <w:tblPr>
-        <w:tblStyle w:val="TableGrid"/>
+        <w:tblStyle w:val="af5"/>
         <w:tblW w:w="7508" w:type="dxa"/>
         <w:tblLook w:val="04A0" w:firstRow="1" w:lastRow="0" w:firstColumn="1" w:lastColumn="0" w:noHBand="0" w:noVBand="1"/>
       </w:tblPr>
@@ -8174,7 +7489,7 @@
               <w:spacing w:after="62"/>
               <w:ind w:firstLineChars="0" w:firstLine="0"/>
               <w:rPr>
-                <w:rFonts w:ascii="宋体" w:hAnsi="宋体"/>
+                <w:rFonts w:ascii="宋体" w:hAnsi="宋体" w:hint="eastAsia"/>
               </w:rPr>
             </w:pPr>
             <w:r>
@@ -8194,7 +7509,7 @@
               <w:spacing w:after="62"/>
               <w:ind w:firstLineChars="0" w:firstLine="0"/>
               <w:rPr>
-                <w:rFonts w:ascii="宋体" w:hAnsi="宋体"/>
+                <w:rFonts w:ascii="宋体" w:hAnsi="宋体" w:hint="eastAsia"/>
               </w:rPr>
             </w:pPr>
             <w:r>
@@ -8214,7 +7529,7 @@
               <w:spacing w:after="62"/>
               <w:ind w:firstLineChars="0" w:firstLine="0"/>
               <w:rPr>
-                <w:rFonts w:ascii="宋体" w:hAnsi="宋体"/>
+                <w:rFonts w:ascii="宋体" w:hAnsi="宋体" w:hint="eastAsia"/>
               </w:rPr>
             </w:pPr>
             <w:r>
@@ -8234,7 +7549,7 @@
               <w:spacing w:after="62"/>
               <w:ind w:firstLineChars="0" w:firstLine="0"/>
               <w:rPr>
-                <w:rFonts w:ascii="宋体" w:hAnsi="宋体"/>
+                <w:rFonts w:ascii="宋体" w:hAnsi="宋体" w:hint="eastAsia"/>
               </w:rPr>
             </w:pPr>
             <w:r>
@@ -8256,7 +7571,7 @@
               <w:spacing w:after="62"/>
               <w:ind w:firstLineChars="0" w:firstLine="0"/>
               <w:rPr>
-                <w:rFonts w:ascii="宋体" w:hAnsi="宋体"/>
+                <w:rFonts w:ascii="宋体" w:hAnsi="宋体" w:hint="eastAsia"/>
               </w:rPr>
             </w:pPr>
             <w:r>
@@ -8277,13 +7592,51 @@
               <w:spacing w:after="62"/>
               <w:ind w:firstLineChars="0" w:firstLine="0"/>
               <w:rPr>
+                <w:rFonts w:ascii="宋体" w:hAnsi="宋体" w:hint="eastAsia"/>
+              </w:rPr>
+            </w:pPr>
+            <w:r>
+              <w:rPr>
                 <w:rFonts w:ascii="宋体" w:hAnsi="宋体"/>
               </w:rPr>
-            </w:pPr>
+              <w:t xml:space="preserve">ChaCha20 </w:t>
+            </w:r>
+            <w:r>
+              <w:rPr>
+                <w:rFonts w:ascii="宋体" w:hAnsi="宋体" w:hint="eastAsia"/>
+              </w:rPr>
+              <w:t>快约</w:t>
+            </w:r>
             <w:r>
               <w:rPr>
                 <w:rFonts w:ascii="宋体" w:hAnsi="宋体"/>
               </w:rPr>
+              <w:t>100</w:t>
+            </w:r>
+            <w:r>
+              <w:rPr>
+                <w:rFonts w:ascii="宋体" w:hAnsi="宋体" w:hint="eastAsia"/>
+              </w:rPr>
+              <w:t>倍</w:t>
+            </w:r>
+          </w:p>
+        </w:tc>
+        <w:tc>
+          <w:tcPr>
+            <w:tcW w:w="1701" w:type="dxa"/>
+          </w:tcPr>
+          <w:p>
+            <w:pPr>
+              <w:spacing w:after="62"/>
+              <w:ind w:firstLineChars="0" w:firstLine="0"/>
+              <w:rPr>
+                <w:rFonts w:ascii="宋体" w:hAnsi="宋体" w:hint="eastAsia"/>
+              </w:rPr>
+            </w:pPr>
+            <w:r>
+              <w:rPr>
+                <w:rFonts w:ascii="宋体" w:hAnsi="宋体"/>
+              </w:rPr>
               <w:t xml:space="preserve">ChaCha20 </w:t>
             </w:r>
             <w:r>
@@ -8308,44 +7661,6 @@
         </w:tc>
         <w:tc>
           <w:tcPr>
-            <w:tcW w:w="1701" w:type="dxa"/>
-          </w:tcPr>
-          <w:p>
-            <w:pPr>
-              <w:spacing w:after="62"/>
-              <w:ind w:firstLineChars="0" w:firstLine="0"/>
-              <w:rPr>
-                <w:rFonts w:ascii="宋体" w:hAnsi="宋体"/>
-              </w:rPr>
-            </w:pPr>
-            <w:r>
-              <w:rPr>
-                <w:rFonts w:ascii="宋体" w:hAnsi="宋体"/>
-              </w:rPr>
-              <w:t xml:space="preserve">ChaCha20 </w:t>
-            </w:r>
-            <w:r>
-              <w:rPr>
-                <w:rFonts w:ascii="宋体" w:hAnsi="宋体" w:hint="eastAsia"/>
-              </w:rPr>
-              <w:t>快约</w:t>
-            </w:r>
-            <w:r>
-              <w:rPr>
-                <w:rFonts w:ascii="宋体" w:hAnsi="宋体"/>
-              </w:rPr>
-              <w:t>100</w:t>
-            </w:r>
-            <w:r>
-              <w:rPr>
-                <w:rFonts w:ascii="宋体" w:hAnsi="宋体" w:hint="eastAsia"/>
-              </w:rPr>
-              <w:t>倍</w:t>
-            </w:r>
-          </w:p>
-        </w:tc>
-        <w:tc>
-          <w:tcPr>
             <w:tcW w:w="2268" w:type="dxa"/>
           </w:tcPr>
           <w:p>
@@ -8353,7 +7668,7 @@
               <w:spacing w:after="62"/>
               <w:ind w:firstLineChars="0" w:firstLine="0"/>
               <w:rPr>
-                <w:rFonts w:ascii="宋体" w:hAnsi="宋体"/>
+                <w:rFonts w:ascii="宋体" w:hAnsi="宋体" w:hint="eastAsia"/>
               </w:rPr>
             </w:pPr>
             <w:r>
@@ -8381,65 +7696,65 @@
               <w:spacing w:after="62"/>
               <w:ind w:firstLineChars="0" w:firstLine="0"/>
               <w:rPr>
+                <w:rFonts w:ascii="宋体" w:hAnsi="宋体" w:hint="eastAsia"/>
+              </w:rPr>
+            </w:pPr>
+            <w:r>
+              <w:rPr>
+                <w:rFonts w:ascii="宋体" w:hAnsi="宋体" w:hint="eastAsia"/>
+              </w:rPr>
+              <w:t>原地模式</w:t>
+            </w:r>
+            <w:r>
+              <w:rPr>
                 <w:rFonts w:ascii="宋体" w:hAnsi="宋体"/>
               </w:rPr>
-            </w:pPr>
-            <w:r>
-              <w:rPr>
-                <w:rFonts w:ascii="宋体" w:hAnsi="宋体" w:hint="eastAsia"/>
-              </w:rPr>
-              <w:t>原地模式</w:t>
-            </w:r>
+              <w:t xml:space="preserve"> (AES)</w:t>
+            </w:r>
+          </w:p>
+        </w:tc>
+        <w:tc>
+          <w:tcPr>
+            <w:tcW w:w="1559" w:type="dxa"/>
+          </w:tcPr>
+          <w:p>
+            <w:pPr>
+              <w:spacing w:after="62"/>
+              <w:ind w:firstLineChars="0" w:firstLine="0"/>
+              <w:rPr>
+                <w:rFonts w:ascii="宋体" w:hAnsi="宋体" w:hint="eastAsia"/>
+              </w:rPr>
+            </w:pPr>
             <w:r>
               <w:rPr>
                 <w:rFonts w:ascii="宋体" w:hAnsi="宋体"/>
               </w:rPr>
-              <w:t xml:space="preserve"> (AES)</w:t>
-            </w:r>
-          </w:p>
-        </w:tc>
-        <w:tc>
-          <w:tcPr>
-            <w:tcW w:w="1559" w:type="dxa"/>
-          </w:tcPr>
-          <w:p>
-            <w:pPr>
-              <w:spacing w:after="62"/>
-              <w:ind w:firstLineChars="0" w:firstLine="0"/>
+              <w:t>~0%</w:t>
+            </w:r>
+          </w:p>
+        </w:tc>
+        <w:tc>
+          <w:tcPr>
+            <w:tcW w:w="1701" w:type="dxa"/>
+          </w:tcPr>
+          <w:p>
+            <w:pPr>
+              <w:spacing w:after="62"/>
+              <w:ind w:firstLineChars="0" w:firstLine="0"/>
+              <w:rPr>
+                <w:rFonts w:ascii="宋体" w:hAnsi="宋体" w:hint="eastAsia"/>
+              </w:rPr>
+            </w:pPr>
+            <w:r>
               <w:rPr>
                 <w:rFonts w:ascii="宋体" w:hAnsi="宋体"/>
               </w:rPr>
-            </w:pPr>
-            <w:r>
-              <w:rPr>
-                <w:rFonts w:ascii="宋体" w:hAnsi="宋体"/>
-              </w:rPr>
               <w:t>~0%</w:t>
             </w:r>
           </w:p>
         </w:tc>
         <w:tc>
           <w:tcPr>
-            <w:tcW w:w="1701" w:type="dxa"/>
-          </w:tcPr>
-          <w:p>
-            <w:pPr>
-              <w:spacing w:after="62"/>
-              <w:ind w:firstLineChars="0" w:firstLine="0"/>
-              <w:rPr>
-                <w:rFonts w:ascii="宋体" w:hAnsi="宋体"/>
-              </w:rPr>
-            </w:pPr>
-            <w:r>
-              <w:rPr>
-                <w:rFonts w:ascii="宋体" w:hAnsi="宋体"/>
-              </w:rPr>
-              <w:t>~0%</w:t>
-            </w:r>
-          </w:p>
-        </w:tc>
-        <w:tc>
-          <w:tcPr>
             <w:tcW w:w="2268" w:type="dxa"/>
           </w:tcPr>
           <w:p>
@@ -8447,7 +7762,7 @@
               <w:spacing w:after="62"/>
               <w:ind w:firstLineChars="0" w:firstLine="0"/>
               <w:rPr>
-                <w:rFonts w:ascii="宋体" w:hAnsi="宋体"/>
+                <w:rFonts w:ascii="宋体" w:hAnsi="宋体" w:hint="eastAsia"/>
               </w:rPr>
             </w:pPr>
             <w:r>
@@ -8469,65 +7784,65 @@
               <w:spacing w:after="62"/>
               <w:ind w:firstLineChars="0" w:firstLine="0"/>
               <w:rPr>
+                <w:rFonts w:ascii="宋体" w:hAnsi="宋体" w:hint="eastAsia"/>
+              </w:rPr>
+            </w:pPr>
+            <w:r>
+              <w:rPr>
+                <w:rFonts w:ascii="宋体" w:hAnsi="宋体" w:hint="eastAsia"/>
+              </w:rPr>
+              <w:t>原地模式</w:t>
+            </w:r>
+            <w:r>
+              <w:rPr>
                 <w:rFonts w:ascii="宋体" w:hAnsi="宋体"/>
               </w:rPr>
-            </w:pPr>
-            <w:r>
-              <w:rPr>
-                <w:rFonts w:ascii="宋体" w:hAnsi="宋体" w:hint="eastAsia"/>
-              </w:rPr>
-              <w:t>原地模式</w:t>
-            </w:r>
+              <w:t xml:space="preserve"> (ChaCha20)</w:t>
+            </w:r>
+          </w:p>
+        </w:tc>
+        <w:tc>
+          <w:tcPr>
+            <w:tcW w:w="1559" w:type="dxa"/>
+          </w:tcPr>
+          <w:p>
+            <w:pPr>
+              <w:spacing w:after="62"/>
+              <w:ind w:firstLineChars="0" w:firstLine="0"/>
+              <w:rPr>
+                <w:rFonts w:ascii="宋体" w:hAnsi="宋体" w:hint="eastAsia"/>
+              </w:rPr>
+            </w:pPr>
             <w:r>
               <w:rPr>
                 <w:rFonts w:ascii="宋体" w:hAnsi="宋体"/>
               </w:rPr>
-              <w:t xml:space="preserve"> (ChaCha20)</w:t>
-            </w:r>
-          </w:p>
-        </w:tc>
-        <w:tc>
-          <w:tcPr>
-            <w:tcW w:w="1559" w:type="dxa"/>
-          </w:tcPr>
-          <w:p>
-            <w:pPr>
-              <w:spacing w:after="62"/>
-              <w:ind w:firstLineChars="0" w:firstLine="0"/>
+              <w:t>~0%</w:t>
+            </w:r>
+          </w:p>
+        </w:tc>
+        <w:tc>
+          <w:tcPr>
+            <w:tcW w:w="1701" w:type="dxa"/>
+          </w:tcPr>
+          <w:p>
+            <w:pPr>
+              <w:spacing w:after="62"/>
+              <w:ind w:firstLineChars="0" w:firstLine="0"/>
+              <w:rPr>
+                <w:rFonts w:ascii="宋体" w:hAnsi="宋体" w:hint="eastAsia"/>
+              </w:rPr>
+            </w:pPr>
+            <w:r>
               <w:rPr>
                 <w:rFonts w:ascii="宋体" w:hAnsi="宋体"/>
               </w:rPr>
-            </w:pPr>
-            <w:r>
-              <w:rPr>
-                <w:rFonts w:ascii="宋体" w:hAnsi="宋体"/>
-              </w:rPr>
               <w:t>~0%</w:t>
             </w:r>
           </w:p>
         </w:tc>
         <w:tc>
           <w:tcPr>
-            <w:tcW w:w="1701" w:type="dxa"/>
-          </w:tcPr>
-          <w:p>
-            <w:pPr>
-              <w:spacing w:after="62"/>
-              <w:ind w:firstLineChars="0" w:firstLine="0"/>
-              <w:rPr>
-                <w:rFonts w:ascii="宋体" w:hAnsi="宋体"/>
-              </w:rPr>
-            </w:pPr>
-            <w:r>
-              <w:rPr>
-                <w:rFonts w:ascii="宋体" w:hAnsi="宋体"/>
-              </w:rPr>
-              <w:t>~0%</w:t>
-            </w:r>
-          </w:p>
-        </w:tc>
-        <w:tc>
-          <w:tcPr>
             <w:tcW w:w="2268" w:type="dxa"/>
           </w:tcPr>
           <w:p>
@@ -8536,7 +7851,7 @@
               <w:spacing w:after="62"/>
               <w:ind w:firstLineChars="0" w:firstLine="0"/>
               <w:rPr>
-                <w:rFonts w:ascii="宋体" w:hAnsi="宋体"/>
+                <w:rFonts w:ascii="宋体" w:hAnsi="宋体" w:hint="eastAsia"/>
               </w:rPr>
             </w:pPr>
             <w:r>
@@ -8558,7 +7873,7 @@
               <w:spacing w:after="62"/>
               <w:ind w:firstLineChars="0" w:firstLine="0"/>
               <w:rPr>
-                <w:rFonts w:ascii="宋体" w:hAnsi="宋体"/>
+                <w:rFonts w:ascii="宋体" w:hAnsi="宋体" w:hint="eastAsia"/>
               </w:rPr>
             </w:pPr>
             <w:r>
@@ -8578,7 +7893,7 @@
               <w:spacing w:after="62"/>
               <w:ind w:firstLineChars="0" w:firstLine="0"/>
               <w:rPr>
-                <w:rFonts w:ascii="宋体" w:hAnsi="宋体"/>
+                <w:rFonts w:ascii="宋体" w:hAnsi="宋体" w:hint="eastAsia"/>
               </w:rPr>
             </w:pPr>
             <w:r>
@@ -8598,7 +7913,7 @@
               <w:spacing w:after="62"/>
               <w:ind w:firstLineChars="0" w:firstLine="0"/>
               <w:rPr>
-                <w:rFonts w:ascii="宋体" w:hAnsi="宋体"/>
+                <w:rFonts w:ascii="宋体" w:hAnsi="宋体" w:hint="eastAsia"/>
               </w:rPr>
             </w:pPr>
             <w:r>
@@ -8619,7 +7934,7 @@
               <w:spacing w:after="62"/>
               <w:ind w:firstLineChars="0" w:firstLine="0"/>
               <w:rPr>
-                <w:rFonts w:ascii="宋体" w:hAnsi="宋体"/>
+                <w:rFonts w:ascii="宋体" w:hAnsi="宋体" w:hint="eastAsia"/>
               </w:rPr>
             </w:pPr>
             <w:r>
@@ -8641,7 +7956,7 @@
               <w:spacing w:after="62"/>
               <w:ind w:firstLineChars="0" w:firstLine="0"/>
               <w:rPr>
-                <w:rFonts w:ascii="宋体" w:hAnsi="宋体"/>
+                <w:rFonts w:ascii="宋体" w:hAnsi="宋体" w:hint="eastAsia"/>
               </w:rPr>
             </w:pPr>
             <w:r>
@@ -8661,7 +7976,7 @@
               <w:spacing w:after="62"/>
               <w:ind w:firstLineChars="0" w:firstLine="0"/>
               <w:rPr>
-                <w:rFonts w:ascii="宋体" w:hAnsi="宋体"/>
+                <w:rFonts w:ascii="宋体" w:hAnsi="宋体" w:hint="eastAsia"/>
               </w:rPr>
             </w:pPr>
             <w:r>
@@ -8681,7 +7996,7 @@
               <w:spacing w:after="62"/>
               <w:ind w:firstLineChars="0" w:firstLine="0"/>
               <w:rPr>
-                <w:rFonts w:ascii="宋体" w:hAnsi="宋体"/>
+                <w:rFonts w:ascii="宋体" w:hAnsi="宋体" w:hint="eastAsia"/>
               </w:rPr>
             </w:pPr>
             <w:r>
@@ -8702,7 +8017,7 @@
               <w:spacing w:after="62"/>
               <w:ind w:firstLineChars="0" w:firstLine="0"/>
               <w:rPr>
-                <w:rFonts w:ascii="宋体" w:hAnsi="宋体"/>
+                <w:rFonts w:ascii="宋体" w:hAnsi="宋体" w:hint="eastAsia"/>
               </w:rPr>
             </w:pPr>
             <w:r>
@@ -8729,12 +8044,12 @@
     </w:tbl>
     <w:p>
       <w:pPr>
-        <w:pStyle w:val="Caption"/>
+        <w:pStyle w:val="ae"/>
         <w:spacing w:after="62"/>
         <w:ind w:firstLine="400"/>
         <w:jc w:val="center"/>
         <w:rPr>
-          <w:rFonts w:ascii="宋体" w:eastAsia="宋体" w:hAnsi="宋体"/>
+          <w:rFonts w:ascii="宋体" w:eastAsia="宋体" w:hAnsi="宋体" w:hint="eastAsia"/>
         </w:rPr>
       </w:pPr>
       <w:r>
@@ -8809,37 +8124,37 @@
     </w:p>
     <w:p>
       <w:pPr>
-        <w:pStyle w:val="Heading2"/>
+        <w:pStyle w:val="2"/>
         <w:spacing w:before="72" w:after="62"/>
         <w:ind w:firstLineChars="0" w:firstLine="0"/>
+        <w:rPr>
+          <w:rFonts w:ascii="宋体" w:eastAsia="宋体" w:hAnsi="宋体" w:hint="eastAsia"/>
+          <w:b/>
+          <w:bCs/>
+          <w:color w:val="auto"/>
+        </w:rPr>
+      </w:pPr>
+      <w:r>
+        <w:rPr>
+          <w:rFonts w:ascii="宋体" w:eastAsia="宋体" w:hAnsi="宋体" w:hint="eastAsia"/>
+          <w:color w:val="auto"/>
+        </w:rPr>
+        <w:t>7</w:t>
+      </w:r>
+      <w:r>
+        <w:rPr>
+          <w:rFonts w:ascii="宋体" w:eastAsia="宋体" w:hAnsi="宋体"/>
+          <w:color w:val="auto"/>
+        </w:rPr>
+        <w:t xml:space="preserve"> </w:t>
+      </w:r>
+      <w:r>
         <w:rPr>
           <w:rFonts w:ascii="宋体" w:eastAsia="宋体" w:hAnsi="宋体"/>
           <w:b/>
           <w:bCs/>
           <w:color w:val="auto"/>
         </w:rPr>
-      </w:pPr>
-      <w:r>
-        <w:rPr>
-          <w:rFonts w:ascii="宋体" w:eastAsia="宋体" w:hAnsi="宋体" w:hint="eastAsia"/>
-          <w:color w:val="auto"/>
-        </w:rPr>
-        <w:t>7</w:t>
-      </w:r>
-      <w:r>
-        <w:rPr>
-          <w:rFonts w:ascii="宋体" w:eastAsia="宋体" w:hAnsi="宋体"/>
-          <w:color w:val="auto"/>
-        </w:rPr>
-        <w:t xml:space="preserve"> </w:t>
-      </w:r>
-      <w:r>
-        <w:rPr>
-          <w:rFonts w:ascii="宋体" w:eastAsia="宋体" w:hAnsi="宋体"/>
-          <w:b/>
-          <w:bCs/>
-          <w:color w:val="auto"/>
-        </w:rPr>
         <w:t>后续可改进方向</w:t>
       </w:r>
     </w:p>
@@ -9047,15 +8362,7 @@
         <w:t>、</w:t>
       </w:r>
       <w:r>
-        <w:t>-</w:t>
-      </w:r>
-      <w:proofErr w:type="spellStart"/>
-      <w:r>
-        <w:t>Ofast</w:t>
-      </w:r>
-      <w:proofErr w:type="spellEnd"/>
-      <w:r>
-        <w:t> </w:t>
+        <w:t>-Ofast </w:t>
       </w:r>
       <w:r>
         <w:t>等不同编译等级对性能的影响，找出最优编译配置。</w:t>
@@ -9074,15 +8381,7 @@
         <w:t>独立上下文复用测试：本次实验的</w:t>
       </w:r>
       <w:r>
-        <w:t xml:space="preserve"> </w:t>
-      </w:r>
-      <w:proofErr w:type="spellStart"/>
-      <w:r>
-        <w:t>ctx</w:t>
-      </w:r>
-      <w:proofErr w:type="spellEnd"/>
-      <w:r>
-        <w:t xml:space="preserve"> reuse </w:t>
+        <w:t xml:space="preserve"> ctx reuse </w:t>
       </w:r>
       <w:r>
         <w:t>与</w:t>
@@ -9196,7 +8495,7 @@
 <w:ftr xmlns:wpc="http://schemas.microsoft.com/office/word/2010/wordprocessingCanvas" xmlns:cx="http://schemas.microsoft.com/office/drawing/2014/chartex" xmlns:cx1="http://schemas.microsoft.com/office/drawing/2015/9/8/chartex" xmlns:cx2="http://schemas.microsoft.com/office/drawing/2015/10/21/chartex" xmlns:cx3="http://schemas.microsoft.com/office/drawing/2016/5/9/chartex" xmlns:cx4="http://schemas.microsoft.com/office/drawing/2016/5/10/chartex" xmlns:cx5="http://schemas.microsoft.com/office/drawing/2016/5/11/chartex" xmlns:cx6="http://schemas.microsoft.com/office/drawing/2016/5/12/chartex" xmlns:cx7="http://schemas.microsoft.com/office/drawing/2016/5/13/chartex" xmlns:cx8="http://schemas.microsoft.com/office/drawing/2016/5/14/chartex" xmlns:mc="http://schemas.openxmlformats.org/markup-compatibility/2006" xmlns:aink="http://schemas.microsoft.com/office/drawing/2016/ink" xmlns:am3d="http://schemas.microsoft.com/office/drawing/2017/model3d" xmlns:o="urn:schemas-microsoft-com:office:office" xmlns:oel="http://schemas.microsoft.com/office/2019/extlst" xmlns:r="http://schemas.openxmlformats.org/officeDocument/2006/relationships" xmlns:m="http://schemas.openxmlformats.org/officeDocument/2006/math" xmlns:v="urn:schemas-microsoft-com:vml" xmlns:wp14="http://schemas.microsoft.com/office/word/2010/wordprocessingDrawing" xmlns:wp="http://schemas.openxmlformats.org/drawingml/2006/wordprocessingDrawing" xmlns:w10="urn:schemas-microsoft-com:office:word" xmlns:w="http://schemas.openxmlformats.org/wordprocessingml/2006/main" xmlns:w14="http://schemas.microsoft.com/office/word/2010/wordml" xmlns:w15="http://schemas.microsoft.com/office/word/2012/wordml" xmlns:w16cex="http://schemas.microsoft.com/office/word/2018/wordml/cex" xmlns:w16cid="http://schemas.microsoft.com/office/word/2016/wordml/cid" xmlns:w16="http://schemas.microsoft.com/office/word/2018/wordml" xmlns:w16du="http://schemas.microsoft.com/office/word/2023/wordml/word16du" xmlns:w16sdtdh="http://schemas.microsoft.com/office/word/2020/wordml/sdtdatahash" xmlns:w16sdtfl="http://schemas.microsoft.com/office/word/2024/wordml/sdtformatlock" xmlns:w16se="http://schemas.microsoft.com/office/word/2015/wordml/symex" xmlns:wpg="http://schemas.microsoft.com/office/word/2010/wordprocessingGroup" xmlns:wpi="http://schemas.microsoft.com/office/word/2010/wordprocessingInk" xmlns:wne="http://schemas.microsoft.com/office/word/2006/wordml" xmlns:wps="http://schemas.microsoft.com/office/word/2010/wordprocessingShape" mc:Ignorable="w14 w15 w16se w16cid w16 w16cex w16sdtdh w16sdtfl w16du wp14">
   <w:p>
     <w:pPr>
-      <w:pStyle w:val="Footer"/>
+      <w:pStyle w:val="af3"/>
       <w:spacing w:after="48"/>
       <w:ind w:firstLine="360"/>
     </w:pPr>
@@ -9208,7 +8507,7 @@
 <w:ftr xmlns:wpc="http://schemas.microsoft.com/office/word/2010/wordprocessingCanvas" xmlns:cx="http://schemas.microsoft.com/office/drawing/2014/chartex" xmlns:cx1="http://schemas.microsoft.com/office/drawing/2015/9/8/chartex" xmlns:cx2="http://schemas.microsoft.com/office/drawing/2015/10/21/chartex" xmlns:cx3="http://schemas.microsoft.com/office/drawing/2016/5/9/chartex" xmlns:cx4="http://schemas.microsoft.com/office/drawing/2016/5/10/chartex" xmlns:cx5="http://schemas.microsoft.com/office/drawing/2016/5/11/chartex" xmlns:cx6="http://schemas.microsoft.com/office/drawing/2016/5/12/chartex" xmlns:cx7="http://schemas.microsoft.com/office/drawing/2016/5/13/chartex" xmlns:cx8="http://schemas.microsoft.com/office/drawing/2016/5/14/chartex" xmlns:mc="http://schemas.openxmlformats.org/markup-compatibility/2006" xmlns:aink="http://schemas.microsoft.com/office/drawing/2016/ink" xmlns:am3d="http://schemas.microsoft.com/office/drawing/2017/model3d" xmlns:o="urn:schemas-microsoft-com:office:office" xmlns:oel="http://schemas.microsoft.com/office/2019/extlst" xmlns:r="http://schemas.openxmlformats.org/officeDocument/2006/relationships" xmlns:m="http://schemas.openxmlformats.org/officeDocument/2006/math" xmlns:v="urn:schemas-microsoft-com:vml" xmlns:wp14="http://schemas.microsoft.com/office/word/2010/wordprocessingDrawing" xmlns:wp="http://schemas.openxmlformats.org/drawingml/2006/wordprocessingDrawing" xmlns:w10="urn:schemas-microsoft-com:office:word" xmlns:w="http://schemas.openxmlformats.org/wordprocessingml/2006/main" xmlns:w14="http://schemas.microsoft.com/office/word/2010/wordml" xmlns:w15="http://schemas.microsoft.com/office/word/2012/wordml" xmlns:w16cex="http://schemas.microsoft.com/office/word/2018/wordml/cex" xmlns:w16cid="http://schemas.microsoft.com/office/word/2016/wordml/cid" xmlns:w16="http://schemas.microsoft.com/office/word/2018/wordml" xmlns:w16du="http://schemas.microsoft.com/office/word/2023/wordml/word16du" xmlns:w16sdtdh="http://schemas.microsoft.com/office/word/2020/wordml/sdtdatahash" xmlns:w16sdtfl="http://schemas.microsoft.com/office/word/2024/wordml/sdtformatlock" xmlns:w16se="http://schemas.microsoft.com/office/word/2015/wordml/symex" xmlns:wpg="http://schemas.microsoft.com/office/word/2010/wordprocessingGroup" xmlns:wpi="http://schemas.microsoft.com/office/word/2010/wordprocessingInk" xmlns:wne="http://schemas.microsoft.com/office/word/2006/wordml" xmlns:wps="http://schemas.microsoft.com/office/word/2010/wordprocessingShape" mc:Ignorable="w14 w15 w16se w16cid w16 w16cex w16sdtdh w16sdtfl w16du wp14">
   <w:p>
     <w:pPr>
-      <w:pStyle w:val="Footer"/>
+      <w:pStyle w:val="af3"/>
       <w:spacing w:after="48"/>
       <w:ind w:firstLine="360"/>
     </w:pPr>
@@ -9220,7 +8519,7 @@
 <w:ftr xmlns:wpc="http://schemas.microsoft.com/office/word/2010/wordprocessingCanvas" xmlns:cx="http://schemas.microsoft.com/office/drawing/2014/chartex" xmlns:cx1="http://schemas.microsoft.com/office/drawing/2015/9/8/chartex" xmlns:cx2="http://schemas.microsoft.com/office/drawing/2015/10/21/chartex" xmlns:cx3="http://schemas.microsoft.com/office/drawing/2016/5/9/chartex" xmlns:cx4="http://schemas.microsoft.com/office/drawing/2016/5/10/chartex" xmlns:cx5="http://schemas.microsoft.com/office/drawing/2016/5/11/chartex" xmlns:cx6="http://schemas.microsoft.com/office/drawing/2016/5/12/chartex" xmlns:cx7="http://schemas.microsoft.com/office/drawing/2016/5/13/chartex" xmlns:cx8="http://schemas.microsoft.com/office/drawing/2016/5/14/chartex" xmlns:mc="http://schemas.openxmlformats.org/markup-compatibility/2006" xmlns:aink="http://schemas.microsoft.com/office/drawing/2016/ink" xmlns:am3d="http://schemas.microsoft.com/office/drawing/2017/model3d" xmlns:o="urn:schemas-microsoft-com:office:office" xmlns:oel="http://schemas.microsoft.com/office/2019/extlst" xmlns:r="http://schemas.openxmlformats.org/officeDocument/2006/relationships" xmlns:m="http://schemas.openxmlformats.org/officeDocument/2006/math" xmlns:v="urn:schemas-microsoft-com:vml" xmlns:wp14="http://schemas.microsoft.com/office/word/2010/wordprocessingDrawing" xmlns:wp="http://schemas.openxmlformats.org/drawingml/2006/wordprocessingDrawing" xmlns:w10="urn:schemas-microsoft-com:office:word" xmlns:w="http://schemas.openxmlformats.org/wordprocessingml/2006/main" xmlns:w14="http://schemas.microsoft.com/office/word/2010/wordml" xmlns:w15="http://schemas.microsoft.com/office/word/2012/wordml" xmlns:w16cex="http://schemas.microsoft.com/office/word/2018/wordml/cex" xmlns:w16cid="http://schemas.microsoft.com/office/word/2016/wordml/cid" xmlns:w16="http://schemas.microsoft.com/office/word/2018/wordml" xmlns:w16du="http://schemas.microsoft.com/office/word/2023/wordml/word16du" xmlns:w16sdtdh="http://schemas.microsoft.com/office/word/2020/wordml/sdtdatahash" xmlns:w16sdtfl="http://schemas.microsoft.com/office/word/2024/wordml/sdtformatlock" xmlns:w16se="http://schemas.microsoft.com/office/word/2015/wordml/symex" xmlns:wpg="http://schemas.microsoft.com/office/word/2010/wordprocessingGroup" xmlns:wpi="http://schemas.microsoft.com/office/word/2010/wordprocessingInk" xmlns:wne="http://schemas.microsoft.com/office/word/2006/wordml" xmlns:wps="http://schemas.microsoft.com/office/word/2010/wordprocessingShape" mc:Ignorable="w14 w15 w16se w16cid w16 w16cex w16sdtdh w16sdtfl w16du wp14">
   <w:p>
     <w:pPr>
-      <w:pStyle w:val="Footer"/>
+      <w:pStyle w:val="af3"/>
       <w:spacing w:after="48"/>
       <w:ind w:firstLine="360"/>
     </w:pPr>
@@ -9259,7 +8558,7 @@
 <w:hdr xmlns:wpc="http://schemas.microsoft.com/office/word/2010/wordprocessingCanvas" xmlns:cx="http://schemas.microsoft.com/office/drawing/2014/chartex" xmlns:cx1="http://schemas.microsoft.com/office/drawing/2015/9/8/chartex" xmlns:cx2="http://schemas.microsoft.com/office/drawing/2015/10/21/chartex" xmlns:cx3="http://schemas.microsoft.com/office/drawing/2016/5/9/chartex" xmlns:cx4="http://schemas.microsoft.com/office/drawing/2016/5/10/chartex" xmlns:cx5="http://schemas.microsoft.com/office/drawing/2016/5/11/chartex" xmlns:cx6="http://schemas.microsoft.com/office/drawing/2016/5/12/chartex" xmlns:cx7="http://schemas.microsoft.com/office/drawing/2016/5/13/chartex" xmlns:cx8="http://schemas.microsoft.com/office/drawing/2016/5/14/chartex" xmlns:mc="http://schemas.openxmlformats.org/markup-compatibility/2006" xmlns:aink="http://schemas.microsoft.com/office/drawing/2016/ink" xmlns:am3d="http://schemas.microsoft.com/office/drawing/2017/model3d" xmlns:o="urn:schemas-microsoft-com:office:office" xmlns:oel="http://schemas.microsoft.com/office/2019/extlst" xmlns:r="http://schemas.openxmlformats.org/officeDocument/2006/relationships" xmlns:m="http://schemas.openxmlformats.org/officeDocument/2006/math" xmlns:v="urn:schemas-microsoft-com:vml" xmlns:wp14="http://schemas.microsoft.com/office/word/2010/wordprocessingDrawing" xmlns:wp="http://schemas.openxmlformats.org/drawingml/2006/wordprocessingDrawing" xmlns:w10="urn:schemas-microsoft-com:office:word" xmlns:w="http://schemas.openxmlformats.org/wordprocessingml/2006/main" xmlns:w14="http://schemas.microsoft.com/office/word/2010/wordml" xmlns:w15="http://schemas.microsoft.com/office/word/2012/wordml" xmlns:w16cex="http://schemas.microsoft.com/office/word/2018/wordml/cex" xmlns:w16cid="http://schemas.microsoft.com/office/word/2016/wordml/cid" xmlns:w16="http://schemas.microsoft.com/office/word/2018/wordml" xmlns:w16du="http://schemas.microsoft.com/office/word/2023/wordml/word16du" xmlns:w16sdtdh="http://schemas.microsoft.com/office/word/2020/wordml/sdtdatahash" xmlns:w16sdtfl="http://schemas.microsoft.com/office/word/2024/wordml/sdtformatlock" xmlns:w16se="http://schemas.microsoft.com/office/word/2015/wordml/symex" xmlns:wpg="http://schemas.microsoft.com/office/word/2010/wordprocessingGroup" xmlns:wpi="http://schemas.microsoft.com/office/word/2010/wordprocessingInk" xmlns:wne="http://schemas.microsoft.com/office/word/2006/wordml" xmlns:wps="http://schemas.microsoft.com/office/word/2010/wordprocessingShape" mc:Ignorable="w14 w15 w16se w16cid w16 w16cex w16sdtdh w16sdtfl w16du wp14">
   <w:p>
     <w:pPr>
-      <w:pStyle w:val="Header"/>
+      <w:pStyle w:val="af1"/>
       <w:spacing w:after="48"/>
       <w:ind w:firstLine="360"/>
     </w:pPr>
@@ -9271,7 +8570,7 @@
 <w:hdr xmlns:wpc="http://schemas.microsoft.com/office/word/2010/wordprocessingCanvas" xmlns:cx="http://schemas.microsoft.com/office/drawing/2014/chartex" xmlns:cx1="http://schemas.microsoft.com/office/drawing/2015/9/8/chartex" xmlns:cx2="http://schemas.microsoft.com/office/drawing/2015/10/21/chartex" xmlns:cx3="http://schemas.microsoft.com/office/drawing/2016/5/9/chartex" xmlns:cx4="http://schemas.microsoft.com/office/drawing/2016/5/10/chartex" xmlns:cx5="http://schemas.microsoft.com/office/drawing/2016/5/11/chartex" xmlns:cx6="http://schemas.microsoft.com/office/drawing/2016/5/12/chartex" xmlns:cx7="http://schemas.microsoft.com/office/drawing/2016/5/13/chartex" xmlns:cx8="http://schemas.microsoft.com/office/drawing/2016/5/14/chartex" xmlns:mc="http://schemas.openxmlformats.org/markup-compatibility/2006" xmlns:aink="http://schemas.microsoft.com/office/drawing/2016/ink" xmlns:am3d="http://schemas.microsoft.com/office/drawing/2017/model3d" xmlns:o="urn:schemas-microsoft-com:office:office" xmlns:oel="http://schemas.microsoft.com/office/2019/extlst" xmlns:r="http://schemas.openxmlformats.org/officeDocument/2006/relationships" xmlns:m="http://schemas.openxmlformats.org/officeDocument/2006/math" xmlns:v="urn:schemas-microsoft-com:vml" xmlns:wp14="http://schemas.microsoft.com/office/word/2010/wordprocessingDrawing" xmlns:wp="http://schemas.openxmlformats.org/drawingml/2006/wordprocessingDrawing" xmlns:w10="urn:schemas-microsoft-com:office:word" xmlns:w="http://schemas.openxmlformats.org/wordprocessingml/2006/main" xmlns:w14="http://schemas.microsoft.com/office/word/2010/wordml" xmlns:w15="http://schemas.microsoft.com/office/word/2012/wordml" xmlns:w16cex="http://schemas.microsoft.com/office/word/2018/wordml/cex" xmlns:w16cid="http://schemas.microsoft.com/office/word/2016/wordml/cid" xmlns:w16="http://schemas.microsoft.com/office/word/2018/wordml" xmlns:w16du="http://schemas.microsoft.com/office/word/2023/wordml/word16du" xmlns:w16sdtdh="http://schemas.microsoft.com/office/word/2020/wordml/sdtdatahash" xmlns:w16sdtfl="http://schemas.microsoft.com/office/word/2024/wordml/sdtformatlock" xmlns:w16se="http://schemas.microsoft.com/office/word/2015/wordml/symex" xmlns:wpg="http://schemas.microsoft.com/office/word/2010/wordprocessingGroup" xmlns:wpi="http://schemas.microsoft.com/office/word/2010/wordprocessingInk" xmlns:wne="http://schemas.microsoft.com/office/word/2006/wordml" xmlns:wps="http://schemas.microsoft.com/office/word/2010/wordprocessingShape" mc:Ignorable="w14 w15 w16se w16cid w16 w16cex w16sdtdh w16sdtfl w16du wp14">
   <w:p>
     <w:pPr>
-      <w:pStyle w:val="Header"/>
+      <w:pStyle w:val="af1"/>
       <w:spacing w:after="48"/>
       <w:ind w:firstLine="360"/>
     </w:pPr>
@@ -9283,7 +8582,7 @@
 <w:hdr xmlns:wpc="http://schemas.microsoft.com/office/word/2010/wordprocessingCanvas" xmlns:cx="http://schemas.microsoft.com/office/drawing/2014/chartex" xmlns:cx1="http://schemas.microsoft.com/office/drawing/2015/9/8/chartex" xmlns:cx2="http://schemas.microsoft.com/office/drawing/2015/10/21/chartex" xmlns:cx3="http://schemas.microsoft.com/office/drawing/2016/5/9/chartex" xmlns:cx4="http://schemas.microsoft.com/office/drawing/2016/5/10/chartex" xmlns:cx5="http://schemas.microsoft.com/office/drawing/2016/5/11/chartex" xmlns:cx6="http://schemas.microsoft.com/office/drawing/2016/5/12/chartex" xmlns:cx7="http://schemas.microsoft.com/office/drawing/2016/5/13/chartex" xmlns:cx8="http://schemas.microsoft.com/office/drawing/2016/5/14/chartex" xmlns:mc="http://schemas.openxmlformats.org/markup-compatibility/2006" xmlns:aink="http://schemas.microsoft.com/office/drawing/2016/ink" xmlns:am3d="http://schemas.microsoft.com/office/drawing/2017/model3d" xmlns:o="urn:schemas-microsoft-com:office:office" xmlns:oel="http://schemas.microsoft.com/office/2019/extlst" xmlns:r="http://schemas.openxmlformats.org/officeDocument/2006/relationships" xmlns:m="http://schemas.openxmlformats.org/officeDocument/2006/math" xmlns:v="urn:schemas-microsoft-com:vml" xmlns:wp14="http://schemas.microsoft.com/office/word/2010/wordprocessingDrawing" xmlns:wp="http://schemas.openxmlformats.org/drawingml/2006/wordprocessingDrawing" xmlns:w10="urn:schemas-microsoft-com:office:word" xmlns:w="http://schemas.openxmlformats.org/wordprocessingml/2006/main" xmlns:w14="http://schemas.microsoft.com/office/word/2010/wordml" xmlns:w15="http://schemas.microsoft.com/office/word/2012/wordml" xmlns:w16cex="http://schemas.microsoft.com/office/word/2018/wordml/cex" xmlns:w16cid="http://schemas.microsoft.com/office/word/2016/wordml/cid" xmlns:w16="http://schemas.microsoft.com/office/word/2018/wordml" xmlns:w16du="http://schemas.microsoft.com/office/word/2023/wordml/word16du" xmlns:w16sdtdh="http://schemas.microsoft.com/office/word/2020/wordml/sdtdatahash" xmlns:w16sdtfl="http://schemas.microsoft.com/office/word/2024/wordml/sdtformatlock" xmlns:w16se="http://schemas.microsoft.com/office/word/2015/wordml/symex" xmlns:wpg="http://schemas.microsoft.com/office/word/2010/wordprocessingGroup" xmlns:wpi="http://schemas.microsoft.com/office/word/2010/wordprocessingInk" xmlns:wne="http://schemas.microsoft.com/office/word/2006/wordml" xmlns:wps="http://schemas.microsoft.com/office/word/2010/wordprocessingShape" mc:Ignorable="w14 w15 w16se w16cid w16 w16cex w16sdtdh w16sdtfl w16du wp14">
   <w:p>
     <w:pPr>
-      <w:pStyle w:val="Header"/>
+      <w:pStyle w:val="af1"/>
       <w:spacing w:after="48"/>
       <w:ind w:firstLine="360"/>
     </w:pPr>
@@ -10607,7 +9906,7 @@
     <w:lsdException w:name="Unresolved Mention" w:semiHidden="1" w:unhideWhenUsed="1"/>
     <w:lsdException w:name="Smart Link" w:semiHidden="1" w:unhideWhenUsed="1"/>
   </w:latentStyles>
-  <w:style w:type="paragraph" w:default="1" w:styleId="Normal">
+  <w:style w:type="paragraph" w:default="1" w:styleId="a">
     <w:name w:val="Normal"/>
     <w:qFormat/>
     <w:rsid w:val="004D4C1C"/>
@@ -10623,11 +9922,11 @@
       <w:szCs w:val="24"/>
     </w:rPr>
   </w:style>
-  <w:style w:type="paragraph" w:styleId="Heading1">
+  <w:style w:type="paragraph" w:styleId="1">
     <w:name w:val="heading 1"/>
-    <w:basedOn w:val="Normal"/>
-    <w:next w:val="Normal"/>
-    <w:link w:val="Heading1Char"/>
+    <w:basedOn w:val="a"/>
+    <w:next w:val="a"/>
+    <w:link w:val="10"/>
     <w:qFormat/>
     <w:rsid w:val="004D4C1C"/>
     <w:pPr>
@@ -10643,11 +9942,11 @@
       <w:szCs w:val="48"/>
     </w:rPr>
   </w:style>
-  <w:style w:type="paragraph" w:styleId="Heading2">
+  <w:style w:type="paragraph" w:styleId="2">
     <w:name w:val="heading 2"/>
-    <w:basedOn w:val="Normal"/>
-    <w:next w:val="Normal"/>
-    <w:link w:val="Heading2Char"/>
+    <w:basedOn w:val="a"/>
+    <w:next w:val="a"/>
+    <w:link w:val="20"/>
     <w:unhideWhenUsed/>
     <w:qFormat/>
     <w:rsid w:val="004D4C1C"/>
@@ -10664,11 +9963,11 @@
       <w:szCs w:val="40"/>
     </w:rPr>
   </w:style>
-  <w:style w:type="paragraph" w:styleId="Heading3">
+  <w:style w:type="paragraph" w:styleId="3">
     <w:name w:val="heading 3"/>
-    <w:basedOn w:val="Normal"/>
-    <w:next w:val="Normal"/>
-    <w:link w:val="Heading3Char"/>
+    <w:basedOn w:val="a"/>
+    <w:next w:val="a"/>
+    <w:link w:val="30"/>
     <w:uiPriority w:val="9"/>
     <w:semiHidden/>
     <w:unhideWhenUsed/>
@@ -10687,11 +9986,11 @@
       <w:szCs w:val="32"/>
     </w:rPr>
   </w:style>
-  <w:style w:type="paragraph" w:styleId="Heading4">
+  <w:style w:type="paragraph" w:styleId="4">
     <w:name w:val="heading 4"/>
-    <w:basedOn w:val="Normal"/>
-    <w:next w:val="Normal"/>
-    <w:link w:val="Heading4Char"/>
+    <w:basedOn w:val="a"/>
+    <w:next w:val="a"/>
+    <w:link w:val="40"/>
     <w:uiPriority w:val="9"/>
     <w:semiHidden/>
     <w:unhideWhenUsed/>
@@ -10710,11 +10009,11 @@
       <w:szCs w:val="28"/>
     </w:rPr>
   </w:style>
-  <w:style w:type="paragraph" w:styleId="Heading5">
+  <w:style w:type="paragraph" w:styleId="5">
     <w:name w:val="heading 5"/>
-    <w:basedOn w:val="Normal"/>
-    <w:next w:val="Normal"/>
-    <w:link w:val="Heading5Char"/>
+    <w:basedOn w:val="a"/>
+    <w:next w:val="a"/>
+    <w:link w:val="50"/>
     <w:uiPriority w:val="9"/>
     <w:semiHidden/>
     <w:unhideWhenUsed/>
@@ -10731,11 +10030,11 @@
       <w:color w:val="2F5496" w:themeColor="accent1" w:themeShade="BF"/>
     </w:rPr>
   </w:style>
-  <w:style w:type="paragraph" w:styleId="Heading6">
+  <w:style w:type="paragraph" w:styleId="6">
     <w:name w:val="heading 6"/>
-    <w:basedOn w:val="Normal"/>
-    <w:next w:val="Normal"/>
-    <w:link w:val="Heading6Char"/>
+    <w:basedOn w:val="a"/>
+    <w:next w:val="a"/>
+    <w:link w:val="60"/>
     <w:uiPriority w:val="9"/>
     <w:semiHidden/>
     <w:unhideWhenUsed/>
@@ -10754,11 +10053,11 @@
       <w:color w:val="2F5496" w:themeColor="accent1" w:themeShade="BF"/>
     </w:rPr>
   </w:style>
-  <w:style w:type="paragraph" w:styleId="Heading7">
+  <w:style w:type="paragraph" w:styleId="7">
     <w:name w:val="heading 7"/>
-    <w:basedOn w:val="Normal"/>
-    <w:next w:val="Normal"/>
-    <w:link w:val="Heading7Char"/>
+    <w:basedOn w:val="a"/>
+    <w:next w:val="a"/>
+    <w:link w:val="70"/>
     <w:uiPriority w:val="9"/>
     <w:semiHidden/>
     <w:unhideWhenUsed/>
@@ -10777,11 +10076,11 @@
       <w:color w:val="595959" w:themeColor="text1" w:themeTint="A6"/>
     </w:rPr>
   </w:style>
-  <w:style w:type="paragraph" w:styleId="Heading8">
+  <w:style w:type="paragraph" w:styleId="8">
     <w:name w:val="heading 8"/>
-    <w:basedOn w:val="Normal"/>
-    <w:next w:val="Normal"/>
-    <w:link w:val="Heading8Char"/>
+    <w:basedOn w:val="a"/>
+    <w:next w:val="a"/>
+    <w:link w:val="80"/>
     <w:uiPriority w:val="9"/>
     <w:semiHidden/>
     <w:unhideWhenUsed/>
@@ -10797,11 +10096,11 @@
       <w:color w:val="595959" w:themeColor="text1" w:themeTint="A6"/>
     </w:rPr>
   </w:style>
-  <w:style w:type="paragraph" w:styleId="Heading9">
+  <w:style w:type="paragraph" w:styleId="9">
     <w:name w:val="heading 9"/>
-    <w:basedOn w:val="Normal"/>
-    <w:next w:val="Normal"/>
-    <w:link w:val="Heading9Char"/>
+    <w:basedOn w:val="a"/>
+    <w:next w:val="a"/>
+    <w:link w:val="90"/>
     <w:uiPriority w:val="9"/>
     <w:semiHidden/>
     <w:unhideWhenUsed/>
@@ -10817,13 +10116,13 @@
       <w:color w:val="595959" w:themeColor="text1" w:themeTint="A6"/>
     </w:rPr>
   </w:style>
-  <w:style w:type="character" w:default="1" w:styleId="DefaultParagraphFont">
+  <w:style w:type="character" w:default="1" w:styleId="a0">
     <w:name w:val="Default Paragraph Font"/>
     <w:uiPriority w:val="1"/>
     <w:semiHidden/>
     <w:unhideWhenUsed/>
   </w:style>
-  <w:style w:type="table" w:default="1" w:styleId="TableNormal">
+  <w:style w:type="table" w:default="1" w:styleId="a1">
     <w:name w:val="Normal Table"/>
     <w:uiPriority w:val="99"/>
     <w:semiHidden/>
@@ -10838,16 +10137,16 @@
       </w:tblCellMar>
     </w:tblPr>
   </w:style>
-  <w:style w:type="numbering" w:default="1" w:styleId="NoList">
+  <w:style w:type="numbering" w:default="1" w:styleId="a2">
     <w:name w:val="No List"/>
     <w:uiPriority w:val="99"/>
     <w:semiHidden/>
     <w:unhideWhenUsed/>
   </w:style>
-  <w:style w:type="character" w:customStyle="1" w:styleId="Heading1Char">
-    <w:name w:val="Heading 1 Char"/>
-    <w:basedOn w:val="DefaultParagraphFont"/>
-    <w:link w:val="Heading1"/>
+  <w:style w:type="character" w:customStyle="1" w:styleId="10">
+    <w:name w:val="标题 1 字符"/>
+    <w:basedOn w:val="a0"/>
+    <w:link w:val="1"/>
     <w:uiPriority w:val="9"/>
     <w:rsid w:val="004D4C1C"/>
     <w:rPr>
@@ -10857,10 +10156,10 @@
       <w:szCs w:val="48"/>
     </w:rPr>
   </w:style>
-  <w:style w:type="character" w:customStyle="1" w:styleId="Heading2Char">
-    <w:name w:val="Heading 2 Char"/>
-    <w:basedOn w:val="DefaultParagraphFont"/>
-    <w:link w:val="Heading2"/>
+  <w:style w:type="character" w:customStyle="1" w:styleId="20">
+    <w:name w:val="标题 2 字符"/>
+    <w:basedOn w:val="a0"/>
+    <w:link w:val="2"/>
     <w:uiPriority w:val="9"/>
     <w:semiHidden/>
     <w:rsid w:val="004D4C1C"/>
@@ -10871,10 +10170,10 @@
       <w:szCs w:val="40"/>
     </w:rPr>
   </w:style>
-  <w:style w:type="character" w:customStyle="1" w:styleId="Heading3Char">
-    <w:name w:val="Heading 3 Char"/>
-    <w:basedOn w:val="DefaultParagraphFont"/>
-    <w:link w:val="Heading3"/>
+  <w:style w:type="character" w:customStyle="1" w:styleId="30">
+    <w:name w:val="标题 3 字符"/>
+    <w:basedOn w:val="a0"/>
+    <w:link w:val="3"/>
     <w:uiPriority w:val="9"/>
     <w:semiHidden/>
     <w:rsid w:val="004D4C1C"/>
@@ -10885,10 +10184,10 @@
       <w:szCs w:val="32"/>
     </w:rPr>
   </w:style>
-  <w:style w:type="character" w:customStyle="1" w:styleId="Heading4Char">
-    <w:name w:val="Heading 4 Char"/>
-    <w:basedOn w:val="DefaultParagraphFont"/>
-    <w:link w:val="Heading4"/>
+  <w:style w:type="character" w:customStyle="1" w:styleId="40">
+    <w:name w:val="标题 4 字符"/>
+    <w:basedOn w:val="a0"/>
+    <w:link w:val="4"/>
     <w:uiPriority w:val="9"/>
     <w:semiHidden/>
     <w:rsid w:val="004D4C1C"/>
@@ -10899,10 +10198,10 @@
       <w:szCs w:val="28"/>
     </w:rPr>
   </w:style>
-  <w:style w:type="character" w:customStyle="1" w:styleId="Heading5Char">
-    <w:name w:val="Heading 5 Char"/>
-    <w:basedOn w:val="DefaultParagraphFont"/>
-    <w:link w:val="Heading5"/>
+  <w:style w:type="character" w:customStyle="1" w:styleId="50">
+    <w:name w:val="标题 5 字符"/>
+    <w:basedOn w:val="a0"/>
+    <w:link w:val="5"/>
     <w:uiPriority w:val="9"/>
     <w:semiHidden/>
     <w:rsid w:val="004D4C1C"/>
@@ -10913,10 +10212,10 @@
       <w:szCs w:val="24"/>
     </w:rPr>
   </w:style>
-  <w:style w:type="character" w:customStyle="1" w:styleId="Heading6Char">
-    <w:name w:val="Heading 6 Char"/>
-    <w:basedOn w:val="DefaultParagraphFont"/>
-    <w:link w:val="Heading6"/>
+  <w:style w:type="character" w:customStyle="1" w:styleId="60">
+    <w:name w:val="标题 6 字符"/>
+    <w:basedOn w:val="a0"/>
+    <w:link w:val="6"/>
     <w:uiPriority w:val="9"/>
     <w:semiHidden/>
     <w:rsid w:val="004D4C1C"/>
@@ -10927,10 +10226,10 @@
       <w:color w:val="2F5496" w:themeColor="accent1" w:themeShade="BF"/>
     </w:rPr>
   </w:style>
-  <w:style w:type="character" w:customStyle="1" w:styleId="Heading7Char">
-    <w:name w:val="Heading 7 Char"/>
-    <w:basedOn w:val="DefaultParagraphFont"/>
-    <w:link w:val="Heading7"/>
+  <w:style w:type="character" w:customStyle="1" w:styleId="70">
+    <w:name w:val="标题 7 字符"/>
+    <w:basedOn w:val="a0"/>
+    <w:link w:val="7"/>
     <w:uiPriority w:val="9"/>
     <w:semiHidden/>
     <w:rsid w:val="004D4C1C"/>
@@ -10941,10 +10240,10 @@
       <w:color w:val="595959" w:themeColor="text1" w:themeTint="A6"/>
     </w:rPr>
   </w:style>
-  <w:style w:type="character" w:customStyle="1" w:styleId="Heading8Char">
-    <w:name w:val="Heading 8 Char"/>
-    <w:basedOn w:val="DefaultParagraphFont"/>
-    <w:link w:val="Heading8"/>
+  <w:style w:type="character" w:customStyle="1" w:styleId="80">
+    <w:name w:val="标题 8 字符"/>
+    <w:basedOn w:val="a0"/>
+    <w:link w:val="8"/>
     <w:uiPriority w:val="9"/>
     <w:semiHidden/>
     <w:rsid w:val="004D4C1C"/>
@@ -10953,10 +10252,10 @@
       <w:color w:val="595959" w:themeColor="text1" w:themeTint="A6"/>
     </w:rPr>
   </w:style>
-  <w:style w:type="character" w:customStyle="1" w:styleId="Heading9Char">
-    <w:name w:val="Heading 9 Char"/>
-    <w:basedOn w:val="DefaultParagraphFont"/>
-    <w:link w:val="Heading9"/>
+  <w:style w:type="character" w:customStyle="1" w:styleId="90">
+    <w:name w:val="标题 9 字符"/>
+    <w:basedOn w:val="a0"/>
+    <w:link w:val="9"/>
     <w:uiPriority w:val="9"/>
     <w:semiHidden/>
     <w:rsid w:val="004D4C1C"/>
@@ -10965,11 +10264,11 @@
       <w:color w:val="595959" w:themeColor="text1" w:themeTint="A6"/>
     </w:rPr>
   </w:style>
-  <w:style w:type="paragraph" w:styleId="Title">
+  <w:style w:type="paragraph" w:styleId="a3">
     <w:name w:val="Title"/>
-    <w:basedOn w:val="Normal"/>
-    <w:next w:val="Normal"/>
-    <w:link w:val="TitleChar"/>
+    <w:basedOn w:val="a"/>
+    <w:next w:val="a"/>
+    <w:link w:val="a4"/>
     <w:uiPriority w:val="10"/>
     <w:qFormat/>
     <w:rsid w:val="004D4C1C"/>
@@ -10986,10 +10285,10 @@
       <w:szCs w:val="56"/>
     </w:rPr>
   </w:style>
-  <w:style w:type="character" w:customStyle="1" w:styleId="TitleChar">
-    <w:name w:val="Title Char"/>
-    <w:basedOn w:val="DefaultParagraphFont"/>
-    <w:link w:val="Title"/>
+  <w:style w:type="character" w:customStyle="1" w:styleId="a4">
+    <w:name w:val="标题 字符"/>
+    <w:basedOn w:val="a0"/>
+    <w:link w:val="a3"/>
     <w:uiPriority w:val="10"/>
     <w:rsid w:val="004D4C1C"/>
     <w:rPr>
@@ -11000,11 +10299,11 @@
       <w:szCs w:val="56"/>
     </w:rPr>
   </w:style>
-  <w:style w:type="paragraph" w:styleId="Subtitle">
+  <w:style w:type="paragraph" w:styleId="a5">
     <w:name w:val="Subtitle"/>
-    <w:basedOn w:val="Normal"/>
-    <w:next w:val="Normal"/>
-    <w:link w:val="SubtitleChar"/>
+    <w:basedOn w:val="a"/>
+    <w:next w:val="a"/>
+    <w:link w:val="a6"/>
     <w:uiPriority w:val="11"/>
     <w:qFormat/>
     <w:rsid w:val="004D4C1C"/>
@@ -11024,10 +10323,10 @@
       <w:szCs w:val="28"/>
     </w:rPr>
   </w:style>
-  <w:style w:type="character" w:customStyle="1" w:styleId="SubtitleChar">
-    <w:name w:val="Subtitle Char"/>
-    <w:basedOn w:val="DefaultParagraphFont"/>
-    <w:link w:val="Subtitle"/>
+  <w:style w:type="character" w:customStyle="1" w:styleId="a6">
+    <w:name w:val="副标题 字符"/>
+    <w:basedOn w:val="a0"/>
+    <w:link w:val="a5"/>
     <w:uiPriority w:val="11"/>
     <w:rsid w:val="004D4C1C"/>
     <w:rPr>
@@ -11038,11 +10337,11 @@
       <w:szCs w:val="28"/>
     </w:rPr>
   </w:style>
-  <w:style w:type="paragraph" w:styleId="Quote">
+  <w:style w:type="paragraph" w:styleId="a7">
     <w:name w:val="Quote"/>
-    <w:basedOn w:val="Normal"/>
-    <w:next w:val="Normal"/>
-    <w:link w:val="QuoteChar"/>
+    <w:basedOn w:val="a"/>
+    <w:next w:val="a"/>
+    <w:link w:val="a8"/>
     <w:uiPriority w:val="29"/>
     <w:qFormat/>
     <w:rsid w:val="004D4C1C"/>
@@ -11056,10 +10355,10 @@
       <w:color w:val="404040" w:themeColor="text1" w:themeTint="BF"/>
     </w:rPr>
   </w:style>
-  <w:style w:type="character" w:customStyle="1" w:styleId="QuoteChar">
-    <w:name w:val="Quote Char"/>
-    <w:basedOn w:val="DefaultParagraphFont"/>
-    <w:link w:val="Quote"/>
+  <w:style w:type="character" w:customStyle="1" w:styleId="a8">
+    <w:name w:val="引用 字符"/>
+    <w:basedOn w:val="a0"/>
+    <w:link w:val="a7"/>
     <w:uiPriority w:val="29"/>
     <w:rsid w:val="004D4C1C"/>
     <w:rPr>
@@ -11068,9 +10367,9 @@
       <w:color w:val="404040" w:themeColor="text1" w:themeTint="BF"/>
     </w:rPr>
   </w:style>
-  <w:style w:type="paragraph" w:styleId="ListParagraph">
+  <w:style w:type="paragraph" w:styleId="a9">
     <w:name w:val="List Paragraph"/>
-    <w:basedOn w:val="Normal"/>
+    <w:basedOn w:val="a"/>
     <w:uiPriority w:val="34"/>
     <w:qFormat/>
     <w:rsid w:val="004D4C1C"/>
@@ -11079,9 +10378,9 @@
       <w:contextualSpacing/>
     </w:pPr>
   </w:style>
-  <w:style w:type="character" w:styleId="IntenseEmphasis">
+  <w:style w:type="character" w:styleId="aa">
     <w:name w:val="Intense Emphasis"/>
-    <w:basedOn w:val="DefaultParagraphFont"/>
+    <w:basedOn w:val="a0"/>
     <w:uiPriority w:val="21"/>
     <w:qFormat/>
     <w:rsid w:val="004D4C1C"/>
@@ -11091,11 +10390,11 @@
       <w:color w:val="2F5496" w:themeColor="accent1" w:themeShade="BF"/>
     </w:rPr>
   </w:style>
-  <w:style w:type="paragraph" w:styleId="IntenseQuote">
+  <w:style w:type="paragraph" w:styleId="ab">
     <w:name w:val="Intense Quote"/>
-    <w:basedOn w:val="Normal"/>
-    <w:next w:val="Normal"/>
-    <w:link w:val="IntenseQuoteChar"/>
+    <w:basedOn w:val="a"/>
+    <w:next w:val="a"/>
+    <w:link w:val="ac"/>
     <w:uiPriority w:val="30"/>
     <w:qFormat/>
     <w:rsid w:val="004D4C1C"/>
@@ -11114,10 +10413,10 @@
       <w:color w:val="2F5496" w:themeColor="accent1" w:themeShade="BF"/>
     </w:rPr>
   </w:style>
-  <w:style w:type="character" w:customStyle="1" w:styleId="IntenseQuoteChar">
-    <w:name w:val="Intense Quote Char"/>
-    <w:basedOn w:val="DefaultParagraphFont"/>
-    <w:link w:val="IntenseQuote"/>
+  <w:style w:type="character" w:customStyle="1" w:styleId="ac">
+    <w:name w:val="明显引用 字符"/>
+    <w:basedOn w:val="a0"/>
+    <w:link w:val="ab"/>
     <w:uiPriority w:val="30"/>
     <w:rsid w:val="004D4C1C"/>
     <w:rPr>
@@ -11126,9 +10425,9 @@
       <w:color w:val="2F5496" w:themeColor="accent1" w:themeShade="BF"/>
     </w:rPr>
   </w:style>
-  <w:style w:type="character" w:styleId="IntenseReference">
+  <w:style w:type="character" w:styleId="ad">
     <w:name w:val="Intense Reference"/>
-    <w:basedOn w:val="DefaultParagraphFont"/>
+    <w:basedOn w:val="a0"/>
     <w:uiPriority w:val="32"/>
     <w:qFormat/>
     <w:rsid w:val="004D4C1C"/>
@@ -11140,10 +10439,10 @@
       <w:spacing w:val="5"/>
     </w:rPr>
   </w:style>
-  <w:style w:type="paragraph" w:styleId="Caption">
+  <w:style w:type="paragraph" w:styleId="ae">
     <w:name w:val="caption"/>
-    <w:basedOn w:val="Normal"/>
-    <w:next w:val="Normal"/>
+    <w:basedOn w:val="a"/>
+    <w:next w:val="a"/>
     <w:qFormat/>
     <w:rsid w:val="004D4C1C"/>
     <w:rPr>
@@ -11152,7 +10451,7 @@
       <w:szCs w:val="20"/>
     </w:rPr>
   </w:style>
-  <w:style w:type="character" w:styleId="Strong">
+  <w:style w:type="character" w:styleId="af">
     <w:name w:val="Strong"/>
     <w:qFormat/>
     <w:rsid w:val="004D4C1C"/>
@@ -11161,7 +10460,7 @@
       <w:bCs/>
     </w:rPr>
   </w:style>
-  <w:style w:type="character" w:styleId="SubtleEmphasis">
+  <w:style w:type="character" w:styleId="af0">
     <w:name w:val="Subtle Emphasis"/>
     <w:uiPriority w:val="19"/>
     <w:qFormat/>
@@ -11172,10 +10471,10 @@
       <w:color w:val="404040"/>
     </w:rPr>
   </w:style>
-  <w:style w:type="paragraph" w:styleId="Header">
+  <w:style w:type="paragraph" w:styleId="af1">
     <w:name w:val="header"/>
-    <w:basedOn w:val="Normal"/>
-    <w:link w:val="HeaderChar"/>
+    <w:basedOn w:val="a"/>
+    <w:link w:val="af2"/>
     <w:uiPriority w:val="99"/>
     <w:unhideWhenUsed/>
     <w:rsid w:val="00ED6361"/>
@@ -11193,10 +10492,10 @@
       <w:szCs w:val="18"/>
     </w:rPr>
   </w:style>
-  <w:style w:type="character" w:customStyle="1" w:styleId="HeaderChar">
-    <w:name w:val="Header Char"/>
-    <w:basedOn w:val="DefaultParagraphFont"/>
-    <w:link w:val="Header"/>
+  <w:style w:type="character" w:customStyle="1" w:styleId="af2">
+    <w:name w:val="页眉 字符"/>
+    <w:basedOn w:val="a0"/>
+    <w:link w:val="af1"/>
     <w:uiPriority w:val="99"/>
     <w:rsid w:val="00ED6361"/>
     <w:rPr>
@@ -11205,10 +10504,10 @@
       <w:szCs w:val="18"/>
     </w:rPr>
   </w:style>
-  <w:style w:type="paragraph" w:styleId="Footer">
+  <w:style w:type="paragraph" w:styleId="af3">
     <w:name w:val="footer"/>
-    <w:basedOn w:val="Normal"/>
-    <w:link w:val="FooterChar"/>
+    <w:basedOn w:val="a"/>
+    <w:link w:val="af4"/>
     <w:uiPriority w:val="99"/>
     <w:unhideWhenUsed/>
     <w:rsid w:val="00ED6361"/>
@@ -11226,10 +10525,10 @@
       <w:szCs w:val="18"/>
     </w:rPr>
   </w:style>
-  <w:style w:type="character" w:customStyle="1" w:styleId="FooterChar">
-    <w:name w:val="Footer Char"/>
-    <w:basedOn w:val="DefaultParagraphFont"/>
-    <w:link w:val="Footer"/>
+  <w:style w:type="character" w:customStyle="1" w:styleId="af4">
+    <w:name w:val="页脚 字符"/>
+    <w:basedOn w:val="a0"/>
+    <w:link w:val="af3"/>
     <w:uiPriority w:val="99"/>
     <w:rsid w:val="00ED6361"/>
     <w:rPr>
@@ -11238,9 +10537,9 @@
       <w:szCs w:val="18"/>
     </w:rPr>
   </w:style>
-  <w:style w:type="table" w:styleId="TableGrid">
+  <w:style w:type="table" w:styleId="af5">
     <w:name w:val="Table Grid"/>
-    <w:basedOn w:val="TableNormal"/>
+    <w:basedOn w:val="a1"/>
     <w:uiPriority w:val="39"/>
     <w:rsid w:val="000B13EC"/>
     <w:tblPr>
@@ -11254,9 +10553,9 @@
       </w:tblBorders>
     </w:tblPr>
   </w:style>
-  <w:style w:type="character" w:styleId="HTMLCode">
+  <w:style w:type="character" w:styleId="HTML">
     <w:name w:val="HTML Code"/>
-    <w:basedOn w:val="DefaultParagraphFont"/>
+    <w:basedOn w:val="a0"/>
     <w:uiPriority w:val="99"/>
     <w:semiHidden/>
     <w:unhideWhenUsed/>
